--- a/최종산출물/3. 수행일지/4월수행일지/[2조] 2026_04월_1주차_수행일지(현대이지웰_최종_프로젝트).docx
+++ b/최종산출물/3. 수행일지/4월수행일지/[2조] 2026_04월_1주차_수행일지(현대이지웰_최종_프로젝트).docx
@@ -14,7 +14,6 @@
           <w:szCs w:val="34"/>
         </w:rPr>
       </w:pPr>
-      <w:proofErr w:type="gramStart"/>
       <w:r>
         <w:rPr>
           <w:rFonts w:ascii="맑은 고딕" w:eastAsia="맑은 고딕" w:hAnsi="맑은 고딕" w:cs="맑은 고딕"/>
@@ -33,7 +32,6 @@
         </w:rPr>
         <w:t>4</w:t>
       </w:r>
-      <w:proofErr w:type="gramEnd"/>
       <w:r>
         <w:rPr>
           <w:rFonts w:ascii="맑은 고딕" w:eastAsia="맑은 고딕" w:hAnsi="맑은 고딕" w:cs="맑은 고딕"/>
@@ -59,27 +57,7 @@
           <w:sz w:val="34"/>
           <w:szCs w:val="34"/>
         </w:rPr>
-        <w:t xml:space="preserve">주차 프로젝트 수행 </w:t>
-      </w:r>
-      <w:proofErr w:type="gramStart"/>
-      <w:r>
-        <w:rPr>
-          <w:rFonts w:ascii="맑은 고딕" w:eastAsia="맑은 고딕" w:hAnsi="맑은 고딕" w:cs="맑은 고딕"/>
-          <w:b/>
-          <w:sz w:val="34"/>
-          <w:szCs w:val="34"/>
-        </w:rPr>
-        <w:t>일지 ]</w:t>
-      </w:r>
-      <w:proofErr w:type="gramEnd"/>
-      <w:r>
-        <w:rPr>
-          <w:rFonts w:ascii="맑은 고딕" w:eastAsia="맑은 고딕" w:hAnsi="맑은 고딕" w:cs="맑은 고딕"/>
-          <w:b/>
-          <w:sz w:val="34"/>
-          <w:szCs w:val="34"/>
-        </w:rPr>
-        <w:t xml:space="preserve"> </w:t>
+        <w:t xml:space="preserve">주차 프로젝트 수행 일지 ] </w:t>
       </w:r>
     </w:p>
     <w:p>
@@ -168,7 +146,7 @@
               <w:spacing w:line="240" w:lineRule="auto"/>
               <w:jc w:val="center"/>
               <w:rPr>
-                <w:rFonts w:ascii="맑은 고딕" w:eastAsia="맑은 고딕" w:hAnsi="맑은 고딕" w:cs="맑은 고딕" w:hint="eastAsia"/>
+                <w:rFonts w:ascii="맑은 고딕" w:eastAsia="맑은 고딕" w:hAnsi="맑은 고딕" w:cs="맑은 고딕"/>
                 <w:color w:val="B7B7B7"/>
                 <w:sz w:val="20"/>
                 <w:szCs w:val="20"/>
@@ -194,43 +172,7 @@
                 <w:sz w:val="20"/>
                 <w:szCs w:val="20"/>
               </w:rPr>
-              <w:t>(Data-</w:t>
-            </w:r>
-            <w:proofErr w:type="spellStart"/>
-            <w:r>
-              <w:rPr>
-                <w:rFonts w:ascii="맑은 고딕" w:eastAsia="맑은 고딕" w:hAnsi="맑은 고딕" w:cs="맑은 고딕"/>
-                <w:sz w:val="20"/>
-                <w:szCs w:val="20"/>
-              </w:rPr>
-              <w:t>To</w:t>
-            </w:r>
-            <w:proofErr w:type="spellEnd"/>
-            <w:r>
-              <w:rPr>
-                <w:rFonts w:ascii="맑은 고딕" w:eastAsia="맑은 고딕" w:hAnsi="맑은 고딕" w:cs="맑은 고딕"/>
-                <w:sz w:val="20"/>
-                <w:szCs w:val="20"/>
-              </w:rPr>
-              <w:t>-</w:t>
-            </w:r>
-            <w:proofErr w:type="spellStart"/>
-            <w:r>
-              <w:rPr>
-                <w:rFonts w:ascii="맑은 고딕" w:eastAsia="맑은 고딕" w:hAnsi="맑은 고딕" w:cs="맑은 고딕"/>
-                <w:sz w:val="20"/>
-                <w:szCs w:val="20"/>
-              </w:rPr>
-              <w:t>you</w:t>
-            </w:r>
-            <w:proofErr w:type="spellEnd"/>
-            <w:r>
-              <w:rPr>
-                <w:rFonts w:ascii="맑은 고딕" w:eastAsia="맑은 고딕" w:hAnsi="맑은 고딕" w:cs="맑은 고딕"/>
-                <w:sz w:val="20"/>
-                <w:szCs w:val="20"/>
-              </w:rPr>
-              <w:t>, 사용자를 향한 데이터)</w:t>
+              <w:t>(Data-To-you, 사용자를 향한 데이터)</w:t>
             </w:r>
           </w:p>
         </w:tc>
@@ -267,19 +209,8 @@
                 <w:sz w:val="20"/>
                 <w:szCs w:val="20"/>
               </w:rPr>
-              <w:t xml:space="preserve">프로젝트 </w:t>
-            </w:r>
-            <w:proofErr w:type="spellStart"/>
-            <w:r>
-              <w:rPr>
-                <w:rFonts w:ascii="맑은 고딕" w:eastAsia="맑은 고딕" w:hAnsi="맑은 고딕" w:cs="맑은 고딕"/>
-                <w:b/>
-                <w:sz w:val="20"/>
-                <w:szCs w:val="20"/>
-              </w:rPr>
-              <w:t>팀명</w:t>
-            </w:r>
-            <w:proofErr w:type="spellEnd"/>
+              <w:t>프로젝트 팀명</w:t>
+            </w:r>
           </w:p>
         </w:tc>
         <w:tc>
@@ -299,28 +230,17 @@
               <w:spacing w:line="240" w:lineRule="auto"/>
               <w:jc w:val="center"/>
               <w:rPr>
+                <w:sz w:val="23"/>
+                <w:szCs w:val="23"/>
+              </w:rPr>
+            </w:pPr>
+            <w:r>
+              <w:rPr>
                 <w:rFonts w:hint="eastAsia"/>
                 <w:sz w:val="23"/>
                 <w:szCs w:val="23"/>
               </w:rPr>
-            </w:pPr>
-            <w:proofErr w:type="spellStart"/>
-            <w:r>
-              <w:rPr>
-                <w:rFonts w:hint="eastAsia"/>
-                <w:sz w:val="23"/>
-                <w:szCs w:val="23"/>
-              </w:rPr>
-              <w:t>통모짜</w:t>
-            </w:r>
-            <w:proofErr w:type="spellEnd"/>
-            <w:r>
-              <w:rPr>
-                <w:rFonts w:hint="eastAsia"/>
-                <w:sz w:val="23"/>
-                <w:szCs w:val="23"/>
-              </w:rPr>
-              <w:t xml:space="preserve"> 개발자</w:t>
+              <w:t>통모짜 개발자</w:t>
             </w:r>
           </w:p>
         </w:tc>
@@ -415,43 +335,7 @@
                 <w:sz w:val="20"/>
                 <w:szCs w:val="20"/>
               </w:rPr>
-              <w:t xml:space="preserve"> </w:t>
-            </w:r>
-            <w:proofErr w:type="spellStart"/>
-            <w:r>
-              <w:rPr>
-                <w:rFonts w:ascii="맑은 고딕" w:eastAsia="맑은 고딕" w:hAnsi="맑은 고딕" w:cs="맑은 고딕" w:hint="eastAsia"/>
-                <w:sz w:val="20"/>
-                <w:szCs w:val="20"/>
-              </w:rPr>
-              <w:t>전이레</w:t>
-            </w:r>
-            <w:proofErr w:type="spellEnd"/>
-            <w:r>
-              <w:rPr>
-                <w:rFonts w:ascii="맑은 고딕" w:eastAsia="맑은 고딕" w:hAnsi="맑은 고딕" w:cs="맑은 고딕" w:hint="eastAsia"/>
-                <w:sz w:val="20"/>
-                <w:szCs w:val="20"/>
-              </w:rPr>
-              <w:t xml:space="preserve">, </w:t>
-            </w:r>
-            <w:proofErr w:type="spellStart"/>
-            <w:r>
-              <w:rPr>
-                <w:rFonts w:ascii="맑은 고딕" w:eastAsia="맑은 고딕" w:hAnsi="맑은 고딕" w:cs="맑은 고딕" w:hint="eastAsia"/>
-                <w:sz w:val="20"/>
-                <w:szCs w:val="20"/>
-              </w:rPr>
-              <w:t>정인혁</w:t>
-            </w:r>
-            <w:proofErr w:type="spellEnd"/>
-            <w:r>
-              <w:rPr>
-                <w:rFonts w:ascii="맑은 고딕" w:eastAsia="맑은 고딕" w:hAnsi="맑은 고딕" w:cs="맑은 고딕" w:hint="eastAsia"/>
-                <w:sz w:val="20"/>
-                <w:szCs w:val="20"/>
-              </w:rPr>
-              <w:t>, 김선철</w:t>
+              <w:t xml:space="preserve"> 전이레, 정인혁, 김선철</w:t>
             </w:r>
           </w:p>
         </w:tc>
@@ -883,69 +767,21 @@
                 <w:rFonts w:ascii="맑은 고딕" w:eastAsia="맑은 고딕" w:hAnsi="맑은 고딕" w:cs="맑은 고딕" w:hint="eastAsia"/>
                 <w:bCs/>
               </w:rPr>
-              <w:t xml:space="preserve">요구사항 정의서(담장: </w:t>
-            </w:r>
-            <w:proofErr w:type="spellStart"/>
-            <w:r>
-              <w:rPr>
-                <w:rFonts w:ascii="맑은 고딕" w:eastAsia="맑은 고딕" w:hAnsi="맑은 고딕" w:cs="맑은 고딕" w:hint="eastAsia"/>
-                <w:bCs/>
-              </w:rPr>
-              <w:t>전이레</w:t>
-            </w:r>
-            <w:proofErr w:type="spellEnd"/>
-            <w:r>
-              <w:rPr>
-                <w:rFonts w:ascii="맑은 고딕" w:eastAsia="맑은 고딕" w:hAnsi="맑은 고딕" w:cs="맑은 고딕" w:hint="eastAsia"/>
-                <w:bCs/>
-              </w:rPr>
-              <w:t xml:space="preserve">), </w:t>
-            </w:r>
-            <w:r>
-              <w:rPr>
-                <w:rFonts w:ascii="맑은 고딕" w:eastAsia="맑은 고딕" w:hAnsi="맑은 고딕" w:cs="맑은 고딕"/>
-                <w:bCs/>
-              </w:rPr>
-              <w:t xml:space="preserve">API </w:t>
-            </w:r>
-            <w:proofErr w:type="spellStart"/>
-            <w:r>
-              <w:rPr>
-                <w:rFonts w:ascii="맑은 고딕" w:eastAsia="맑은 고딕" w:hAnsi="맑은 고딕" w:cs="맑은 고딕"/>
-                <w:bCs/>
-              </w:rPr>
-              <w:t>엔드포인트</w:t>
-            </w:r>
-            <w:proofErr w:type="spellEnd"/>
-            <w:r>
-              <w:rPr>
-                <w:rFonts w:ascii="맑은 고딕" w:eastAsia="맑은 고딕" w:hAnsi="맑은 고딕" w:cs="맑은 고딕"/>
-                <w:bCs/>
-              </w:rPr>
-              <w:t xml:space="preserve"> 설계</w:t>
-            </w:r>
-            <w:r>
-              <w:rPr>
-                <w:rFonts w:ascii="맑은 고딕" w:eastAsia="맑은 고딕" w:hAnsi="맑은 고딕" w:cs="맑은 고딕" w:hint="eastAsia"/>
-                <w:bCs/>
-              </w:rPr>
-              <w:t>(담당: 이지수), DB ERD 설계(담당: 이지수)</w:t>
-            </w:r>
-            <w:proofErr w:type="spellStart"/>
-            <w:r>
-              <w:rPr>
-                <w:rFonts w:ascii="맑은 고딕" w:eastAsia="맑은 고딕" w:hAnsi="맑은 고딕" w:cs="맑은 고딕" w:hint="eastAsia"/>
-                <w:bCs/>
-              </w:rPr>
-              <w:t>를</w:t>
-            </w:r>
-            <w:proofErr w:type="spellEnd"/>
-            <w:r>
-              <w:rPr>
-                <w:rFonts w:ascii="맑은 고딕" w:eastAsia="맑은 고딕" w:hAnsi="맑은 고딕" w:cs="맑은 고딕" w:hint="eastAsia"/>
-                <w:bCs/>
-              </w:rPr>
-              <w:t xml:space="preserve"> 작성하였습니다.</w:t>
+              <w:t xml:space="preserve">요구사항 정의서(담장: 전이레), </w:t>
+            </w:r>
+            <w:r>
+              <w:rPr>
+                <w:rFonts w:ascii="맑은 고딕" w:eastAsia="맑은 고딕" w:hAnsi="맑은 고딕" w:cs="맑은 고딕"/>
+                <w:bCs/>
+              </w:rPr>
+              <w:t>API 엔드포인트 설계</w:t>
+            </w:r>
+            <w:r>
+              <w:rPr>
+                <w:rFonts w:ascii="맑은 고딕" w:eastAsia="맑은 고딕" w:hAnsi="맑은 고딕" w:cs="맑은 고딕" w:hint="eastAsia"/>
+                <w:bCs/>
+              </w:rPr>
+              <w:t>(담당: 이지수), DB ERD 설계(담당: 이지수)를 작성하였습니다.</w:t>
             </w:r>
           </w:p>
           <w:p>
@@ -968,23 +804,7 @@
                 <w:bCs/>
               </w:rPr>
               <w:lastRenderedPageBreak/>
-              <w:t>요구사항 정의서에서 정책(</w:t>
-            </w:r>
-            <w:proofErr w:type="spellStart"/>
-            <w:r>
-              <w:rPr>
-                <w:rFonts w:ascii="맑은 고딕" w:eastAsia="맑은 고딕" w:hAnsi="맑은 고딕" w:cs="맑은 고딕" w:hint="eastAsia"/>
-                <w:bCs/>
-              </w:rPr>
-              <w:t>Policy</w:t>
-            </w:r>
-            <w:proofErr w:type="spellEnd"/>
-            <w:r>
-              <w:rPr>
-                <w:rFonts w:ascii="맑은 고딕" w:eastAsia="맑은 고딕" w:hAnsi="맑은 고딕" w:cs="맑은 고딕" w:hint="eastAsia"/>
-                <w:bCs/>
-              </w:rPr>
-              <w:t>)을 회의를 통하여 결정하였습니다.</w:t>
+              <w:t>요구사항 정의서에서 정책(Policy)을 회의를 통하여 결정하였습니다.</w:t>
             </w:r>
           </w:p>
           <w:p>
@@ -1006,87 +826,7 @@
                 <w:rFonts w:ascii="맑은 고딕" w:eastAsia="맑은 고딕" w:hAnsi="맑은 고딕" w:cs="맑은 고딕" w:hint="eastAsia"/>
                 <w:bCs/>
               </w:rPr>
-              <w:t xml:space="preserve">벤치마킹(레퍼런스) </w:t>
-            </w:r>
-            <w:proofErr w:type="spellStart"/>
-            <w:r>
-              <w:rPr>
-                <w:rFonts w:ascii="맑은 고딕" w:eastAsia="맑은 고딕" w:hAnsi="맑은 고딕" w:cs="맑은 고딕" w:hint="eastAsia"/>
-                <w:bCs/>
-              </w:rPr>
-              <w:t>리서칭을</w:t>
-            </w:r>
-            <w:proofErr w:type="spellEnd"/>
-            <w:r>
-              <w:rPr>
-                <w:rFonts w:ascii="맑은 고딕" w:eastAsia="맑은 고딕" w:hAnsi="맑은 고딕" w:cs="맑은 고딕" w:hint="eastAsia"/>
-                <w:bCs/>
-              </w:rPr>
-              <w:t xml:space="preserve"> 진행했습니다(담당자: 김선철, </w:t>
-            </w:r>
-            <w:proofErr w:type="spellStart"/>
-            <w:r>
-              <w:rPr>
-                <w:rFonts w:ascii="맑은 고딕" w:eastAsia="맑은 고딕" w:hAnsi="맑은 고딕" w:cs="맑은 고딕" w:hint="eastAsia"/>
-                <w:bCs/>
-              </w:rPr>
-              <w:t>정인혁</w:t>
-            </w:r>
-            <w:proofErr w:type="spellEnd"/>
-            <w:r>
-              <w:rPr>
-                <w:rFonts w:ascii="맑은 고딕" w:eastAsia="맑은 고딕" w:hAnsi="맑은 고딕" w:cs="맑은 고딕" w:hint="eastAsia"/>
-                <w:bCs/>
-              </w:rPr>
-              <w:t xml:space="preserve">). 벤치마킹 리서치의 결과 </w:t>
-            </w:r>
-            <w:proofErr w:type="spellStart"/>
-            <w:r>
-              <w:rPr>
-                <w:rFonts w:ascii="맑은 고딕" w:eastAsia="맑은 고딕" w:hAnsi="맑은 고딕" w:cs="맑은 고딕" w:hint="eastAsia"/>
-                <w:bCs/>
-              </w:rPr>
-              <w:t>쿠팡</w:t>
-            </w:r>
-            <w:proofErr w:type="spellEnd"/>
-            <w:r>
-              <w:rPr>
-                <w:rFonts w:ascii="맑은 고딕" w:eastAsia="맑은 고딕" w:hAnsi="맑은 고딕" w:cs="맑은 고딕" w:hint="eastAsia"/>
-                <w:bCs/>
-              </w:rPr>
-              <w:t xml:space="preserve"> 및 </w:t>
-            </w:r>
-            <w:proofErr w:type="spellStart"/>
-            <w:r>
-              <w:rPr>
-                <w:rFonts w:ascii="맑은 고딕" w:eastAsia="맑은 고딕" w:hAnsi="맑은 고딕" w:cs="맑은 고딕" w:hint="eastAsia"/>
-                <w:bCs/>
-              </w:rPr>
-              <w:t>테무</w:t>
-            </w:r>
-            <w:proofErr w:type="spellEnd"/>
-            <w:r>
-              <w:rPr>
-                <w:rFonts w:ascii="맑은 고딕" w:eastAsia="맑은 고딕" w:hAnsi="맑은 고딕" w:cs="맑은 고딕" w:hint="eastAsia"/>
-                <w:bCs/>
-              </w:rPr>
-              <w:t xml:space="preserve">, 그리고 </w:t>
-            </w:r>
-            <w:proofErr w:type="spellStart"/>
-            <w:r>
-              <w:rPr>
-                <w:rFonts w:ascii="맑은 고딕" w:eastAsia="맑은 고딕" w:hAnsi="맑은 고딕" w:cs="맑은 고딕" w:hint="eastAsia"/>
-                <w:bCs/>
-              </w:rPr>
-              <w:t>lifepick의</w:t>
-            </w:r>
-            <w:proofErr w:type="spellEnd"/>
-            <w:r>
-              <w:rPr>
-                <w:rFonts w:ascii="맑은 고딕" w:eastAsia="맑은 고딕" w:hAnsi="맑은 고딕" w:cs="맑은 고딕" w:hint="eastAsia"/>
-                <w:bCs/>
-              </w:rPr>
-              <w:t xml:space="preserve"> 구성 스타일을 절충하여 사용하기로 결정하였습니다.</w:t>
+              <w:t>벤치마킹(레퍼런스) 리서칭을 진행했습니다(담당자: 김선철, 정인혁). 벤치마킹 리서치의 결과 쿠팡 및 테무, 그리고 lifepick의 구성 스타일을 절충하여 사용하기로 결정하였습니다.</w:t>
             </w:r>
           </w:p>
           <w:p>
@@ -1152,23 +892,7 @@
                 <w:rFonts w:ascii="맑은 고딕" w:eastAsia="맑은 고딕" w:hAnsi="맑은 고딕" w:cs="맑은 고딕" w:hint="eastAsia"/>
                 <w:bCs/>
               </w:rPr>
-              <w:t xml:space="preserve">상품 및 </w:t>
-            </w:r>
-            <w:proofErr w:type="spellStart"/>
-            <w:r>
-              <w:rPr>
-                <w:rFonts w:ascii="맑은 고딕" w:eastAsia="맑은 고딕" w:hAnsi="맑은 고딕" w:cs="맑은 고딕" w:hint="eastAsia"/>
-                <w:bCs/>
-              </w:rPr>
-              <w:t>이커머스</w:t>
-            </w:r>
-            <w:proofErr w:type="spellEnd"/>
-            <w:r>
-              <w:rPr>
-                <w:rFonts w:ascii="맑은 고딕" w:eastAsia="맑은 고딕" w:hAnsi="맑은 고딕" w:cs="맑은 고딕" w:hint="eastAsia"/>
-                <w:bCs/>
-              </w:rPr>
-              <w:t xml:space="preserve"> </w:t>
+              <w:t xml:space="preserve">상품 및 이커머스 </w:t>
             </w:r>
             <w:r>
               <w:rPr>
@@ -1182,17 +906,8 @@
                 <w:rFonts w:ascii="맑은 고딕" w:eastAsia="맑은 고딕" w:hAnsi="맑은 고딕" w:cs="맑은 고딕" w:hint="eastAsia"/>
                 <w:bCs/>
               </w:rPr>
-              <w:t xml:space="preserve">: </w:t>
-            </w:r>
-            <w:proofErr w:type="spellStart"/>
-            <w:r>
-              <w:rPr>
-                <w:rFonts w:ascii="맑은 고딕" w:eastAsia="맑은 고딕" w:hAnsi="맑은 고딕" w:cs="맑은 고딕" w:hint="eastAsia"/>
-                <w:bCs/>
-              </w:rPr>
-              <w:t>정인혁</w:t>
-            </w:r>
-            <w:proofErr w:type="spellEnd"/>
+              <w:t>: 정인혁</w:t>
+            </w:r>
           </w:p>
           <w:p>
             <w:pPr>
@@ -1227,17 +942,8 @@
                 <w:rFonts w:ascii="맑은 고딕" w:eastAsia="맑은 고딕" w:hAnsi="맑은 고딕" w:cs="맑은 고딕" w:hint="eastAsia"/>
                 <w:bCs/>
               </w:rPr>
-              <w:t xml:space="preserve">: </w:t>
-            </w:r>
-            <w:proofErr w:type="spellStart"/>
-            <w:r>
-              <w:rPr>
-                <w:rFonts w:ascii="맑은 고딕" w:eastAsia="맑은 고딕" w:hAnsi="맑은 고딕" w:cs="맑은 고딕" w:hint="eastAsia"/>
-                <w:bCs/>
-              </w:rPr>
-              <w:t>전이레</w:t>
-            </w:r>
-            <w:proofErr w:type="spellEnd"/>
+              <w:t>: 전이레</w:t>
+            </w:r>
           </w:p>
           <w:p>
             <w:pPr>
@@ -1294,23 +1000,7 @@
                 <w:rFonts w:ascii="맑은 고딕" w:eastAsia="맑은 고딕" w:hAnsi="맑은 고딕" w:cs="맑은 고딕" w:hint="eastAsia"/>
                 <w:bCs/>
               </w:rPr>
-              <w:t xml:space="preserve">사이트 맵 생성(담당자: </w:t>
-            </w:r>
-            <w:proofErr w:type="spellStart"/>
-            <w:r>
-              <w:rPr>
-                <w:rFonts w:ascii="맑은 고딕" w:eastAsia="맑은 고딕" w:hAnsi="맑은 고딕" w:cs="맑은 고딕" w:hint="eastAsia"/>
-                <w:bCs/>
-              </w:rPr>
-              <w:t>정인혁</w:t>
-            </w:r>
-            <w:proofErr w:type="spellEnd"/>
-            <w:r>
-              <w:rPr>
-                <w:rFonts w:ascii="맑은 고딕" w:eastAsia="맑은 고딕" w:hAnsi="맑은 고딕" w:cs="맑은 고딕" w:hint="eastAsia"/>
-                <w:bCs/>
-              </w:rPr>
-              <w:t>)을 하였습니다.</w:t>
+              <w:t>사이트 맵 생성(담당자: 정인혁)을 하였습니다.</w:t>
             </w:r>
           </w:p>
           <w:p>
@@ -1368,39 +1058,7 @@
                 <w:rFonts w:ascii="맑은 고딕" w:eastAsia="맑은 고딕" w:hAnsi="맑은 고딕" w:cs="맑은 고딕" w:hint="eastAsia"/>
                 <w:bCs/>
               </w:rPr>
-              <w:t xml:space="preserve">작성(담당자: </w:t>
-            </w:r>
-            <w:proofErr w:type="spellStart"/>
-            <w:r>
-              <w:rPr>
-                <w:rFonts w:ascii="맑은 고딕" w:eastAsia="맑은 고딕" w:hAnsi="맑은 고딕" w:cs="맑은 고딕" w:hint="eastAsia"/>
-                <w:bCs/>
-              </w:rPr>
-              <w:t>전이레</w:t>
-            </w:r>
-            <w:proofErr w:type="spellEnd"/>
-            <w:r>
-              <w:rPr>
-                <w:rFonts w:ascii="맑은 고딕" w:eastAsia="맑은 고딕" w:hAnsi="맑은 고딕" w:cs="맑은 고딕" w:hint="eastAsia"/>
-                <w:bCs/>
-              </w:rPr>
-              <w:t xml:space="preserve">) 및 WBS 작성(담당자: </w:t>
-            </w:r>
-            <w:proofErr w:type="spellStart"/>
-            <w:r>
-              <w:rPr>
-                <w:rFonts w:ascii="맑은 고딕" w:eastAsia="맑은 고딕" w:hAnsi="맑은 고딕" w:cs="맑은 고딕" w:hint="eastAsia"/>
-                <w:bCs/>
-              </w:rPr>
-              <w:t>전이레</w:t>
-            </w:r>
-            <w:proofErr w:type="spellEnd"/>
-            <w:r>
-              <w:rPr>
-                <w:rFonts w:ascii="맑은 고딕" w:eastAsia="맑은 고딕" w:hAnsi="맑은 고딕" w:cs="맑은 고딕" w:hint="eastAsia"/>
-                <w:bCs/>
-              </w:rPr>
-              <w:t>)을 하였습니다.</w:t>
+              <w:t>작성(담당자: 전이레) 및 WBS 작성(담당자: 전이레)을 하였습니다.</w:t>
             </w:r>
           </w:p>
           <w:p>
@@ -1413,73 +1071,16 @@
               <w:spacing w:before="240" w:after="240"/>
               <w:ind w:leftChars="0"/>
               <w:rPr>
-                <w:rFonts w:ascii="맑은 고딕" w:eastAsia="맑은 고딕" w:hAnsi="맑은 고딕" w:cs="맑은 고딕" w:hint="eastAsia"/>
+                <w:rFonts w:ascii="맑은 고딕" w:eastAsia="맑은 고딕" w:hAnsi="맑은 고딕" w:cs="맑은 고딕"/>
                 <w:bCs/>
               </w:rPr>
             </w:pPr>
-            <w:proofErr w:type="spellStart"/>
-            <w:r>
-              <w:rPr>
-                <w:rFonts w:ascii="맑은 고딕" w:eastAsia="맑은 고딕" w:hAnsi="맑은 고딕" w:cs="맑은 고딕" w:hint="eastAsia"/>
-                <w:bCs/>
-              </w:rPr>
-              <w:t>깃허브</w:t>
-            </w:r>
-            <w:proofErr w:type="spellEnd"/>
-            <w:r>
-              <w:rPr>
-                <w:rFonts w:ascii="맑은 고딕" w:eastAsia="맑은 고딕" w:hAnsi="맑은 고딕" w:cs="맑은 고딕" w:hint="eastAsia"/>
-                <w:bCs/>
-              </w:rPr>
-              <w:t xml:space="preserve"> 규칙(</w:t>
-            </w:r>
-            <w:proofErr w:type="spellStart"/>
-            <w:r>
-              <w:rPr>
-                <w:rFonts w:ascii="맑은 고딕" w:eastAsia="맑은 고딕" w:hAnsi="맑은 고딕" w:cs="맑은 고딕" w:hint="eastAsia"/>
-                <w:bCs/>
-              </w:rPr>
-              <w:t>브랜치</w:t>
-            </w:r>
-            <w:proofErr w:type="spellEnd"/>
-            <w:r>
-              <w:rPr>
-                <w:rFonts w:ascii="맑은 고딕" w:eastAsia="맑은 고딕" w:hAnsi="맑은 고딕" w:cs="맑은 고딕" w:hint="eastAsia"/>
-                <w:bCs/>
-              </w:rPr>
-              <w:t>/</w:t>
-            </w:r>
-            <w:proofErr w:type="spellStart"/>
-            <w:r>
-              <w:rPr>
-                <w:rFonts w:ascii="맑은 고딕" w:eastAsia="맑은 고딕" w:hAnsi="맑은 고딕" w:cs="맑은 고딕" w:hint="eastAsia"/>
-                <w:bCs/>
-              </w:rPr>
-              <w:t>커밋</w:t>
-            </w:r>
-            <w:proofErr w:type="spellEnd"/>
-            <w:r>
-              <w:rPr>
-                <w:rFonts w:ascii="맑은 고딕" w:eastAsia="맑은 고딕" w:hAnsi="맑은 고딕" w:cs="맑은 고딕" w:hint="eastAsia"/>
-                <w:bCs/>
-              </w:rPr>
-              <w:t xml:space="preserve"> 메시지)을 </w:t>
-            </w:r>
-            <w:proofErr w:type="spellStart"/>
-            <w:r>
-              <w:rPr>
-                <w:rFonts w:ascii="맑은 고딕" w:eastAsia="맑은 고딕" w:hAnsi="맑은 고딕" w:cs="맑은 고딕" w:hint="eastAsia"/>
-                <w:bCs/>
-              </w:rPr>
-              <w:t>정해두었습니다</w:t>
-            </w:r>
-            <w:proofErr w:type="spellEnd"/>
-            <w:r>
-              <w:rPr>
-                <w:rFonts w:ascii="맑은 고딕" w:eastAsia="맑은 고딕" w:hAnsi="맑은 고딕" w:cs="맑은 고딕" w:hint="eastAsia"/>
-                <w:bCs/>
-              </w:rPr>
-              <w:t>.</w:t>
+            <w:r>
+              <w:rPr>
+                <w:rFonts w:ascii="맑은 고딕" w:eastAsia="맑은 고딕" w:hAnsi="맑은 고딕" w:cs="맑은 고딕" w:hint="eastAsia"/>
+                <w:bCs/>
+              </w:rPr>
+              <w:t>깃허브 규칙(브랜치/커밋 메시지)을 정해두었습니다.</w:t>
             </w:r>
           </w:p>
         </w:tc>
@@ -1530,21 +1131,12 @@
                 <w:bCs/>
               </w:rPr>
             </w:pPr>
-            <w:proofErr w:type="spellStart"/>
-            <w:r>
-              <w:rPr>
-                <w:rFonts w:ascii="맑은 고딕" w:eastAsia="맑은 고딕" w:hAnsi="맑은 고딕" w:cs="맑은 고딕" w:hint="eastAsia"/>
-                <w:bCs/>
-              </w:rPr>
-              <w:t>엔드포인트</w:t>
-            </w:r>
-            <w:proofErr w:type="spellEnd"/>
-            <w:r>
-              <w:rPr>
-                <w:rFonts w:ascii="맑은 고딕" w:eastAsia="맑은 고딕" w:hAnsi="맑은 고딕" w:cs="맑은 고딕" w:hint="eastAsia"/>
-                <w:bCs/>
-              </w:rPr>
-              <w:t xml:space="preserve"> 확정</w:t>
+            <w:r>
+              <w:rPr>
+                <w:rFonts w:ascii="맑은 고딕" w:eastAsia="맑은 고딕" w:hAnsi="맑은 고딕" w:cs="맑은 고딕" w:hint="eastAsia"/>
+                <w:bCs/>
+              </w:rPr>
+              <w:t>엔드포인트 확정</w:t>
             </w:r>
           </w:p>
           <w:p>
@@ -1566,37 +1158,7 @@
                 <w:rFonts w:ascii="맑은 고딕" w:eastAsia="맑은 고딕" w:hAnsi="맑은 고딕" w:cs="맑은 고딕" w:hint="eastAsia"/>
                 <w:bCs/>
               </w:rPr>
-              <w:t>[</w:t>
-            </w:r>
-            <w:proofErr w:type="spellStart"/>
-            <w:r>
-              <w:rPr>
-                <w:rFonts w:ascii="맑은 고딕" w:eastAsia="맑은 고딕" w:hAnsi="맑은 고딕" w:cs="맑은 고딕" w:hint="eastAsia"/>
-                <w:bCs/>
-              </w:rPr>
-              <w:t>백엔드</w:t>
-            </w:r>
-            <w:proofErr w:type="spellEnd"/>
-            <w:r>
-              <w:rPr>
-                <w:rFonts w:ascii="맑은 고딕" w:eastAsia="맑은 고딕" w:hAnsi="맑은 고딕" w:cs="맑은 고딕" w:hint="eastAsia"/>
-                <w:bCs/>
-              </w:rPr>
-              <w:t xml:space="preserve">] </w:t>
-            </w:r>
-            <w:r>
-              <w:rPr>
-                <w:rFonts w:ascii="맑은 고딕" w:eastAsia="맑은 고딕" w:hAnsi="맑은 고딕" w:cs="맑은 고딕" w:hint="eastAsia"/>
-                <w:bCs/>
-              </w:rPr>
-              <w:t>ERD 설계 확정</w:t>
-            </w:r>
-            <w:r>
-              <w:rPr>
-                <w:rFonts w:ascii="맑은 고딕" w:eastAsia="맑은 고딕" w:hAnsi="맑은 고딕" w:cs="맑은 고딕" w:hint="eastAsia"/>
-                <w:bCs/>
-              </w:rPr>
-              <w:t xml:space="preserve">, </w:t>
+              <w:t xml:space="preserve">[백엔드] ERD 설계 확정, </w:t>
             </w:r>
             <w:r>
               <w:rPr>
@@ -1625,23 +1187,7 @@
                 <w:rFonts w:ascii="맑은 고딕" w:eastAsia="맑은 고딕" w:hAnsi="맑은 고딕" w:cs="맑은 고딕" w:hint="eastAsia"/>
                 <w:bCs/>
               </w:rPr>
-              <w:t>[</w:t>
-            </w:r>
-            <w:proofErr w:type="spellStart"/>
-            <w:r>
-              <w:rPr>
-                <w:rFonts w:ascii="맑은 고딕" w:eastAsia="맑은 고딕" w:hAnsi="맑은 고딕" w:cs="맑은 고딕" w:hint="eastAsia"/>
-                <w:bCs/>
-              </w:rPr>
-              <w:t>백엔드</w:t>
-            </w:r>
-            <w:proofErr w:type="spellEnd"/>
-            <w:r>
-              <w:rPr>
-                <w:rFonts w:ascii="맑은 고딕" w:eastAsia="맑은 고딕" w:hAnsi="맑은 고딕" w:cs="맑은 고딕" w:hint="eastAsia"/>
-                <w:bCs/>
-              </w:rPr>
-              <w:t xml:space="preserve">] </w:t>
+              <w:t xml:space="preserve">[백엔드] </w:t>
             </w:r>
             <w:r>
               <w:rPr>
@@ -1670,78 +1216,14 @@
                 <w:rFonts w:ascii="맑은 고딕" w:eastAsia="맑은 고딕" w:hAnsi="맑은 고딕" w:cs="맑은 고딕" w:hint="eastAsia"/>
                 <w:bCs/>
               </w:rPr>
-              <w:t>[</w:t>
-            </w:r>
-            <w:proofErr w:type="spellStart"/>
-            <w:r>
-              <w:rPr>
-                <w:rFonts w:ascii="맑은 고딕" w:eastAsia="맑은 고딕" w:hAnsi="맑은 고딕" w:cs="맑은 고딕" w:hint="eastAsia"/>
-                <w:bCs/>
-              </w:rPr>
-              <w:t>프런트엔드</w:t>
-            </w:r>
-            <w:proofErr w:type="spellEnd"/>
-            <w:r>
-              <w:rPr>
-                <w:rFonts w:ascii="맑은 고딕" w:eastAsia="맑은 고딕" w:hAnsi="맑은 고딕" w:cs="맑은 고딕" w:hint="eastAsia"/>
-                <w:bCs/>
-              </w:rPr>
-              <w:t xml:space="preserve">] </w:t>
-            </w:r>
-            <w:r>
-              <w:rPr>
-                <w:rFonts w:ascii="맑은 고딕" w:eastAsia="맑은 고딕" w:hAnsi="맑은 고딕" w:cs="맑은 고딕"/>
-                <w:bCs/>
-              </w:rPr>
-              <w:t xml:space="preserve">공통 </w:t>
-            </w:r>
-            <w:proofErr w:type="spellStart"/>
-            <w:r>
-              <w:rPr>
-                <w:rFonts w:ascii="맑은 고딕" w:eastAsia="맑은 고딕" w:hAnsi="맑은 고딕" w:cs="맑은 고딕"/>
-                <w:bCs/>
-              </w:rPr>
-              <w:t>컴포넌트Header</w:t>
-            </w:r>
-            <w:proofErr w:type="spellEnd"/>
-            <w:r>
-              <w:rPr>
-                <w:rFonts w:ascii="맑은 고딕" w:eastAsia="맑은 고딕" w:hAnsi="맑은 고딕" w:cs="맑은 고딕"/>
-                <w:bCs/>
-              </w:rPr>
-              <w:t xml:space="preserve">, </w:t>
-            </w:r>
-            <w:proofErr w:type="spellStart"/>
-            <w:r>
-              <w:rPr>
-                <w:rFonts w:ascii="맑은 고딕" w:eastAsia="맑은 고딕" w:hAnsi="맑은 고딕" w:cs="맑은 고딕"/>
-                <w:bCs/>
-              </w:rPr>
-              <w:t>Footer</w:t>
-            </w:r>
-            <w:proofErr w:type="spellEnd"/>
-            <w:r>
-              <w:rPr>
-                <w:rFonts w:ascii="맑은 고딕" w:eastAsia="맑은 고딕" w:hAnsi="맑은 고딕" w:cs="맑은 고딕"/>
-                <w:bCs/>
-              </w:rPr>
-              <w:t xml:space="preserve">, </w:t>
-            </w:r>
-            <w:proofErr w:type="spellStart"/>
-            <w:r>
-              <w:rPr>
-                <w:rFonts w:ascii="맑은 고딕" w:eastAsia="맑은 고딕" w:hAnsi="맑은 고딕" w:cs="맑은 고딕"/>
-                <w:bCs/>
-              </w:rPr>
-              <w:t>Button</w:t>
-            </w:r>
-            <w:proofErr w:type="spellEnd"/>
-            <w:r>
-              <w:rPr>
-                <w:rFonts w:ascii="맑은 고딕" w:eastAsia="맑은 고딕" w:hAnsi="맑은 고딕" w:cs="맑은 고딕"/>
-                <w:bCs/>
-              </w:rPr>
-              <w:t xml:space="preserve"> 제작 및 라우팅 환경 설정</w:t>
+              <w:t xml:space="preserve">[프런트엔드] </w:t>
+            </w:r>
+            <w:r>
+              <w:rPr>
+                <w:rFonts w:ascii="맑은 고딕" w:eastAsia="맑은 고딕" w:hAnsi="맑은 고딕" w:cs="맑은 고딕"/>
+                <w:bCs/>
+              </w:rPr>
+              <w:t>공통 컴포넌트Header, Footer, Button 제작 및 라우팅 환경 설정</w:t>
             </w:r>
           </w:p>
           <w:p>
@@ -1754,7 +1236,7 @@
               <w:spacing w:before="240" w:after="240"/>
               <w:ind w:leftChars="0"/>
               <w:rPr>
-                <w:rFonts w:ascii="맑은 고딕" w:eastAsia="맑은 고딕" w:hAnsi="맑은 고딕" w:cs="맑은 고딕" w:hint="eastAsia"/>
+                <w:rFonts w:ascii="맑은 고딕" w:eastAsia="맑은 고딕" w:hAnsi="맑은 고딕" w:cs="맑은 고딕"/>
                 <w:bCs/>
               </w:rPr>
             </w:pPr>
@@ -1771,6 +1253,50 @@
                 <w:bCs/>
               </w:rPr>
               <w:t>의 프로토타입 퍼블리싱</w:t>
+            </w:r>
+          </w:p>
+          <w:p>
+            <w:pPr>
+              <w:pStyle w:val="affffffb"/>
+              <w:numPr>
+                <w:ilvl w:val="0"/>
+                <w:numId w:val="1"/>
+              </w:numPr>
+              <w:spacing w:before="240" w:after="240"/>
+              <w:ind w:leftChars="0"/>
+              <w:rPr>
+                <w:rFonts w:ascii="맑은 고딕" w:eastAsia="맑은 고딕" w:hAnsi="맑은 고딕" w:cs="맑은 고딕"/>
+                <w:bCs/>
+              </w:rPr>
+            </w:pPr>
+            <w:r>
+              <w:rPr>
+                <w:rFonts w:ascii="맑은 고딕" w:eastAsia="맑은 고딕" w:hAnsi="맑은 고딕" w:cs="맑은 고딕"/>
+                <w:bCs/>
+              </w:rPr>
+              <w:t>접근성 체크리스트 적용 기준 수립</w:t>
+            </w:r>
+          </w:p>
+          <w:p>
+            <w:pPr>
+              <w:pStyle w:val="affffffb"/>
+              <w:numPr>
+                <w:ilvl w:val="0"/>
+                <w:numId w:val="1"/>
+              </w:numPr>
+              <w:spacing w:before="240" w:after="240"/>
+              <w:ind w:leftChars="0"/>
+              <w:rPr>
+                <w:rFonts w:ascii="맑은 고딕" w:eastAsia="맑은 고딕" w:hAnsi="맑은 고딕" w:cs="맑은 고딕"/>
+                <w:bCs/>
+              </w:rPr>
+            </w:pPr>
+            <w:r>
+              <w:rPr>
+                <w:rFonts w:ascii="맑은 고딕" w:eastAsia="맑은 고딕" w:hAnsi="맑은 고딕" w:cs="맑은 고딕" w:hint="eastAsia"/>
+                <w:bCs/>
+              </w:rPr>
+              <w:t>발표자 및 PPT 제작자 결정</w:t>
             </w:r>
           </w:p>
         </w:tc>
@@ -1845,7 +1371,7 @@
             <w:pPr>
               <w:spacing w:before="240" w:after="240"/>
               <w:rPr>
-                <w:rFonts w:ascii="맑은 고딕" w:eastAsia="맑은 고딕" w:hAnsi="맑은 고딕" w:cs="맑은 고딕" w:hint="eastAsia"/>
+                <w:rFonts w:ascii="맑은 고딕" w:eastAsia="맑은 고딕" w:hAnsi="맑은 고딕" w:cs="맑은 고딕"/>
                 <w:bCs/>
               </w:rPr>
             </w:pPr>
@@ -1879,6 +1405,56 @@
     </w:sectPr>
   </w:body>
 </w:document>
+</file>
+
+<file path=word/endnotes.xml><?xml version="1.0" encoding="utf-8"?>
+<w:endnotes xmlns:wpc="http://schemas.microsoft.com/office/word/2010/wordprocessingCanvas" xmlns:cx="http://schemas.microsoft.com/office/drawing/2014/chartex" xmlns:cx1="http://schemas.microsoft.com/office/drawing/2015/9/8/chartex" xmlns:cx2="http://schemas.microsoft.com/office/drawing/2015/10/21/chartex" xmlns:cx3="http://schemas.microsoft.com/office/drawing/2016/5/9/chartex" xmlns:cx4="http://schemas.microsoft.com/office/drawing/2016/5/10/chartex" xmlns:cx5="http://schemas.microsoft.com/office/drawing/2016/5/11/chartex" xmlns:cx6="http://schemas.microsoft.com/office/drawing/2016/5/12/chartex" xmlns:cx7="http://schemas.microsoft.com/office/drawing/2016/5/13/chartex" xmlns:cx8="http://schemas.microsoft.com/office/drawing/2016/5/14/chartex" xmlns:mc="http://schemas.openxmlformats.org/markup-compatibility/2006" xmlns:aink="http://schemas.microsoft.com/office/drawing/2016/ink" xmlns:am3d="http://schemas.microsoft.com/office/drawing/2017/model3d" xmlns:o="urn:schemas-microsoft-com:office:office" xmlns:oel="http://schemas.microsoft.com/office/2019/extlst" xmlns:r="http://schemas.openxmlformats.org/officeDocument/2006/relationships" xmlns:m="http://schemas.openxmlformats.org/officeDocument/2006/math" xmlns:v="urn:schemas-microsoft-com:vml" xmlns:wp14="http://schemas.microsoft.com/office/word/2010/wordprocessingDrawing" xmlns:wp="http://schemas.openxmlformats.org/drawingml/2006/wordprocessingDrawing" xmlns:w10="urn:schemas-microsoft-com:office:word" xmlns:w="http://schemas.openxmlformats.org/wordprocessingml/2006/main" xmlns:w14="http://schemas.microsoft.com/office/word/2010/wordml" xmlns:w15="http://schemas.microsoft.com/office/word/2012/wordml" xmlns:w16cex="http://schemas.microsoft.com/office/word/2018/wordml/cex" xmlns:w16cid="http://schemas.microsoft.com/office/word/2016/wordml/cid" xmlns:w16="http://schemas.microsoft.com/office/word/2018/wordml" xmlns:w16du="http://schemas.microsoft.com/office/word/2023/wordml/word16du" xmlns:w16sdtdh="http://schemas.microsoft.com/office/word/2020/wordml/sdtdatahash" xmlns:w16sdtfl="http://schemas.microsoft.com/office/word/2024/wordml/sdtformatlock" xmlns:w16se="http://schemas.microsoft.com/office/word/2015/wordml/symex" xmlns:wpg="http://schemas.microsoft.com/office/word/2010/wordprocessingGroup" xmlns:wpi="http://schemas.microsoft.com/office/word/2010/wordprocessingInk" xmlns:wne="http://schemas.microsoft.com/office/word/2006/wordml" xmlns:wps="http://schemas.microsoft.com/office/word/2010/wordprocessingShape" mc:Ignorable="w14 w15 w16se w16cid w16 w16cex w16sdtdh w16sdtfl w16du wp14">
+  <w:endnote w:type="separator" w:id="-1">
+    <w:p>
+      <w:pPr>
+        <w:spacing w:line="240" w:lineRule="auto"/>
+      </w:pPr>
+      <w:r>
+        <w:separator/>
+      </w:r>
+    </w:p>
+  </w:endnote>
+  <w:endnote w:type="continuationSeparator" w:id="0">
+    <w:p>
+      <w:pPr>
+        <w:spacing w:line="240" w:lineRule="auto"/>
+      </w:pPr>
+      <w:r>
+        <w:continuationSeparator/>
+      </w:r>
+    </w:p>
+  </w:endnote>
+</w:endnotes>
+</file>
+
+<file path=word/footnotes.xml><?xml version="1.0" encoding="utf-8"?>
+<w:footnotes xmlns:wpc="http://schemas.microsoft.com/office/word/2010/wordprocessingCanvas" xmlns:cx="http://schemas.microsoft.com/office/drawing/2014/chartex" xmlns:cx1="http://schemas.microsoft.com/office/drawing/2015/9/8/chartex" xmlns:cx2="http://schemas.microsoft.com/office/drawing/2015/10/21/chartex" xmlns:cx3="http://schemas.microsoft.com/office/drawing/2016/5/9/chartex" xmlns:cx4="http://schemas.microsoft.com/office/drawing/2016/5/10/chartex" xmlns:cx5="http://schemas.microsoft.com/office/drawing/2016/5/11/chartex" xmlns:cx6="http://schemas.microsoft.com/office/drawing/2016/5/12/chartex" xmlns:cx7="http://schemas.microsoft.com/office/drawing/2016/5/13/chartex" xmlns:cx8="http://schemas.microsoft.com/office/drawing/2016/5/14/chartex" xmlns:mc="http://schemas.openxmlformats.org/markup-compatibility/2006" xmlns:aink="http://schemas.microsoft.com/office/drawing/2016/ink" xmlns:am3d="http://schemas.microsoft.com/office/drawing/2017/model3d" xmlns:o="urn:schemas-microsoft-com:office:office" xmlns:oel="http://schemas.microsoft.com/office/2019/extlst" xmlns:r="http://schemas.openxmlformats.org/officeDocument/2006/relationships" xmlns:m="http://schemas.openxmlformats.org/officeDocument/2006/math" xmlns:v="urn:schemas-microsoft-com:vml" xmlns:wp14="http://schemas.microsoft.com/office/word/2010/wordprocessingDrawing" xmlns:wp="http://schemas.openxmlformats.org/drawingml/2006/wordprocessingDrawing" xmlns:w10="urn:schemas-microsoft-com:office:word" xmlns:w="http://schemas.openxmlformats.org/wordprocessingml/2006/main" xmlns:w14="http://schemas.microsoft.com/office/word/2010/wordml" xmlns:w15="http://schemas.microsoft.com/office/word/2012/wordml" xmlns:w16cex="http://schemas.microsoft.com/office/word/2018/wordml/cex" xmlns:w16cid="http://schemas.microsoft.com/office/word/2016/wordml/cid" xmlns:w16="http://schemas.microsoft.com/office/word/2018/wordml" xmlns:w16du="http://schemas.microsoft.com/office/word/2023/wordml/word16du" xmlns:w16sdtdh="http://schemas.microsoft.com/office/word/2020/wordml/sdtdatahash" xmlns:w16sdtfl="http://schemas.microsoft.com/office/word/2024/wordml/sdtformatlock" xmlns:w16se="http://schemas.microsoft.com/office/word/2015/wordml/symex" xmlns:wpg="http://schemas.microsoft.com/office/word/2010/wordprocessingGroup" xmlns:wpi="http://schemas.microsoft.com/office/word/2010/wordprocessingInk" xmlns:wne="http://schemas.microsoft.com/office/word/2006/wordml" xmlns:wps="http://schemas.microsoft.com/office/word/2010/wordprocessingShape" mc:Ignorable="w14 w15 w16se w16cid w16 w16cex w16sdtdh w16sdtfl w16du wp14">
+  <w:footnote w:type="separator" w:id="-1">
+    <w:p>
+      <w:pPr>
+        <w:spacing w:line="240" w:lineRule="auto"/>
+      </w:pPr>
+      <w:r>
+        <w:separator/>
+      </w:r>
+    </w:p>
+  </w:footnote>
+  <w:footnote w:type="continuationSeparator" w:id="0">
+    <w:p>
+      <w:pPr>
+        <w:spacing w:line="240" w:lineRule="auto"/>
+      </w:pPr>
+      <w:r>
+        <w:continuationSeparator/>
+      </w:r>
+    </w:p>
+  </w:footnote>
+</w:footnotes>
 </file>
 
 <file path=word/numbering.xml><?xml version="1.0" encoding="utf-8"?>
@@ -3982,6 +3558,50 @@
       <w:ind w:leftChars="400" w:left="800"/>
     </w:pPr>
   </w:style>
+  <w:style w:type="paragraph" w:styleId="affffffc">
+    <w:name w:val="header"/>
+    <w:basedOn w:val="a"/>
+    <w:link w:val="Char"/>
+    <w:uiPriority w:val="99"/>
+    <w:unhideWhenUsed/>
+    <w:rsid w:val="00447D26"/>
+    <w:pPr>
+      <w:tabs>
+        <w:tab w:val="center" w:pos="4513"/>
+        <w:tab w:val="right" w:pos="9026"/>
+      </w:tabs>
+      <w:snapToGrid w:val="0"/>
+    </w:pPr>
+  </w:style>
+  <w:style w:type="character" w:customStyle="1" w:styleId="Char">
+    <w:name w:val="머리글 Char"/>
+    <w:basedOn w:val="a0"/>
+    <w:link w:val="affffffc"/>
+    <w:uiPriority w:val="99"/>
+    <w:rsid w:val="00447D26"/>
+  </w:style>
+  <w:style w:type="paragraph" w:styleId="affffffd">
+    <w:name w:val="footer"/>
+    <w:basedOn w:val="a"/>
+    <w:link w:val="Char0"/>
+    <w:uiPriority w:val="99"/>
+    <w:unhideWhenUsed/>
+    <w:rsid w:val="00447D26"/>
+    <w:pPr>
+      <w:tabs>
+        <w:tab w:val="center" w:pos="4513"/>
+        <w:tab w:val="right" w:pos="9026"/>
+      </w:tabs>
+      <w:snapToGrid w:val="0"/>
+    </w:pPr>
+  </w:style>
+  <w:style w:type="character" w:customStyle="1" w:styleId="Char0">
+    <w:name w:val="바닥글 Char"/>
+    <w:basedOn w:val="a0"/>
+    <w:link w:val="affffffd"/>
+    <w:uiPriority w:val="99"/>
+    <w:rsid w:val="00447D26"/>
+  </w:style>
 </w:styles>
 </file>
 

--- a/최종산출물/3. 수행일지/4월수행일지/[2조] 2026_04월_1주차_수행일지(현대이지웰_최종_프로젝트).docx
+++ b/최종산출물/3. 수행일지/4월수행일지/[2조] 2026_04월_1주차_수행일지(현대이지웰_최종_프로젝트).docx
@@ -240,7 +240,23 @@
                 <w:sz w:val="23"/>
                 <w:szCs w:val="23"/>
               </w:rPr>
-              <w:t>통모짜 개발자</w:t>
+              <w:t>통모짜</w:t>
+            </w:r>
+            <w:r>
+              <w:rPr>
+                <w:rFonts w:hint="eastAsia"/>
+                <w:sz w:val="23"/>
+                <w:szCs w:val="23"/>
+              </w:rPr>
+              <w:t xml:space="preserve"> </w:t>
+            </w:r>
+            <w:r>
+              <w:rPr>
+                <w:rFonts w:hint="eastAsia"/>
+                <w:sz w:val="23"/>
+                <w:szCs w:val="23"/>
+              </w:rPr>
+              <w:t>개발자</w:t>
             </w:r>
           </w:p>
         </w:tc>
@@ -636,7 +652,21 @@
                 <w:rFonts w:ascii="맑은 고딕" w:eastAsia="맑은 고딕" w:hAnsi="맑은 고딕" w:cs="맑은 고딕" w:hint="eastAsia"/>
                 <w:bCs/>
               </w:rPr>
-              <w:t>금주의 프로젝트 수행은 기획과 역할 분담을 중</w:t>
+              <w:t>금주의 프로젝트 수행은 기획</w:t>
+            </w:r>
+            <w:r>
+              <w:rPr>
+                <w:rFonts w:ascii="맑은 고딕" w:eastAsia="맑은 고딕" w:hAnsi="맑은 고딕" w:cs="맑은 고딕" w:hint="eastAsia"/>
+                <w:bCs/>
+              </w:rPr>
+              <w:t>, 업무분장, 개발환경 설정</w:t>
+            </w:r>
+            <w:r>
+              <w:rPr>
+                <w:rFonts w:ascii="맑은 고딕" w:eastAsia="맑은 고딕" w:hAnsi="맑은 고딕" w:cs="맑은 고딕" w:hint="eastAsia"/>
+                <w:bCs/>
+              </w:rPr>
+              <w:t>을 중</w:t>
             </w:r>
             <w:r>
               <w:rPr>
@@ -648,439 +678,821 @@
           </w:p>
           <w:p>
             <w:pPr>
-              <w:pStyle w:val="affffffb"/>
               <w:numPr>
                 <w:ilvl w:val="0"/>
-                <w:numId w:val="1"/>
+                <w:numId w:val="14"/>
               </w:numPr>
               <w:spacing w:before="240" w:after="240"/>
-              <w:ind w:leftChars="0"/>
-              <w:rPr>
-                <w:rFonts w:ascii="맑은 고딕" w:eastAsia="맑은 고딕" w:hAnsi="맑은 고딕" w:cs="맑은 고딕"/>
-                <w:bCs/>
+              <w:rPr>
+                <w:rFonts w:ascii="맑은 고딕" w:eastAsia="맑은 고딕" w:hAnsi="맑은 고딕" w:cs="맑은 고딕"/>
+                <w:bCs/>
+                <w:lang w:val="en-US"/>
               </w:rPr>
             </w:pPr>
             <w:r>
               <w:rPr>
-                <w:rFonts w:ascii="맑은 고딕" w:eastAsia="맑은 고딕" w:hAnsi="맑은 고딕" w:cs="맑은 고딕" w:hint="eastAsia"/>
-                <w:bCs/>
-              </w:rPr>
-              <w:t>프로젝트 아이템의 결정</w:t>
+                <w:rFonts w:ascii="맑은 고딕" w:eastAsia="맑은 고딕" w:hAnsi="맑은 고딕" w:cs="맑은 고딕"/>
+                <w:bCs/>
+                <w:lang w:val="en-US"/>
+              </w:rPr>
+              <w:t>프로젝트 아이템 결정</w:t>
             </w:r>
           </w:p>
           <w:p>
             <w:pPr>
-              <w:pStyle w:val="affffffb"/>
               <w:numPr>
                 <w:ilvl w:val="1"/>
-                <w:numId w:val="1"/>
+                <w:numId w:val="14"/>
               </w:numPr>
               <w:spacing w:before="240" w:after="240"/>
-              <w:ind w:leftChars="0"/>
-              <w:rPr>
-                <w:rFonts w:ascii="맑은 고딕" w:eastAsia="맑은 고딕" w:hAnsi="맑은 고딕" w:cs="맑은 고딕"/>
-                <w:bCs/>
+              <w:rPr>
+                <w:rFonts w:ascii="맑은 고딕" w:eastAsia="맑은 고딕" w:hAnsi="맑은 고딕" w:cs="맑은 고딕"/>
+                <w:bCs/>
+                <w:lang w:val="en-US"/>
               </w:rPr>
             </w:pPr>
             <w:r>
               <w:rPr>
-                <w:rFonts w:ascii="맑은 고딕" w:eastAsia="맑은 고딕" w:hAnsi="맑은 고딕" w:cs="맑은 고딕" w:hint="eastAsia"/>
-                <w:bCs/>
-              </w:rPr>
-              <w:t>프로젝트 아이템의 경우 [대주제]로서 접근성을 중시한 중계 쇼핑몰이었습니다.</w:t>
+                <w:rFonts w:ascii="맑은 고딕" w:eastAsia="맑은 고딕" w:hAnsi="맑은 고딕" w:cs="맑은 고딕"/>
+                <w:bCs/>
+                <w:lang w:val="en-US"/>
+              </w:rPr>
+              <w:t>접근성을 중시한 </w:t>
+            </w:r>
+            <w:r>
+              <w:rPr>
+                <w:rFonts w:ascii="맑은 고딕" w:eastAsia="맑은 고딕" w:hAnsi="맑은 고딕" w:cs="맑은 고딕"/>
+                <w:b/>
+                <w:bCs/>
+                <w:lang w:val="en-US"/>
+              </w:rPr>
+              <w:t>중계 쇼핑몰</w:t>
+            </w:r>
+            <w:r>
+              <w:rPr>
+                <w:rFonts w:ascii="맑은 고딕" w:eastAsia="맑은 고딕" w:hAnsi="맑은 고딕" w:cs="맑은 고딕"/>
+                <w:bCs/>
+                <w:lang w:val="en-US"/>
+              </w:rPr>
+              <w:t>로 결정하였고, 페르소나는 </w:t>
+            </w:r>
+            <w:r>
+              <w:rPr>
+                <w:rFonts w:ascii="맑은 고딕" w:eastAsia="맑은 고딕" w:hAnsi="맑은 고딕" w:cs="맑은 고딕"/>
+                <w:b/>
+                <w:bCs/>
+                <w:lang w:val="en-US"/>
+              </w:rPr>
+              <w:t>30~40대 직장인</w:t>
+            </w:r>
+            <w:r>
+              <w:rPr>
+                <w:rFonts w:ascii="맑은 고딕" w:eastAsia="맑은 고딕" w:hAnsi="맑은 고딕" w:cs="맑은 고딕"/>
+                <w:bCs/>
+                <w:lang w:val="en-US"/>
+              </w:rPr>
+              <w:t>으로 설정하였습니다.</w:t>
             </w:r>
           </w:p>
           <w:p>
             <w:pPr>
-              <w:pStyle w:val="affffffb"/>
               <w:numPr>
                 <w:ilvl w:val="1"/>
-                <w:numId w:val="1"/>
+                <w:numId w:val="14"/>
               </w:numPr>
               <w:spacing w:before="240" w:after="240"/>
-              <w:ind w:leftChars="0"/>
-              <w:rPr>
-                <w:rFonts w:ascii="맑은 고딕" w:eastAsia="맑은 고딕" w:hAnsi="맑은 고딕" w:cs="맑은 고딕"/>
-                <w:bCs/>
+              <w:rPr>
+                <w:rFonts w:ascii="맑은 고딕" w:eastAsia="맑은 고딕" w:hAnsi="맑은 고딕" w:cs="맑은 고딕"/>
+                <w:bCs/>
+                <w:lang w:val="en-US"/>
               </w:rPr>
             </w:pPr>
             <w:r>
               <w:rPr>
-                <w:rFonts w:ascii="맑은 고딕" w:eastAsia="맑은 고딕" w:hAnsi="맑은 고딕" w:cs="맑은 고딕" w:hint="eastAsia"/>
-                <w:bCs/>
-              </w:rPr>
-              <w:t>페르소나로서 30대 및 40대의 직장인을</w:t>
-            </w:r>
-            <w:r>
-              <w:rPr>
-                <w:rFonts w:ascii="맑은 고딕" w:eastAsia="맑은 고딕" w:hAnsi="맑은 고딕" w:cs="맑은 고딕" w:hint="eastAsia"/>
-                <w:bCs/>
-              </w:rPr>
-              <w:t xml:space="preserve"> 설정</w:t>
-            </w:r>
-            <w:r>
-              <w:rPr>
-                <w:rFonts w:ascii="맑은 고딕" w:eastAsia="맑은 고딕" w:hAnsi="맑은 고딕" w:cs="맑은 고딕" w:hint="eastAsia"/>
-                <w:bCs/>
-              </w:rPr>
-              <w:t>하였습니다.</w:t>
+                <w:rFonts w:ascii="맑은 고딕" w:eastAsia="맑은 고딕" w:hAnsi="맑은 고딕" w:cs="맑은 고딕"/>
+                <w:bCs/>
+                <w:lang w:val="en-US"/>
+              </w:rPr>
+              <w:t>사용자 접근성 중심으로 검색 피로도를 낮추고, 라이프 사이클에 맞는 </w:t>
+            </w:r>
+            <w:r>
+              <w:rPr>
+                <w:rFonts w:ascii="맑은 고딕" w:eastAsia="맑은 고딕" w:hAnsi="맑은 고딕" w:cs="맑은 고딕"/>
+                <w:b/>
+                <w:bCs/>
+                <w:lang w:val="en-US"/>
+              </w:rPr>
+              <w:t>큐레이션 서비스</w:t>
+            </w:r>
+            <w:r>
+              <w:rPr>
+                <w:rFonts w:ascii="맑은 고딕" w:eastAsia="맑은 고딕" w:hAnsi="맑은 고딕" w:cs="맑은 고딕"/>
+                <w:bCs/>
+                <w:lang w:val="en-US"/>
+              </w:rPr>
+              <w:t>를 중심으로 구성하기로 하였습니다.</w:t>
             </w:r>
           </w:p>
           <w:p>
             <w:pPr>
-              <w:pStyle w:val="affffffb"/>
               <w:numPr>
-                <w:ilvl w:val="1"/>
-                <w:numId w:val="1"/>
+                <w:ilvl w:val="0"/>
+                <w:numId w:val="14"/>
               </w:numPr>
               <w:spacing w:before="240" w:after="240"/>
-              <w:ind w:leftChars="0"/>
-              <w:rPr>
-                <w:rFonts w:ascii="맑은 고딕" w:eastAsia="맑은 고딕" w:hAnsi="맑은 고딕" w:cs="맑은 고딕"/>
-                <w:bCs/>
+              <w:rPr>
+                <w:rFonts w:ascii="맑은 고딕" w:eastAsia="맑은 고딕" w:hAnsi="맑은 고딕" w:cs="맑은 고딕"/>
+                <w:bCs/>
+                <w:lang w:val="en-US"/>
               </w:rPr>
             </w:pPr>
             <w:r>
               <w:rPr>
-                <w:rFonts w:ascii="맑은 고딕" w:eastAsia="맑은 고딕" w:hAnsi="맑은 고딕" w:cs="맑은 고딕" w:hint="eastAsia"/>
-                <w:bCs/>
-              </w:rPr>
-              <w:t>접근성 설정을 사용자 접근성으로 하여 30대 및 40대의 검색 피로도를 낮추고 라이프 사이클에 맞는 큐레이션 서비스를 중심으로 합니다.</w:t>
+                <w:rFonts w:ascii="맑은 고딕" w:eastAsia="맑은 고딕" w:hAnsi="맑은 고딕" w:cs="맑은 고딕"/>
+                <w:bCs/>
+                <w:lang w:val="en-US"/>
+              </w:rPr>
+              <w:t>산출물 작성 및 설계 진행</w:t>
             </w:r>
           </w:p>
           <w:p>
             <w:pPr>
-              <w:pStyle w:val="affffffb"/>
               <w:numPr>
-                <w:ilvl w:val="0"/>
-                <w:numId w:val="1"/>
+                <w:ilvl w:val="1"/>
+                <w:numId w:val="14"/>
               </w:numPr>
               <w:spacing w:before="240" w:after="240"/>
-              <w:ind w:leftChars="0"/>
-              <w:rPr>
-                <w:rFonts w:ascii="맑은 고딕" w:eastAsia="맑은 고딕" w:hAnsi="맑은 고딕" w:cs="맑은 고딕"/>
-                <w:bCs/>
+              <w:rPr>
+                <w:rFonts w:ascii="맑은 고딕" w:eastAsia="맑은 고딕" w:hAnsi="맑은 고딕" w:cs="맑은 고딕"/>
+                <w:bCs/>
+                <w:lang w:val="en-US"/>
               </w:rPr>
             </w:pPr>
             <w:r>
               <w:rPr>
-                <w:rFonts w:ascii="맑은 고딕" w:eastAsia="맑은 고딕" w:hAnsi="맑은 고딕" w:cs="맑은 고딕" w:hint="eastAsia"/>
-                <w:bCs/>
-              </w:rPr>
-              <w:t xml:space="preserve">요구사항 정의서(담장: 전이레), </w:t>
-            </w:r>
-            <w:r>
-              <w:rPr>
-                <w:rFonts w:ascii="맑은 고딕" w:eastAsia="맑은 고딕" w:hAnsi="맑은 고딕" w:cs="맑은 고딕"/>
-                <w:bCs/>
-              </w:rPr>
-              <w:t>API 엔드포인트 설계</w:t>
-            </w:r>
-            <w:r>
-              <w:rPr>
-                <w:rFonts w:ascii="맑은 고딕" w:eastAsia="맑은 고딕" w:hAnsi="맑은 고딕" w:cs="맑은 고딕" w:hint="eastAsia"/>
-                <w:bCs/>
-              </w:rPr>
-              <w:t>(담당: 이지수), DB ERD 설계(담당: 이지수)를 작성하였습니다.</w:t>
+                <w:rFonts w:ascii="맑은 고딕" w:eastAsia="맑은 고딕" w:hAnsi="맑은 고딕" w:cs="맑은 고딕"/>
+                <w:lang w:val="en-US"/>
+              </w:rPr>
+              <w:t>요구사항 정의서(담당: 전이레),</w:t>
+            </w:r>
+            <w:r>
+              <w:rPr>
+                <w:rFonts w:ascii="맑은 고딕" w:eastAsia="맑은 고딕" w:hAnsi="맑은 고딕" w:cs="맑은 고딕"/>
+                <w:bCs/>
+                <w:lang w:val="en-US"/>
+              </w:rPr>
+              <w:t> </w:t>
+            </w:r>
+            <w:r>
+              <w:rPr>
+                <w:rFonts w:ascii="맑은 고딕" w:eastAsia="맑은 고딕" w:hAnsi="맑은 고딕" w:cs="맑은 고딕"/>
+                <w:lang w:val="en-US"/>
+              </w:rPr>
+              <w:t>API 엔드포인트 설계(담당: 이지수),</w:t>
+            </w:r>
+            <w:r>
+              <w:rPr>
+                <w:rFonts w:ascii="맑은 고딕" w:eastAsia="맑은 고딕" w:hAnsi="맑은 고딕" w:cs="맑은 고딕"/>
+                <w:bCs/>
+                <w:lang w:val="en-US"/>
+              </w:rPr>
+              <w:t xml:space="preserve"> DB ERD </w:t>
+            </w:r>
+            <w:r>
+              <w:rPr>
+                <w:rFonts w:ascii="맑은 고딕" w:eastAsia="맑은 고딕" w:hAnsi="맑은 고딕" w:cs="맑은 고딕"/>
+                <w:bCs/>
+                <w:lang w:val="en-US"/>
+              </w:rPr>
+              <w:lastRenderedPageBreak/>
+              <w:t>설계(담당: 이지수)를 작성하였습니다.</w:t>
             </w:r>
           </w:p>
           <w:p>
             <w:pPr>
-              <w:pStyle w:val="affffffb"/>
               <w:numPr>
                 <w:ilvl w:val="1"/>
-                <w:numId w:val="1"/>
+                <w:numId w:val="14"/>
               </w:numPr>
               <w:spacing w:before="240" w:after="240"/>
-              <w:ind w:leftChars="0"/>
-              <w:rPr>
-                <w:rFonts w:ascii="맑은 고딕" w:eastAsia="맑은 고딕" w:hAnsi="맑은 고딕" w:cs="맑은 고딕"/>
-                <w:bCs/>
+              <w:rPr>
+                <w:rFonts w:ascii="맑은 고딕" w:eastAsia="맑은 고딕" w:hAnsi="맑은 고딕" w:cs="맑은 고딕"/>
+                <w:bCs/>
+                <w:lang w:val="en-US"/>
               </w:rPr>
             </w:pPr>
             <w:r>
               <w:rPr>
-                <w:rFonts w:ascii="맑은 고딕" w:eastAsia="맑은 고딕" w:hAnsi="맑은 고딕" w:cs="맑은 고딕" w:hint="eastAsia"/>
-                <w:bCs/>
-              </w:rPr>
-              <w:lastRenderedPageBreak/>
-              <w:t>요구사항 정의서에서 정책(Policy)을 회의를 통하여 결정하였습니다.</w:t>
+                <w:rFonts w:ascii="맑은 고딕" w:eastAsia="맑은 고딕" w:hAnsi="맑은 고딕" w:cs="맑은 고딕"/>
+                <w:bCs/>
+                <w:lang w:val="en-US"/>
+              </w:rPr>
+              <w:t>요구사항 정의서 내 정책(Policy)은 회의를 통해 결정하였습니다.</w:t>
             </w:r>
           </w:p>
           <w:p>
             <w:pPr>
-              <w:pStyle w:val="affffffb"/>
               <w:numPr>
                 <w:ilvl w:val="0"/>
-                <w:numId w:val="1"/>
+                <w:numId w:val="14"/>
               </w:numPr>
               <w:spacing w:before="240" w:after="240"/>
-              <w:ind w:leftChars="0"/>
-              <w:rPr>
-                <w:rFonts w:ascii="맑은 고딕" w:eastAsia="맑은 고딕" w:hAnsi="맑은 고딕" w:cs="맑은 고딕"/>
-                <w:bCs/>
+              <w:rPr>
+                <w:rFonts w:ascii="맑은 고딕" w:eastAsia="맑은 고딕" w:hAnsi="맑은 고딕" w:cs="맑은 고딕"/>
+                <w:bCs/>
+                <w:lang w:val="en-US"/>
               </w:rPr>
             </w:pPr>
             <w:r>
               <w:rPr>
-                <w:rFonts w:ascii="맑은 고딕" w:eastAsia="맑은 고딕" w:hAnsi="맑은 고딕" w:cs="맑은 고딕" w:hint="eastAsia"/>
-                <w:bCs/>
-              </w:rPr>
-              <w:t>벤치마킹(레퍼런스) 리서칭을 진행했습니다(담당자: 김선철, 정인혁). 벤치마킹 리서치의 결과 쿠팡 및 테무, 그리고 lifepick의 구성 스타일을 절충하여 사용하기로 결정하였습니다.</w:t>
+                <w:rFonts w:ascii="맑은 고딕" w:eastAsia="맑은 고딕" w:hAnsi="맑은 고딕" w:cs="맑은 고딕"/>
+                <w:bCs/>
+                <w:lang w:val="en-US"/>
+              </w:rPr>
+              <w:t>벤치마킹(레퍼런스) 리서치</w:t>
             </w:r>
           </w:p>
           <w:p>
             <w:pPr>
-              <w:pStyle w:val="affffffb"/>
               <w:numPr>
-                <w:ilvl w:val="0"/>
-                <w:numId w:val="1"/>
+                <w:ilvl w:val="1"/>
+                <w:numId w:val="14"/>
               </w:numPr>
               <w:spacing w:before="240" w:after="240"/>
-              <w:ind w:leftChars="0"/>
-              <w:rPr>
-                <w:rFonts w:ascii="맑은 고딕" w:eastAsia="맑은 고딕" w:hAnsi="맑은 고딕" w:cs="맑은 고딕"/>
-                <w:bCs/>
+              <w:rPr>
+                <w:rFonts w:ascii="맑은 고딕" w:eastAsia="맑은 고딕" w:hAnsi="맑은 고딕" w:cs="맑은 고딕"/>
+                <w:bCs/>
+                <w:lang w:val="en-US"/>
               </w:rPr>
             </w:pPr>
             <w:r>
               <w:rPr>
-                <w:rFonts w:ascii="맑은 고딕" w:eastAsia="맑은 고딕" w:hAnsi="맑은 고딕" w:cs="맑은 고딕" w:hint="eastAsia"/>
-                <w:bCs/>
-              </w:rPr>
-              <w:t>각 기능에 따른 담당자를 분배하였습니다.</w:t>
+                <w:rFonts w:ascii="맑은 고딕" w:eastAsia="맑은 고딕" w:hAnsi="맑은 고딕" w:cs="맑은 고딕"/>
+                <w:bCs/>
+                <w:lang w:val="en-US"/>
+              </w:rPr>
+              <w:t>벤치마킹 리서치를 진행하였고(담당: 김선철, 정인혁), </w:t>
+            </w:r>
+            <w:r>
+              <w:rPr>
+                <w:rFonts w:ascii="맑은 고딕" w:eastAsia="맑은 고딕" w:hAnsi="맑은 고딕" w:cs="맑은 고딕"/>
+                <w:lang w:val="en-US"/>
+              </w:rPr>
+              <w:t>쿠팡/테무/lifepick</w:t>
+            </w:r>
+            <w:r>
+              <w:rPr>
+                <w:rFonts w:ascii="맑은 고딕" w:eastAsia="맑은 고딕" w:hAnsi="맑은 고딕" w:cs="맑은 고딕"/>
+                <w:bCs/>
+                <w:lang w:val="en-US"/>
+              </w:rPr>
+              <w:t>의 구성 스타일을 절충하여 적용하기로 결정하였습니다.</w:t>
             </w:r>
           </w:p>
           <w:p>
             <w:pPr>
-              <w:pStyle w:val="affffffb"/>
               <w:numPr>
-                <w:ilvl w:val="1"/>
-                <w:numId w:val="1"/>
+                <w:ilvl w:val="0"/>
+                <w:numId w:val="14"/>
               </w:numPr>
               <w:spacing w:before="240" w:after="240"/>
-              <w:ind w:leftChars="0"/>
-              <w:rPr>
-                <w:rFonts w:ascii="맑은 고딕" w:eastAsia="맑은 고딕" w:hAnsi="맑은 고딕" w:cs="맑은 고딕"/>
-                <w:bCs/>
+              <w:rPr>
+                <w:rFonts w:ascii="맑은 고딕" w:eastAsia="맑은 고딕" w:hAnsi="맑은 고딕" w:cs="맑은 고딕"/>
+                <w:bCs/>
+                <w:lang w:val="en-US"/>
               </w:rPr>
             </w:pPr>
             <w:r>
               <w:rPr>
-                <w:rFonts w:ascii="맑은 고딕" w:eastAsia="맑은 고딕" w:hAnsi="맑은 고딕" w:cs="맑은 고딕" w:hint="eastAsia"/>
-                <w:bCs/>
-              </w:rPr>
-              <w:t>인증 및 보안 담당: 이지수</w:t>
+                <w:rFonts w:ascii="맑은 고딕" w:eastAsia="맑은 고딕" w:hAnsi="맑은 고딕" w:cs="맑은 고딕"/>
+                <w:bCs/>
+                <w:lang w:val="en-US"/>
+              </w:rPr>
+              <w:t>기능별 업무 분장</w:t>
             </w:r>
           </w:p>
           <w:p>
             <w:pPr>
-              <w:pStyle w:val="affffffb"/>
               <w:numPr>
                 <w:ilvl w:val="1"/>
-                <w:numId w:val="1"/>
+                <w:numId w:val="14"/>
               </w:numPr>
               <w:spacing w:before="240" w:after="240"/>
-              <w:ind w:leftChars="0"/>
-              <w:rPr>
-                <w:rFonts w:ascii="맑은 고딕" w:eastAsia="맑은 고딕" w:hAnsi="맑은 고딕" w:cs="맑은 고딕"/>
-                <w:bCs/>
+              <w:rPr>
+                <w:rFonts w:ascii="맑은 고딕" w:eastAsia="맑은 고딕" w:hAnsi="맑은 고딕" w:cs="맑은 고딕"/>
+                <w:bCs/>
+                <w:lang w:val="en-US"/>
               </w:rPr>
             </w:pPr>
             <w:r>
               <w:rPr>
-                <w:rFonts w:ascii="맑은 고딕" w:eastAsia="맑은 고딕" w:hAnsi="맑은 고딕" w:cs="맑은 고딕" w:hint="eastAsia"/>
-                <w:bCs/>
-              </w:rPr>
-              <w:t xml:space="preserve">상품 및 이커머스 </w:t>
-            </w:r>
-            <w:r>
-              <w:rPr>
-                <w:rFonts w:ascii="맑은 고딕" w:eastAsia="맑은 고딕" w:hAnsi="맑은 고딕" w:cs="맑은 고딕" w:hint="eastAsia"/>
-                <w:bCs/>
-              </w:rPr>
-              <w:t>프로세스</w:t>
-            </w:r>
-            <w:r>
-              <w:rPr>
-                <w:rFonts w:ascii="맑은 고딕" w:eastAsia="맑은 고딕" w:hAnsi="맑은 고딕" w:cs="맑은 고딕" w:hint="eastAsia"/>
-                <w:bCs/>
-              </w:rPr>
-              <w:t>: 정인혁</w:t>
+                <w:rFonts w:ascii="맑은 고딕" w:eastAsia="맑은 고딕" w:hAnsi="맑은 고딕" w:cs="맑은 고딕"/>
+                <w:bCs/>
+                <w:lang w:val="en-US"/>
+              </w:rPr>
+              <w:t>인증 및 보안(이지수), 상품 및 이커머스 프로세스(정인혁), 메타태그/태그 및 큐레이션 알고리즘(전이레), 시스템 아키텍처 및 UI 총괄(김선철)로 담당자를 분배하였습니다.</w:t>
             </w:r>
           </w:p>
           <w:p>
             <w:pPr>
-              <w:pStyle w:val="affffffb"/>
               <w:numPr>
-                <w:ilvl w:val="1"/>
-                <w:numId w:val="1"/>
+                <w:ilvl w:val="0"/>
+                <w:numId w:val="14"/>
               </w:numPr>
               <w:spacing w:before="240" w:after="240"/>
-              <w:ind w:leftChars="0"/>
-              <w:rPr>
-                <w:rFonts w:ascii="맑은 고딕" w:eastAsia="맑은 고딕" w:hAnsi="맑은 고딕" w:cs="맑은 고딕"/>
-                <w:bCs/>
+              <w:rPr>
+                <w:rFonts w:ascii="맑은 고딕" w:eastAsia="맑은 고딕" w:hAnsi="맑은 고딕" w:cs="맑은 고딕"/>
+                <w:bCs/>
+                <w:lang w:val="en-US"/>
               </w:rPr>
             </w:pPr>
             <w:r>
               <w:rPr>
-                <w:rFonts w:ascii="맑은 고딕" w:eastAsia="맑은 고딕" w:hAnsi="맑은 고딕" w:cs="맑은 고딕" w:hint="eastAsia"/>
-                <w:bCs/>
-              </w:rPr>
-              <w:t>메타태그/태그 및 큐레이션</w:t>
-            </w:r>
-            <w:r>
-              <w:rPr>
-                <w:rFonts w:ascii="맑은 고딕" w:eastAsia="맑은 고딕" w:hAnsi="맑은 고딕" w:cs="맑은 고딕" w:hint="eastAsia"/>
-                <w:bCs/>
-              </w:rPr>
-              <w:t xml:space="preserve"> 알고리즘</w:t>
-            </w:r>
-            <w:r>
-              <w:rPr>
-                <w:rFonts w:ascii="맑은 고딕" w:eastAsia="맑은 고딕" w:hAnsi="맑은 고딕" w:cs="맑은 고딕" w:hint="eastAsia"/>
-                <w:bCs/>
-              </w:rPr>
-              <w:t>: 전이레</w:t>
+                <w:rFonts w:ascii="맑은 고딕" w:eastAsia="맑은 고딕" w:hAnsi="맑은 고딕" w:cs="맑은 고딕"/>
+                <w:bCs/>
+                <w:lang w:val="en-US"/>
+              </w:rPr>
+              <w:t>IA/화면 설계 진행</w:t>
             </w:r>
           </w:p>
           <w:p>
             <w:pPr>
-              <w:pStyle w:val="affffffb"/>
               <w:numPr>
                 <w:ilvl w:val="1"/>
-                <w:numId w:val="1"/>
+                <w:numId w:val="14"/>
               </w:numPr>
               <w:spacing w:before="240" w:after="240"/>
-              <w:ind w:leftChars="0"/>
-              <w:rPr>
-                <w:rFonts w:ascii="맑은 고딕" w:eastAsia="맑은 고딕" w:hAnsi="맑은 고딕" w:cs="맑은 고딕"/>
-                <w:bCs/>
+              <w:rPr>
+                <w:rFonts w:ascii="맑은 고딕" w:eastAsia="맑은 고딕" w:hAnsi="맑은 고딕" w:cs="맑은 고딕"/>
+                <w:bCs/>
+                <w:lang w:val="en-US"/>
               </w:rPr>
             </w:pPr>
             <w:r>
               <w:rPr>
-                <w:rFonts w:ascii="맑은 고딕" w:eastAsia="맑은 고딕" w:hAnsi="맑은 고딕" w:cs="맑은 고딕" w:hint="eastAsia"/>
-                <w:bCs/>
-              </w:rPr>
-              <w:t>시스템</w:t>
-            </w:r>
-            <w:r>
-              <w:rPr>
-                <w:rFonts w:ascii="맑은 고딕" w:eastAsia="맑은 고딕" w:hAnsi="맑은 고딕" w:cs="맑은 고딕" w:hint="eastAsia"/>
-                <w:bCs/>
-              </w:rPr>
-              <w:t xml:space="preserve"> 아키텍처 및 </w:t>
-            </w:r>
-            <w:r>
-              <w:rPr>
-                <w:rFonts w:ascii="맑은 고딕" w:eastAsia="맑은 고딕" w:hAnsi="맑은 고딕" w:cs="맑은 고딕" w:hint="eastAsia"/>
-                <w:bCs/>
-              </w:rPr>
-              <w:t>UI 총괄: 김선철</w:t>
+                <w:rFonts w:ascii="맑은 고딕" w:eastAsia="맑은 고딕" w:hAnsi="맑은 고딕" w:cs="맑은 고딕"/>
+                <w:bCs/>
+                <w:lang w:val="en-US"/>
+              </w:rPr>
+              <w:t>사이트맵 생성(담당: 정인혁) 및 와이어프레임 생성(담당: 김선철)을 진행하였습니다.</w:t>
             </w:r>
           </w:p>
           <w:p>
             <w:pPr>
-              <w:pStyle w:val="affffffb"/>
               <w:numPr>
                 <w:ilvl w:val="0"/>
-                <w:numId w:val="1"/>
+                <w:numId w:val="14"/>
               </w:numPr>
               <w:spacing w:before="240" w:after="240"/>
-              <w:ind w:leftChars="0"/>
-              <w:rPr>
-                <w:rFonts w:ascii="맑은 고딕" w:eastAsia="맑은 고딕" w:hAnsi="맑은 고딕" w:cs="맑은 고딕"/>
-                <w:bCs/>
+              <w:rPr>
+                <w:rFonts w:ascii="맑은 고딕" w:eastAsia="맑은 고딕" w:hAnsi="맑은 고딕" w:cs="맑은 고딕"/>
+                <w:bCs/>
+                <w:lang w:val="en-US"/>
               </w:rPr>
             </w:pPr>
             <w:r>
               <w:rPr>
-                <w:rFonts w:ascii="맑은 고딕" w:eastAsia="맑은 고딕" w:hAnsi="맑은 고딕" w:cs="맑은 고딕" w:hint="eastAsia"/>
-                <w:bCs/>
-              </w:rPr>
-              <w:t>사이트 맵 생성(담당자: 정인혁)을 하였습니다.</w:t>
+                <w:rFonts w:ascii="맑은 고딕" w:eastAsia="맑은 고딕" w:hAnsi="맑은 고딕" w:cs="맑은 고딕"/>
+                <w:bCs/>
+                <w:lang w:val="en-US"/>
+              </w:rPr>
+              <w:t>기획 및 일정 관리</w:t>
             </w:r>
           </w:p>
           <w:p>
             <w:pPr>
-              <w:pStyle w:val="affffffb"/>
               <w:numPr>
-                <w:ilvl w:val="0"/>
-                <w:numId w:val="1"/>
+                <w:ilvl w:val="1"/>
+                <w:numId w:val="14"/>
               </w:numPr>
               <w:spacing w:before="240" w:after="240"/>
-              <w:ind w:leftChars="0"/>
-              <w:rPr>
-                <w:rFonts w:ascii="맑은 고딕" w:eastAsia="맑은 고딕" w:hAnsi="맑은 고딕" w:cs="맑은 고딕"/>
-                <w:bCs/>
+              <w:rPr>
+                <w:rFonts w:ascii="맑은 고딕" w:eastAsia="맑은 고딕" w:hAnsi="맑은 고딕" w:cs="맑은 고딕"/>
+                <w:bCs/>
+                <w:lang w:val="en-US"/>
               </w:rPr>
             </w:pPr>
             <w:r>
               <w:rPr>
-                <w:rFonts w:ascii="맑은 고딕" w:eastAsia="맑은 고딕" w:hAnsi="맑은 고딕" w:cs="맑은 고딕" w:hint="eastAsia"/>
-                <w:bCs/>
-              </w:rPr>
-              <w:t>와이어프레임 생성(담당자: 김선철)을 하였습니다.</w:t>
+                <w:rFonts w:ascii="맑은 고딕" w:eastAsia="맑은 고딕" w:hAnsi="맑은 고딕" w:cs="맑은 고딕"/>
+                <w:bCs/>
+                <w:lang w:val="en-US"/>
+              </w:rPr>
+              <w:t>기획안 작성(담당: 전이레) 및 WBS 작성(담당: 전이레)을 진행하였습니다.</w:t>
             </w:r>
           </w:p>
           <w:p>
             <w:pPr>
-              <w:pStyle w:val="affffffb"/>
               <w:numPr>
                 <w:ilvl w:val="0"/>
-                <w:numId w:val="1"/>
+                <w:numId w:val="14"/>
               </w:numPr>
               <w:spacing w:before="240" w:after="240"/>
-              <w:ind w:leftChars="0"/>
-              <w:rPr>
-                <w:rFonts w:ascii="맑은 고딕" w:eastAsia="맑은 고딕" w:hAnsi="맑은 고딕" w:cs="맑은 고딕"/>
-                <w:bCs/>
+              <w:rPr>
+                <w:rFonts w:ascii="맑은 고딕" w:eastAsia="맑은 고딕" w:hAnsi="맑은 고딕" w:cs="맑은 고딕"/>
+                <w:bCs/>
+                <w:lang w:val="en-US"/>
               </w:rPr>
             </w:pPr>
             <w:r>
               <w:rPr>
-                <w:rFonts w:ascii="맑은 고딕" w:eastAsia="맑은 고딕" w:hAnsi="맑은 고딕" w:cs="맑은 고딕" w:hint="eastAsia"/>
-                <w:bCs/>
-              </w:rPr>
-              <w:t>기획안</w:t>
-            </w:r>
-            <w:r>
-              <w:rPr>
-                <w:rFonts w:ascii="맑은 고딕" w:eastAsia="맑은 고딕" w:hAnsi="맑은 고딕" w:cs="맑은 고딕" w:hint="eastAsia"/>
-                <w:bCs/>
-              </w:rPr>
-              <w:t xml:space="preserve"> </w:t>
-            </w:r>
-            <w:r>
-              <w:rPr>
-                <w:rFonts w:ascii="맑은 고딕" w:eastAsia="맑은 고딕" w:hAnsi="맑은 고딕" w:cs="맑은 고딕" w:hint="eastAsia"/>
-                <w:bCs/>
-              </w:rPr>
-              <w:t>작성(담당자: 전이레) 및 WBS 작성(담당자: 전이레)을 하였습니다.</w:t>
+                <w:rFonts w:ascii="맑은 고딕" w:eastAsia="맑은 고딕" w:hAnsi="맑은 고딕" w:cs="맑은 고딕"/>
+                <w:bCs/>
+                <w:lang w:val="en-US"/>
+              </w:rPr>
+              <w:t>협업 규칙 및 프로젝트 규격/인프라 확립</w:t>
             </w:r>
           </w:p>
           <w:p>
             <w:pPr>
-              <w:pStyle w:val="affffffb"/>
+              <w:numPr>
+                <w:ilvl w:val="1"/>
+                <w:numId w:val="14"/>
+              </w:numPr>
+              <w:spacing w:before="240" w:after="240"/>
+              <w:rPr>
+                <w:rFonts w:ascii="맑은 고딕" w:eastAsia="맑은 고딕" w:hAnsi="맑은 고딕" w:cs="맑은 고딕"/>
+                <w:bCs/>
+                <w:lang w:val="en-US"/>
+              </w:rPr>
+            </w:pPr>
+            <w:r>
+              <w:rPr>
+                <w:rFonts w:ascii="맑은 고딕" w:eastAsia="맑은 고딕" w:hAnsi="맑은 고딕" w:cs="맑은 고딕"/>
+                <w:bCs/>
+                <w:lang w:val="en-US"/>
+              </w:rPr>
+              <w:lastRenderedPageBreak/>
+              <w:t>깃허브 규칙(브랜치/커밋 메시지)을 정하였습니다.</w:t>
+            </w:r>
+          </w:p>
+          <w:p>
+            <w:pPr>
+              <w:numPr>
+                <w:ilvl w:val="1"/>
+                <w:numId w:val="14"/>
+              </w:numPr>
+              <w:spacing w:before="240" w:after="240"/>
+              <w:rPr>
+                <w:rFonts w:ascii="맑은 고딕" w:eastAsia="맑은 고딕" w:hAnsi="맑은 고딕" w:cs="맑은 고딕"/>
+                <w:bCs/>
+                <w:lang w:val="en-US"/>
+              </w:rPr>
+            </w:pPr>
+            <w:r>
+              <w:rPr>
+                <w:rFonts w:ascii="맑은 고딕" w:eastAsia="맑은 고딕" w:hAnsi="맑은 고딕" w:cs="맑은 고딕"/>
+                <w:bCs/>
+                <w:lang w:val="en-US"/>
+              </w:rPr>
+              <w:t>디자인 가이드(메인 컬러</w:t>
+            </w:r>
+            <w:r>
+              <w:rPr>
+                <w:rFonts w:ascii="맑은 고딕" w:eastAsia="맑은 고딕" w:hAnsi="맑은 고딕" w:cs="맑은 고딕" w:hint="eastAsia"/>
+                <w:bCs/>
+                <w:lang w:val="en-US"/>
+              </w:rPr>
+              <w:t xml:space="preserve"> 오렌지</w:t>
+            </w:r>
+            <w:r>
+              <w:rPr>
+                <w:rFonts w:ascii="맑은 고딕" w:eastAsia="맑은 고딕" w:hAnsi="맑은 고딕" w:cs="맑은 고딕"/>
+                <w:lang w:val="en-US"/>
+              </w:rPr>
+              <w:t>#f55c2a</w:t>
+            </w:r>
+            <w:r>
+              <w:rPr>
+                <w:rFonts w:ascii="맑은 고딕" w:eastAsia="맑은 고딕" w:hAnsi="맑은 고딕" w:cs="맑은 고딕"/>
+                <w:bCs/>
+                <w:lang w:val="en-US"/>
+              </w:rPr>
+              <w:t> 선정, 공통 컴포넌트/UI 정책 수립) 및 협업 환경(프론트 의존성 세팅, 개발용 인증 토큰(.ENV) 공유)을 정리하였습니다.</w:t>
+            </w:r>
+          </w:p>
+          <w:p>
+            <w:pPr>
               <w:numPr>
                 <w:ilvl w:val="0"/>
-                <w:numId w:val="1"/>
+                <w:numId w:val="14"/>
               </w:numPr>
               <w:spacing w:before="240" w:after="240"/>
-              <w:ind w:leftChars="0"/>
-              <w:rPr>
-                <w:rFonts w:ascii="맑은 고딕" w:eastAsia="맑은 고딕" w:hAnsi="맑은 고딕" w:cs="맑은 고딕"/>
-                <w:bCs/>
+              <w:rPr>
+                <w:rFonts w:ascii="맑은 고딕" w:eastAsia="맑은 고딕" w:hAnsi="맑은 고딕" w:cs="맑은 고딕"/>
+                <w:bCs/>
+                <w:lang w:val="en-US"/>
               </w:rPr>
             </w:pPr>
             <w:r>
               <w:rPr>
+                <w:rFonts w:ascii="맑은 고딕" w:eastAsia="맑은 고딕" w:hAnsi="맑은 고딕" w:cs="맑은 고딕"/>
+                <w:bCs/>
+                <w:lang w:val="en-US"/>
+              </w:rPr>
+              <w:t>웹 접근성(포용적 설계) 반영</w:t>
+            </w:r>
+          </w:p>
+          <w:p>
+            <w:pPr>
+              <w:numPr>
+                <w:ilvl w:val="1"/>
+                <w:numId w:val="14"/>
+              </w:numPr>
+              <w:spacing w:before="240" w:after="240"/>
+              <w:rPr>
+                <w:rFonts w:ascii="맑은 고딕" w:eastAsia="맑은 고딕" w:hAnsi="맑은 고딕" w:cs="맑은 고딕"/>
+                <w:bCs/>
+                <w:lang w:val="en-US"/>
+              </w:rPr>
+            </w:pPr>
+            <w:r>
+              <w:rPr>
+                <w:rFonts w:ascii="맑은 고딕" w:eastAsia="맑은 고딕" w:hAnsi="맑은 고딕" w:cs="맑은 고딕"/>
+                <w:bCs/>
+                <w:lang w:val="en-US"/>
+              </w:rPr>
+              <w:t>웹 접근성 체크리스트를 결정하였고, 마이페이지 반영 설계를 진행하였습니다.</w:t>
+            </w:r>
+          </w:p>
+          <w:p>
+            <w:pPr>
+              <w:numPr>
+                <w:ilvl w:val="0"/>
+                <w:numId w:val="14"/>
+              </w:numPr>
+              <w:spacing w:before="240" w:after="240"/>
+              <w:rPr>
+                <w:rFonts w:ascii="맑은 고딕" w:eastAsia="맑은 고딕" w:hAnsi="맑은 고딕" w:cs="맑은 고딕"/>
+                <w:bCs/>
+                <w:lang w:val="en-US"/>
+              </w:rPr>
+            </w:pPr>
+            <w:r>
+              <w:rPr>
+                <w:rFonts w:ascii="맑은 고딕" w:eastAsia="맑은 고딕" w:hAnsi="맑은 고딕" w:cs="맑은 고딕"/>
+                <w:bCs/>
+                <w:lang w:val="en-US"/>
+              </w:rPr>
+              <w:t>시스템 아키텍처/DB 환경 및 인증 로직 설계</w:t>
+            </w:r>
+          </w:p>
+          <w:p>
+            <w:pPr>
+              <w:numPr>
+                <w:ilvl w:val="1"/>
+                <w:numId w:val="14"/>
+              </w:numPr>
+              <w:spacing w:before="240" w:after="240"/>
+              <w:rPr>
+                <w:rFonts w:ascii="맑은 고딕" w:eastAsia="맑은 고딕" w:hAnsi="맑은 고딕" w:cs="맑은 고딕"/>
+                <w:bCs/>
+                <w:lang w:val="en-US"/>
+              </w:rPr>
+            </w:pPr>
+            <w:r>
+              <w:rPr>
+                <w:rFonts w:ascii="맑은 고딕" w:eastAsia="맑은 고딕" w:hAnsi="맑은 고딕" w:cs="맑은 고딕"/>
+                <w:bCs/>
+                <w:lang w:val="en-US"/>
+              </w:rPr>
+              <w:t>서비스 전반의 시스템 아키텍처를 확정하였고, Oracle PDB(FREEPDB1) 세션 이동 및 계정 권한 부여를 완료하였습니다.</w:t>
+            </w:r>
+          </w:p>
+          <w:p>
+            <w:pPr>
+              <w:numPr>
+                <w:ilvl w:val="1"/>
+                <w:numId w:val="14"/>
+              </w:numPr>
+              <w:spacing w:before="240" w:after="240"/>
+              <w:rPr>
+                <w:rFonts w:ascii="맑은 고딕" w:eastAsia="맑은 고딕" w:hAnsi="맑은 고딕" w:cs="맑은 고딕"/>
+                <w:bCs/>
+                <w:lang w:val="en-US"/>
+              </w:rPr>
+            </w:pPr>
+            <w:r>
+              <w:rPr>
+                <w:rFonts w:ascii="맑은 고딕" w:eastAsia="맑은 고딕" w:hAnsi="맑은 고딕" w:cs="맑은 고딕"/>
+                <w:bCs/>
+                <w:lang w:val="en-US"/>
+              </w:rPr>
+              <w:t>Spring Security 기반 Access/Refresh Token(JWT) 발급 및 Redis 활용 무효화 로직을 설계하였습니다.</w:t>
+            </w:r>
+          </w:p>
+          <w:p>
+            <w:pPr>
+              <w:numPr>
+                <w:ilvl w:val="0"/>
+                <w:numId w:val="14"/>
+              </w:numPr>
+              <w:spacing w:before="240" w:after="240"/>
+              <w:rPr>
+                <w:rFonts w:ascii="맑은 고딕" w:eastAsia="맑은 고딕" w:hAnsi="맑은 고딕" w:cs="맑은 고딕"/>
+                <w:bCs/>
+                <w:lang w:val="en-US"/>
+              </w:rPr>
+            </w:pPr>
+            <w:r>
+              <w:rPr>
+                <w:rFonts w:ascii="맑은 고딕" w:eastAsia="맑은 고딕" w:hAnsi="맑은 고딕" w:cs="맑은 고딕"/>
+                <w:bCs/>
+                <w:lang w:val="en-US"/>
+              </w:rPr>
+              <w:t>피드백 반영 및 설계 정밀도 개선</w:t>
+            </w:r>
+          </w:p>
+          <w:p>
+            <w:pPr>
+              <w:numPr>
+                <w:ilvl w:val="1"/>
+                <w:numId w:val="14"/>
+              </w:numPr>
+              <w:spacing w:before="240" w:after="240"/>
+              <w:rPr>
+                <w:rFonts w:ascii="맑은 고딕" w:eastAsia="맑은 고딕" w:hAnsi="맑은 고딕" w:cs="맑은 고딕"/>
+                <w:bCs/>
+                <w:lang w:val="en-US"/>
+              </w:rPr>
+            </w:pPr>
+            <w:r>
+              <w:rPr>
+                <w:rFonts w:ascii="맑은 고딕" w:eastAsia="맑은 고딕" w:hAnsi="맑은 고딕" w:cs="맑은 고딕"/>
+                <w:bCs/>
+                <w:lang w:val="en-US"/>
+              </w:rPr>
+              <w:t>강사 피드백(가중치 근거, 로그 엔지니어링)을 바탕으로 DB 스키마와 API 명세서를 동기화하여 설계 정밀도를 높였습니다.</w:t>
+            </w:r>
+          </w:p>
+          <w:p>
+            <w:pPr>
+              <w:numPr>
+                <w:ilvl w:val="0"/>
+                <w:numId w:val="14"/>
+              </w:numPr>
+              <w:spacing w:before="240" w:after="240"/>
+              <w:rPr>
+                <w:rFonts w:ascii="맑은 고딕" w:eastAsia="맑은 고딕" w:hAnsi="맑은 고딕" w:cs="맑은 고딕"/>
+                <w:bCs/>
+                <w:lang w:val="en-US"/>
+              </w:rPr>
+            </w:pPr>
+            <w:r>
+              <w:rPr>
+                <w:rFonts w:ascii="맑은 고딕" w:eastAsia="맑은 고딕" w:hAnsi="맑은 고딕" w:cs="맑은 고딕"/>
+                <w:bCs/>
+                <w:lang w:val="en-US"/>
+              </w:rPr>
+              <w:lastRenderedPageBreak/>
+              <w:t>배치형 로그 수집 체계 구축 및 정책 확정</w:t>
+            </w:r>
+          </w:p>
+          <w:p>
+            <w:pPr>
+              <w:numPr>
+                <w:ilvl w:val="1"/>
+                <w:numId w:val="14"/>
+              </w:numPr>
+              <w:spacing w:before="240" w:after="240"/>
+              <w:rPr>
+                <w:rFonts w:ascii="맑은 고딕" w:eastAsia="맑은 고딕" w:hAnsi="맑은 고딕" w:cs="맑은 고딕"/>
+                <w:bCs/>
+                <w:lang w:val="en-US"/>
+              </w:rPr>
+            </w:pPr>
+            <w:r>
+              <w:rPr>
+                <w:rFonts w:ascii="맑은 고딕" w:eastAsia="맑은 고딕" w:hAnsi="맑은 고딕" w:cs="맑은 고딕"/>
+                <w:bCs/>
+                <w:lang w:val="en-US"/>
+              </w:rPr>
+              <w:t>단건 업데이트 방식에서 배치형 로그 수집 API(</w:t>
+            </w:r>
+            <w:r>
+              <w:rPr>
+                <w:rFonts w:ascii="맑은 고딕" w:eastAsia="맑은 고딕" w:hAnsi="맑은 고딕" w:cs="맑은 고딕"/>
+                <w:lang w:val="en-US"/>
+              </w:rPr>
+              <w:t>POST /api/logs/behavior</w:t>
+            </w:r>
+            <w:r>
+              <w:rPr>
+                <w:rFonts w:ascii="맑은 고딕" w:eastAsia="맑은 고딕" w:hAnsi="맑은 고딕" w:cs="맑은 고딕"/>
+                <w:bCs/>
+                <w:lang w:val="en-US"/>
+              </w:rPr>
+              <w:t>)로 개편하고, LocalStorage 버퍼링 및 10초 이상 체류 시 가중치 부여 로직을 명세화하였습니다.</w:t>
+            </w:r>
+          </w:p>
+          <w:p>
+            <w:pPr>
+              <w:numPr>
+                <w:ilvl w:val="1"/>
+                <w:numId w:val="14"/>
+              </w:numPr>
+              <w:spacing w:before="240" w:after="240"/>
+              <w:rPr>
+                <w:rFonts w:ascii="맑은 고딕" w:eastAsia="맑은 고딕" w:hAnsi="맑은 고딕" w:cs="맑은 고딕"/>
+                <w:bCs/>
+                <w:lang w:val="en-US"/>
+              </w:rPr>
+            </w:pPr>
+            <w:r>
+              <w:rPr>
+                <w:rFonts w:ascii="맑은 고딕" w:eastAsia="맑은 고딕" w:hAnsi="맑은 고딕" w:cs="맑은 고딕"/>
+                <w:bCs/>
+                <w:lang w:val="en-US"/>
+              </w:rPr>
+              <w:t>장바구니(+5), 결제 승인(+10) 등 행동별 가중치를 API 명세에 반영하였고, 결제 취소 시 가중치 로그 Soft Delete 및 점수 회수(-10) 로직을 동기화하였습니다.</w:t>
+            </w:r>
+          </w:p>
+          <w:p>
+            <w:pPr>
+              <w:numPr>
+                <w:ilvl w:val="1"/>
+                <w:numId w:val="14"/>
+              </w:numPr>
+              <w:spacing w:before="240" w:after="240"/>
+              <w:rPr>
+                <w:rFonts w:ascii="맑은 고딕" w:eastAsia="맑은 고딕" w:hAnsi="맑은 고딕" w:cs="맑은 고딕"/>
+                <w:bCs/>
+                <w:lang w:val="en-US"/>
+              </w:rPr>
+            </w:pPr>
+            <w:r>
+              <w:rPr>
+                <w:rFonts w:ascii="맑은 고딕" w:eastAsia="맑은 고딕" w:hAnsi="맑은 고딕" w:cs="맑은 고딕"/>
+                <w:bCs/>
+                <w:lang w:val="en-US"/>
+              </w:rPr>
+              <w:t>북마크 토글의 1분 이내 취소 건은 DB 기록 방지를 위한 Redis 버퍼 로직을 API 비고란에 명시하였습니다.</w:t>
+            </w:r>
+          </w:p>
+          <w:p>
+            <w:pPr>
+              <w:numPr>
+                <w:ilvl w:val="1"/>
+                <w:numId w:val="14"/>
+              </w:numPr>
+              <w:spacing w:before="240" w:after="240"/>
+              <w:rPr>
+                <w:rFonts w:ascii="맑은 고딕" w:eastAsia="맑은 고딕" w:hAnsi="맑은 고딕" w:cs="맑은 고딕"/>
+                <w:bCs/>
+                <w:lang w:val="en-US"/>
+              </w:rPr>
+            </w:pPr>
+            <w:r>
+              <w:rPr>
+                <w:rFonts w:ascii="맑은 고딕" w:eastAsia="맑은 고딕" w:hAnsi="맑은 고딕" w:cs="맑은 고딕"/>
+                <w:bCs/>
+                <w:lang w:val="en-US"/>
+              </w:rPr>
+              <w:t>회원 탈퇴 시 WITHDRAWN 상태값 변경 및 추천 데이터 비활성화 로직을 추가하였습니다.</w:t>
+            </w:r>
+          </w:p>
+          <w:p>
+            <w:pPr>
+              <w:numPr>
+                <w:ilvl w:val="0"/>
+                <w:numId w:val="14"/>
+              </w:numPr>
+              <w:spacing w:before="240" w:after="240"/>
+              <w:rPr>
+                <w:rFonts w:ascii="맑은 고딕" w:eastAsia="맑은 고딕" w:hAnsi="맑은 고딕" w:cs="맑은 고딕"/>
+                <w:bCs/>
+                <w:lang w:val="en-US"/>
+              </w:rPr>
+            </w:pPr>
+            <w:r>
+              <w:rPr>
+                <w:rFonts w:ascii="맑은 고딕" w:eastAsia="맑은 고딕" w:hAnsi="맑은 고딕" w:cs="맑은 고딕"/>
+                <w:bCs/>
+                <w:lang w:val="en-US"/>
+              </w:rPr>
+              <w:t>구현/구축 진행</w:t>
+            </w:r>
+          </w:p>
+          <w:p>
+            <w:pPr>
+              <w:numPr>
+                <w:ilvl w:val="1"/>
+                <w:numId w:val="14"/>
+              </w:numPr>
+              <w:spacing w:before="240" w:after="240"/>
+              <w:rPr>
                 <w:rFonts w:ascii="맑은 고딕" w:eastAsia="맑은 고딕" w:hAnsi="맑은 고딕" w:cs="맑은 고딕" w:hint="eastAsia"/>
                 <w:bCs/>
-              </w:rPr>
-              <w:t>깃허브 규칙(브랜치/커밋 메시지)을 정해두었습니다.</w:t>
+                <w:lang w:val="en-US"/>
+              </w:rPr>
+            </w:pPr>
+            <w:r>
+              <w:rPr>
+                <w:rFonts w:ascii="맑은 고딕" w:eastAsia="맑은 고딕" w:hAnsi="맑은 고딕" w:cs="맑은 고딕"/>
+                <w:bCs/>
+                <w:lang w:val="en-US"/>
+              </w:rPr>
+              <w:t>프론트엔드 프로토타이핑 및 DB 구축을 진행하였습니다.</w:t>
             </w:r>
           </w:p>
         </w:tc>
@@ -1104,7 +1516,7 @@
             <w:pPr>
               <w:spacing w:before="240" w:after="240"/>
               <w:rPr>
-                <w:rFonts w:ascii="맑은 고딕" w:eastAsia="맑은 고딕" w:hAnsi="맑은 고딕" w:cs="맑은 고딕"/>
+                <w:rFonts w:ascii="맑은 고딕" w:eastAsia="맑은 고딕" w:hAnsi="맑은 고딕" w:cs="맑은 고딕" w:hint="eastAsia"/>
                 <w:bCs/>
               </w:rPr>
             </w:pPr>
@@ -1114,190 +1526,268 @@
                 <w:bCs/>
               </w:rPr>
               <w:lastRenderedPageBreak/>
-              <w:t>ERD 확정, 기능 상세화 및 프로토타입 개발 예정에 있습니다.</w:t>
+              <w:t xml:space="preserve">ERD 확정, </w:t>
+            </w:r>
+            <w:r>
+              <w:rPr>
+                <w:rFonts w:ascii="맑은 고딕" w:eastAsia="맑은 고딕" w:hAnsi="맑은 고딕" w:cs="맑은 고딕" w:hint="eastAsia"/>
+                <w:bCs/>
+              </w:rPr>
+              <w:t>개발 도입을 예정하고 있습니다.</w:t>
             </w:r>
           </w:p>
           <w:p>
             <w:pPr>
-              <w:pStyle w:val="affffffb"/>
               <w:numPr>
-                <w:ilvl w:val="0"/>
-                <w:numId w:val="1"/>
+                <w:ilvl w:val="1"/>
+                <w:numId w:val="15"/>
               </w:numPr>
               <w:spacing w:before="240" w:after="240"/>
-              <w:ind w:leftChars="0"/>
-              <w:rPr>
-                <w:rFonts w:ascii="맑은 고딕" w:eastAsia="맑은 고딕" w:hAnsi="맑은 고딕" w:cs="맑은 고딕"/>
-                <w:bCs/>
+              <w:rPr>
+                <w:rFonts w:ascii="맑은 고딕" w:eastAsia="맑은 고딕" w:hAnsi="맑은 고딕" w:cs="맑은 고딕"/>
+                <w:bCs/>
+                <w:lang w:val="en-US"/>
               </w:rPr>
             </w:pPr>
             <w:r>
               <w:rPr>
-                <w:rFonts w:ascii="맑은 고딕" w:eastAsia="맑은 고딕" w:hAnsi="맑은 고딕" w:cs="맑은 고딕" w:hint="eastAsia"/>
-                <w:bCs/>
-              </w:rPr>
-              <w:t>엔드포인트 확정</w:t>
+                <w:rFonts w:ascii="맑은 고딕" w:eastAsia="맑은 고딕" w:hAnsi="맑은 고딕" w:cs="맑은 고딕"/>
+                <w:bCs/>
+                <w:lang w:val="en-US"/>
+              </w:rPr>
+              <w:t>설계 및 규격 확정</w:t>
             </w:r>
           </w:p>
           <w:p>
             <w:pPr>
-              <w:pStyle w:val="affffffb"/>
               <w:numPr>
-                <w:ilvl w:val="0"/>
-                <w:numId w:val="1"/>
+                <w:ilvl w:val="1"/>
+                <w:numId w:val="16"/>
               </w:numPr>
               <w:spacing w:before="240" w:after="240"/>
-              <w:ind w:leftChars="0"/>
-              <w:rPr>
-                <w:rFonts w:ascii="맑은 고딕" w:eastAsia="맑은 고딕" w:hAnsi="맑은 고딕" w:cs="맑은 고딕"/>
-                <w:bCs/>
+              <w:rPr>
+                <w:rFonts w:ascii="맑은 고딕" w:eastAsia="맑은 고딕" w:hAnsi="맑은 고딕" w:cs="맑은 고딕" w:hint="eastAsia"/>
+                <w:bCs/>
+                <w:lang w:val="en-US"/>
               </w:rPr>
             </w:pPr>
             <w:r>
               <w:rPr>
-                <w:rFonts w:ascii="맑은 고딕" w:eastAsia="맑은 고딕" w:hAnsi="맑은 고딕" w:cs="맑은 고딕" w:hint="eastAsia"/>
-                <w:bCs/>
-              </w:rPr>
-              <w:t xml:space="preserve">[백엔드] ERD 설계 확정, </w:t>
-            </w:r>
-            <w:r>
-              <w:rPr>
-                <w:rFonts w:ascii="맑은 고딕" w:eastAsia="맑은 고딕" w:hAnsi="맑은 고딕" w:cs="맑은 고딕" w:hint="eastAsia"/>
-                <w:bCs/>
-              </w:rPr>
-              <w:t>설계에 따른 DB 스키마 생성 및 기본 도메인 개발</w:t>
+                <w:rFonts w:ascii="맑은 고딕" w:eastAsia="맑은 고딕" w:hAnsi="맑은 고딕" w:cs="맑은 고딕"/>
+                <w:bCs/>
+                <w:lang w:val="en-US"/>
+              </w:rPr>
+              <w:t>ERD 및 엔드포인트 최종 확정: 수정된 가중치 로직과 로그 구조 반영 후 최종 설계도 릴리즈</w:t>
             </w:r>
           </w:p>
           <w:p>
             <w:pPr>
-              <w:pStyle w:val="affffffb"/>
               <w:numPr>
-                <w:ilvl w:val="0"/>
-                <w:numId w:val="1"/>
+                <w:ilvl w:val="1"/>
+                <w:numId w:val="17"/>
               </w:numPr>
               <w:spacing w:before="240" w:after="240"/>
-              <w:ind w:leftChars="0"/>
-              <w:rPr>
-                <w:rFonts w:ascii="맑은 고딕" w:eastAsia="맑은 고딕" w:hAnsi="맑은 고딕" w:cs="맑은 고딕"/>
-                <w:bCs/>
+              <w:rPr>
+                <w:rFonts w:ascii="맑은 고딕" w:eastAsia="맑은 고딕" w:hAnsi="맑은 고딕" w:cs="맑은 고딕"/>
+                <w:bCs/>
+                <w:lang w:val="en-US"/>
               </w:rPr>
             </w:pPr>
             <w:r>
               <w:rPr>
-                <w:rFonts w:ascii="맑은 고딕" w:eastAsia="맑은 고딕" w:hAnsi="맑은 고딕" w:cs="맑은 고딕" w:hint="eastAsia"/>
-                <w:bCs/>
-              </w:rPr>
-              <w:t xml:space="preserve">[백엔드] </w:t>
-            </w:r>
-            <w:r>
-              <w:rPr>
-                <w:rFonts w:ascii="맑은 고딕" w:eastAsia="맑은 고딕" w:hAnsi="맑은 고딕" w:cs="맑은 고딕"/>
-                <w:bCs/>
-              </w:rPr>
-              <w:t>JWT 기반 인증 로직 및 회원가입 API 우선 구현</w:t>
+                <w:rFonts w:ascii="맑은 고딕" w:eastAsia="맑은 고딕" w:hAnsi="맑은 고딕" w:cs="맑은 고딕"/>
+                <w:bCs/>
+                <w:lang w:val="en-US"/>
+              </w:rPr>
+              <w:t>백엔드 개발 도입</w:t>
             </w:r>
           </w:p>
           <w:p>
             <w:pPr>
-              <w:pStyle w:val="affffffb"/>
               <w:numPr>
-                <w:ilvl w:val="0"/>
-                <w:numId w:val="1"/>
+                <w:ilvl w:val="1"/>
+                <w:numId w:val="18"/>
               </w:numPr>
               <w:spacing w:before="240" w:after="240"/>
-              <w:ind w:leftChars="0"/>
-              <w:rPr>
-                <w:rFonts w:ascii="맑은 고딕" w:eastAsia="맑은 고딕" w:hAnsi="맑은 고딕" w:cs="맑은 고딕"/>
-                <w:bCs/>
+              <w:rPr>
+                <w:rFonts w:ascii="맑은 고딕" w:eastAsia="맑은 고딕" w:hAnsi="맑은 고딕" w:cs="맑은 고딕"/>
+                <w:bCs/>
+                <w:lang w:val="en-US"/>
               </w:rPr>
             </w:pPr>
             <w:r>
               <w:rPr>
-                <w:rFonts w:ascii="맑은 고딕" w:eastAsia="맑은 고딕" w:hAnsi="맑은 고딕" w:cs="맑은 고딕" w:hint="eastAsia"/>
-                <w:bCs/>
-              </w:rPr>
-              <w:t xml:space="preserve">[프런트엔드] </w:t>
-            </w:r>
-            <w:r>
-              <w:rPr>
-                <w:rFonts w:ascii="맑은 고딕" w:eastAsia="맑은 고딕" w:hAnsi="맑은 고딕" w:cs="맑은 고딕"/>
-                <w:bCs/>
-              </w:rPr>
-              <w:t>공통 컴포넌트Header, Footer, Button 제작 및 라우팅 환경 설정</w:t>
+                <w:rFonts w:ascii="맑은 고딕" w:eastAsia="맑은 고딕" w:hAnsi="맑은 고딕" w:cs="맑은 고딕"/>
+                <w:bCs/>
+                <w:lang w:val="en-US"/>
+              </w:rPr>
+              <w:t>인증 기반 마련: JWT 기반 보안 로직 환경 설정 및 회원가입 API 우선 구현.</w:t>
             </w:r>
           </w:p>
           <w:p>
             <w:pPr>
-              <w:pStyle w:val="affffffb"/>
               <w:numPr>
-                <w:ilvl w:val="0"/>
-                <w:numId w:val="1"/>
+                <w:ilvl w:val="1"/>
+                <w:numId w:val="18"/>
               </w:numPr>
               <w:spacing w:before="240" w:after="240"/>
-              <w:ind w:leftChars="0"/>
-              <w:rPr>
-                <w:rFonts w:ascii="맑은 고딕" w:eastAsia="맑은 고딕" w:hAnsi="맑은 고딕" w:cs="맑은 고딕"/>
-                <w:bCs/>
+              <w:rPr>
+                <w:rFonts w:ascii="맑은 고딕" w:eastAsia="맑은 고딕" w:hAnsi="맑은 고딕" w:cs="맑은 고딕" w:hint="eastAsia"/>
+                <w:bCs/>
+                <w:lang w:val="en-US"/>
               </w:rPr>
             </w:pPr>
             <w:r>
               <w:rPr>
                 <w:rFonts w:ascii="맑은 고딕" w:eastAsia="맑은 고딕" w:hAnsi="맑은 고딕" w:cs="맑은 고딕"/>
                 <w:bCs/>
-              </w:rPr>
-              <w:t>메인 페이지 및 상품 목록 페이지</w:t>
-            </w:r>
-            <w:r>
-              <w:rPr>
-                <w:rFonts w:ascii="맑은 고딕" w:eastAsia="맑은 고딕" w:hAnsi="맑은 고딕" w:cs="맑은 고딕" w:hint="eastAsia"/>
-                <w:bCs/>
-              </w:rPr>
-              <w:t>의 프로토타입 퍼블리싱</w:t>
+                <w:lang w:val="en-US"/>
+              </w:rPr>
+              <w:t>가중치 기초 설계: 가입 시 선택 태그 기반 초기 가중치 생성 로직 착수.</w:t>
             </w:r>
           </w:p>
           <w:p>
             <w:pPr>
-              <w:pStyle w:val="affffffb"/>
               <w:numPr>
-                <w:ilvl w:val="0"/>
-                <w:numId w:val="1"/>
+                <w:ilvl w:val="1"/>
+                <w:numId w:val="19"/>
               </w:numPr>
               <w:spacing w:before="240" w:after="240"/>
-              <w:ind w:leftChars="0"/>
-              <w:rPr>
-                <w:rFonts w:ascii="맑은 고딕" w:eastAsia="맑은 고딕" w:hAnsi="맑은 고딕" w:cs="맑은 고딕"/>
-                <w:bCs/>
+              <w:rPr>
+                <w:rFonts w:ascii="맑은 고딕" w:eastAsia="맑은 고딕" w:hAnsi="맑은 고딕" w:cs="맑은 고딕"/>
+                <w:bCs/>
+                <w:lang w:val="en-US"/>
               </w:rPr>
             </w:pPr>
             <w:r>
               <w:rPr>
                 <w:rFonts w:ascii="맑은 고딕" w:eastAsia="맑은 고딕" w:hAnsi="맑은 고딕" w:cs="맑은 고딕"/>
                 <w:bCs/>
-              </w:rPr>
-              <w:t>접근성 체크리스트 적용 기준 수립</w:t>
+                <w:lang w:val="en-US"/>
+              </w:rPr>
+              <w:t>프론트엔드 및 UI 개발</w:t>
             </w:r>
           </w:p>
           <w:p>
             <w:pPr>
-              <w:pStyle w:val="affffffb"/>
               <w:numPr>
-                <w:ilvl w:val="0"/>
-                <w:numId w:val="1"/>
+                <w:ilvl w:val="1"/>
+                <w:numId w:val="20"/>
               </w:numPr>
               <w:spacing w:before="240" w:after="240"/>
-              <w:ind w:leftChars="0"/>
-              <w:rPr>
-                <w:rFonts w:ascii="맑은 고딕" w:eastAsia="맑은 고딕" w:hAnsi="맑은 고딕" w:cs="맑은 고딕"/>
-                <w:bCs/>
+              <w:rPr>
+                <w:rFonts w:ascii="맑은 고딕" w:eastAsia="맑은 고딕" w:hAnsi="맑은 고딕" w:cs="맑은 고딕"/>
+                <w:bCs/>
+                <w:lang w:val="en-US"/>
               </w:rPr>
             </w:pPr>
             <w:r>
               <w:rPr>
+                <w:rFonts w:ascii="맑은 고딕" w:eastAsia="맑은 고딕" w:hAnsi="맑은 고딕" w:cs="맑은 고딕"/>
+                <w:bCs/>
+                <w:lang w:val="en-US"/>
+              </w:rPr>
+              <w:lastRenderedPageBreak/>
+              <w:t>공통 에셋 제작: Header, Footer, Button 등 재사용 가능한 공통 컴포넌트 제작.</w:t>
+            </w:r>
+          </w:p>
+          <w:p>
+            <w:pPr>
+              <w:numPr>
+                <w:ilvl w:val="1"/>
+                <w:numId w:val="20"/>
+              </w:numPr>
+              <w:spacing w:before="240" w:after="240"/>
+              <w:rPr>
+                <w:rFonts w:ascii="맑은 고딕" w:eastAsia="맑은 고딕" w:hAnsi="맑은 고딕" w:cs="맑은 고딕"/>
+                <w:bCs/>
+                <w:lang w:val="en-US"/>
+              </w:rPr>
+            </w:pPr>
+            <w:r>
+              <w:rPr>
+                <w:rFonts w:ascii="맑은 고딕" w:eastAsia="맑은 고딕" w:hAnsi="맑은 고딕" w:cs="맑은 고딕"/>
+                <w:bCs/>
+                <w:lang w:val="en-US"/>
+              </w:rPr>
+              <w:t>환경 설정: 라우팅 및 전역 상태 관리 구조 설정 완료.</w:t>
+            </w:r>
+          </w:p>
+          <w:p>
+            <w:pPr>
+              <w:numPr>
+                <w:ilvl w:val="1"/>
+                <w:numId w:val="20"/>
+              </w:numPr>
+              <w:spacing w:before="240" w:after="240"/>
+              <w:rPr>
                 <w:rFonts w:ascii="맑은 고딕" w:eastAsia="맑은 고딕" w:hAnsi="맑은 고딕" w:cs="맑은 고딕" w:hint="eastAsia"/>
                 <w:bCs/>
-              </w:rPr>
-              <w:t>발표자 및 PPT 제작자 결정</w:t>
-            </w:r>
+                <w:lang w:val="en-US"/>
+              </w:rPr>
+            </w:pPr>
+            <w:r>
+              <w:rPr>
+                <w:rFonts w:ascii="맑은 고딕" w:eastAsia="맑은 고딕" w:hAnsi="맑은 고딕" w:cs="맑은 고딕"/>
+                <w:bCs/>
+                <w:lang w:val="en-US"/>
+              </w:rPr>
+              <w:t>프로토타입 퍼블리싱: 메인 페이지 및 상품 목록 페이지 핵심 UI 프로토타입 구현.</w:t>
+            </w:r>
+          </w:p>
+          <w:p>
+            <w:pPr>
+              <w:numPr>
+                <w:ilvl w:val="1"/>
+                <w:numId w:val="21"/>
+              </w:numPr>
+              <w:spacing w:before="240" w:after="240"/>
+              <w:rPr>
+                <w:rFonts w:ascii="맑은 고딕" w:eastAsia="맑은 고딕" w:hAnsi="맑은 고딕" w:cs="맑은 고딕"/>
+                <w:bCs/>
+                <w:lang w:val="en-US"/>
+              </w:rPr>
+            </w:pPr>
+            <w:r>
+              <w:rPr>
+                <w:rFonts w:ascii="맑은 고딕" w:eastAsia="맑은 고딕" w:hAnsi="맑은 고딕" w:cs="맑은 고딕"/>
+                <w:bCs/>
+                <w:lang w:val="en-US"/>
+              </w:rPr>
+              <w:t>서비스 고도화</w:t>
+            </w:r>
+          </w:p>
+          <w:p>
+            <w:pPr>
+              <w:numPr>
+                <w:ilvl w:val="1"/>
+                <w:numId w:val="22"/>
+              </w:numPr>
+              <w:spacing w:before="240" w:after="240"/>
+              <w:rPr>
+                <w:rFonts w:ascii="맑은 고딕" w:eastAsia="맑은 고딕" w:hAnsi="맑은 고딕" w:cs="맑은 고딕"/>
+                <w:bCs/>
+                <w:lang w:val="en-US"/>
+              </w:rPr>
+            </w:pPr>
+            <w:r>
+              <w:rPr>
+                <w:rFonts w:ascii="맑은 고딕" w:eastAsia="맑은 고딕" w:hAnsi="맑은 고딕" w:cs="맑은 고딕"/>
+                <w:bCs/>
+                <w:lang w:val="en-US"/>
+              </w:rPr>
+              <w:t>접근성 가이드 준수: 수립된 접근성 체크리스트를 프론트엔드 컴포넌트에 적용하는 기준 설정.</w:t>
+            </w:r>
+          </w:p>
+          <w:p>
+            <w:pPr>
+              <w:spacing w:before="240" w:after="240"/>
+              <w:rPr>
+                <w:rFonts w:ascii="맑은 고딕" w:eastAsia="맑은 고딕" w:hAnsi="맑은 고딕" w:cs="맑은 고딕" w:hint="eastAsia"/>
+                <w:bCs/>
+                <w:lang w:val="en-US"/>
+              </w:rPr>
+            </w:pPr>
           </w:p>
         </w:tc>
       </w:tr>
@@ -1378,10 +1868,75 @@
             <w:r>
               <w:rPr>
                 <w:rFonts w:ascii="맑은 고딕" w:eastAsia="맑은 고딕" w:hAnsi="맑은 고딕" w:cs="맑은 고딕" w:hint="eastAsia"/>
-                <w:bCs/>
+                <w:b/>
               </w:rPr>
               <w:lastRenderedPageBreak/>
+              <w:t>첫 번째 피드백</w:t>
+            </w:r>
+            <w:r>
+              <w:rPr>
+                <w:rFonts w:ascii="맑은 고딕" w:eastAsia="맑은 고딕" w:hAnsi="맑은 고딕" w:cs="맑은 고딕" w:hint="eastAsia"/>
+                <w:b/>
+              </w:rPr>
+              <w:t>:</w:t>
+            </w:r>
+            <w:r>
+              <w:rPr>
+                <w:rFonts w:ascii="맑은 고딕" w:eastAsia="맑은 고딕" w:hAnsi="맑은 고딕" w:cs="맑은 고딕" w:hint="eastAsia"/>
+                <w:bCs/>
+              </w:rPr>
+              <w:t xml:space="preserve"> </w:t>
+            </w:r>
+            <w:r>
+              <w:rPr>
+                <w:rFonts w:ascii="맑은 고딕" w:eastAsia="맑은 고딕" w:hAnsi="맑은 고딕" w:cs="맑은 고딕" w:hint="eastAsia"/>
+                <w:bCs/>
+              </w:rPr>
               <w:t>프로젝트 기획에 있어 전반적인 처리 과정이 꼼꼼하여 긍정적인 평가를 받음. 단, 기획을 뒷받침하기 위한 벤치마킹 자료(레퍼런스)를 리서치하고, 트러블 슈팅 과정을 기록하라는 조언을 받음. 외 와이어프레임 및 제출 서류에 대한 언급을 받았습니다.</w:t>
+            </w:r>
+          </w:p>
+          <w:p>
+            <w:pPr>
+              <w:spacing w:before="240" w:after="240"/>
+              <w:rPr>
+                <w:rFonts w:ascii="맑은 고딕" w:eastAsia="맑은 고딕" w:hAnsi="맑은 고딕" w:cs="맑은 고딕" w:hint="eastAsia"/>
+                <w:bCs/>
+              </w:rPr>
+            </w:pPr>
+            <w:r>
+              <w:rPr>
+                <w:rFonts w:ascii="맑은 고딕" w:eastAsia="맑은 고딕" w:hAnsi="맑은 고딕" w:cs="맑은 고딕" w:hint="eastAsia"/>
+                <w:b/>
+              </w:rPr>
+              <w:t>두 번째 피드백</w:t>
+            </w:r>
+            <w:r>
+              <w:rPr>
+                <w:rFonts w:ascii="맑은 고딕" w:eastAsia="맑은 고딕" w:hAnsi="맑은 고딕" w:cs="맑은 고딕" w:hint="eastAsia"/>
+                <w:bCs/>
+              </w:rPr>
+              <w:t>:</w:t>
+            </w:r>
+            <w:r>
+              <w:rPr>
+                <w:rFonts w:ascii="맑은 고딕" w:eastAsia="맑은 고딕" w:hAnsi="맑은 고딕" w:cs="맑은 고딕" w:hint="eastAsia"/>
+                <w:bCs/>
+              </w:rPr>
+              <w:t xml:space="preserve"> 가중치 산정의 논리적 근거가 부족한 것을 지적해주셨습니다. 그 외에도 클릭 로그와 관련한 엔지니어링 구조의 미비를 지적받아, 해당 피드백을 반영하여 설계를 수정하였습니다. </w:t>
+            </w:r>
+            <w:r>
+              <w:rPr>
+                <w:rFonts w:ascii="맑은 고딕" w:eastAsia="맑은 고딕" w:hAnsi="맑은 고딕" w:cs="맑은 고딕"/>
+                <w:bCs/>
+              </w:rPr>
+              <w:t>더불어 수집된 데이터를 단순 적재에 그치지 않고, 이탈 분석 및 트렌드 파악 등 실질적인 비즈니스 인사이트 도출에 활용할 수 있도록 설계를 고도화하라는 피드백을 주셨습니다.</w:t>
+            </w:r>
+            <w:r>
+              <w:rPr>
+                <w:rFonts w:ascii="맑은 고딕" w:eastAsia="맑은 고딕" w:hAnsi="맑은 고딕" w:cs="맑은 고딕" w:hint="eastAsia"/>
+                <w:bCs/>
+              </w:rPr>
+              <w:t xml:space="preserve"> 해당 핵심 기능 외에는 전반적으로 완성도가 좋다고 말씀하셨습니다.</w:t>
             </w:r>
           </w:p>
         </w:tc>
@@ -1460,6 +2015,1049 @@
 <file path=word/numbering.xml><?xml version="1.0" encoding="utf-8"?>
 <w:numbering xmlns:wpc="http://schemas.microsoft.com/office/word/2010/wordprocessingCanvas" xmlns:cx="http://schemas.microsoft.com/office/drawing/2014/chartex" xmlns:cx1="http://schemas.microsoft.com/office/drawing/2015/9/8/chartex" xmlns:cx2="http://schemas.microsoft.com/office/drawing/2015/10/21/chartex" xmlns:cx3="http://schemas.microsoft.com/office/drawing/2016/5/9/chartex" xmlns:cx4="http://schemas.microsoft.com/office/drawing/2016/5/10/chartex" xmlns:cx5="http://schemas.microsoft.com/office/drawing/2016/5/11/chartex" xmlns:cx6="http://schemas.microsoft.com/office/drawing/2016/5/12/chartex" xmlns:cx7="http://schemas.microsoft.com/office/drawing/2016/5/13/chartex" xmlns:cx8="http://schemas.microsoft.com/office/drawing/2016/5/14/chartex" xmlns:mc="http://schemas.openxmlformats.org/markup-compatibility/2006" xmlns:aink="http://schemas.microsoft.com/office/drawing/2016/ink" xmlns:am3d="http://schemas.microsoft.com/office/drawing/2017/model3d" xmlns:o="urn:schemas-microsoft-com:office:office" xmlns:oel="http://schemas.microsoft.com/office/2019/extlst" xmlns:r="http://schemas.openxmlformats.org/officeDocument/2006/relationships" xmlns:m="http://schemas.openxmlformats.org/officeDocument/2006/math" xmlns:v="urn:schemas-microsoft-com:vml" xmlns:wp14="http://schemas.microsoft.com/office/word/2010/wordprocessingDrawing" xmlns:wp="http://schemas.openxmlformats.org/drawingml/2006/wordprocessingDrawing" xmlns:w10="urn:schemas-microsoft-com:office:word" xmlns:w="http://schemas.openxmlformats.org/wordprocessingml/2006/main" xmlns:w14="http://schemas.microsoft.com/office/word/2010/wordml" xmlns:w15="http://schemas.microsoft.com/office/word/2012/wordml" xmlns:w16cex="http://schemas.microsoft.com/office/word/2018/wordml/cex" xmlns:w16cid="http://schemas.microsoft.com/office/word/2016/wordml/cid" xmlns:w16="http://schemas.microsoft.com/office/word/2018/wordml" xmlns:w16du="http://schemas.microsoft.com/office/word/2023/wordml/word16du" xmlns:w16sdtdh="http://schemas.microsoft.com/office/word/2020/wordml/sdtdatahash" xmlns:w16sdtfl="http://schemas.microsoft.com/office/word/2024/wordml/sdtformatlock" xmlns:w16se="http://schemas.microsoft.com/office/word/2015/wordml/symex" xmlns:wpg="http://schemas.microsoft.com/office/word/2010/wordprocessingGroup" xmlns:wpi="http://schemas.microsoft.com/office/word/2010/wordprocessingInk" xmlns:wne="http://schemas.microsoft.com/office/word/2006/wordml" xmlns:wps="http://schemas.microsoft.com/office/word/2010/wordprocessingShape" mc:Ignorable="w14 w15 w16se w16cid w16 w16cex w16sdtdh w16sdtfl w16du wp14">
   <w:abstractNum w:abstractNumId="0" w15:restartNumberingAfterBreak="0">
+    <w:nsid w:val="0BD3575F"/>
+    <w:multiLevelType w:val="multilevel"/>
+    <w:tmpl w:val="43A6A2E4"/>
+    <w:lvl w:ilvl="0">
+      <w:start w:val="1"/>
+      <w:numFmt w:val="bullet"/>
+      <w:lvlText w:val=""/>
+      <w:lvlJc w:val="left"/>
+      <w:pPr>
+        <w:tabs>
+          <w:tab w:val="num" w:pos="720"/>
+        </w:tabs>
+        <w:ind w:left="720" w:hanging="360"/>
+      </w:pPr>
+      <w:rPr>
+        <w:rFonts w:ascii="Symbol" w:hAnsi="Symbol" w:hint="default"/>
+        <w:sz w:val="20"/>
+      </w:rPr>
+    </w:lvl>
+    <w:lvl w:ilvl="1">
+      <w:start w:val="1"/>
+      <w:numFmt w:val="bullet"/>
+      <w:lvlText w:val=""/>
+      <w:lvlJc w:val="left"/>
+      <w:pPr>
+        <w:tabs>
+          <w:tab w:val="num" w:pos="1440"/>
+        </w:tabs>
+        <w:ind w:left="1440" w:hanging="360"/>
+      </w:pPr>
+      <w:rPr>
+        <w:rFonts w:ascii="Symbol" w:hAnsi="Symbol" w:hint="default"/>
+        <w:sz w:val="20"/>
+      </w:rPr>
+    </w:lvl>
+    <w:lvl w:ilvl="2" w:tentative="1">
+      <w:start w:val="1"/>
+      <w:numFmt w:val="bullet"/>
+      <w:lvlText w:val=""/>
+      <w:lvlJc w:val="left"/>
+      <w:pPr>
+        <w:tabs>
+          <w:tab w:val="num" w:pos="2160"/>
+        </w:tabs>
+        <w:ind w:left="2160" w:hanging="360"/>
+      </w:pPr>
+      <w:rPr>
+        <w:rFonts w:ascii="Symbol" w:hAnsi="Symbol" w:hint="default"/>
+        <w:sz w:val="20"/>
+      </w:rPr>
+    </w:lvl>
+    <w:lvl w:ilvl="3" w:tentative="1">
+      <w:start w:val="1"/>
+      <w:numFmt w:val="bullet"/>
+      <w:lvlText w:val=""/>
+      <w:lvlJc w:val="left"/>
+      <w:pPr>
+        <w:tabs>
+          <w:tab w:val="num" w:pos="2880"/>
+        </w:tabs>
+        <w:ind w:left="2880" w:hanging="360"/>
+      </w:pPr>
+      <w:rPr>
+        <w:rFonts w:ascii="Symbol" w:hAnsi="Symbol" w:hint="default"/>
+        <w:sz w:val="20"/>
+      </w:rPr>
+    </w:lvl>
+    <w:lvl w:ilvl="4" w:tentative="1">
+      <w:start w:val="1"/>
+      <w:numFmt w:val="bullet"/>
+      <w:lvlText w:val=""/>
+      <w:lvlJc w:val="left"/>
+      <w:pPr>
+        <w:tabs>
+          <w:tab w:val="num" w:pos="3600"/>
+        </w:tabs>
+        <w:ind w:left="3600" w:hanging="360"/>
+      </w:pPr>
+      <w:rPr>
+        <w:rFonts w:ascii="Symbol" w:hAnsi="Symbol" w:hint="default"/>
+        <w:sz w:val="20"/>
+      </w:rPr>
+    </w:lvl>
+    <w:lvl w:ilvl="5" w:tentative="1">
+      <w:start w:val="1"/>
+      <w:numFmt w:val="bullet"/>
+      <w:lvlText w:val=""/>
+      <w:lvlJc w:val="left"/>
+      <w:pPr>
+        <w:tabs>
+          <w:tab w:val="num" w:pos="4320"/>
+        </w:tabs>
+        <w:ind w:left="4320" w:hanging="360"/>
+      </w:pPr>
+      <w:rPr>
+        <w:rFonts w:ascii="Symbol" w:hAnsi="Symbol" w:hint="default"/>
+        <w:sz w:val="20"/>
+      </w:rPr>
+    </w:lvl>
+    <w:lvl w:ilvl="6" w:tentative="1">
+      <w:start w:val="1"/>
+      <w:numFmt w:val="bullet"/>
+      <w:lvlText w:val=""/>
+      <w:lvlJc w:val="left"/>
+      <w:pPr>
+        <w:tabs>
+          <w:tab w:val="num" w:pos="5040"/>
+        </w:tabs>
+        <w:ind w:left="5040" w:hanging="360"/>
+      </w:pPr>
+      <w:rPr>
+        <w:rFonts w:ascii="Symbol" w:hAnsi="Symbol" w:hint="default"/>
+        <w:sz w:val="20"/>
+      </w:rPr>
+    </w:lvl>
+    <w:lvl w:ilvl="7" w:tentative="1">
+      <w:start w:val="1"/>
+      <w:numFmt w:val="bullet"/>
+      <w:lvlText w:val=""/>
+      <w:lvlJc w:val="left"/>
+      <w:pPr>
+        <w:tabs>
+          <w:tab w:val="num" w:pos="5760"/>
+        </w:tabs>
+        <w:ind w:left="5760" w:hanging="360"/>
+      </w:pPr>
+      <w:rPr>
+        <w:rFonts w:ascii="Symbol" w:hAnsi="Symbol" w:hint="default"/>
+        <w:sz w:val="20"/>
+      </w:rPr>
+    </w:lvl>
+    <w:lvl w:ilvl="8" w:tentative="1">
+      <w:start w:val="1"/>
+      <w:numFmt w:val="bullet"/>
+      <w:lvlText w:val=""/>
+      <w:lvlJc w:val="left"/>
+      <w:pPr>
+        <w:tabs>
+          <w:tab w:val="num" w:pos="6480"/>
+        </w:tabs>
+        <w:ind w:left="6480" w:hanging="360"/>
+      </w:pPr>
+      <w:rPr>
+        <w:rFonts w:ascii="Symbol" w:hAnsi="Symbol" w:hint="default"/>
+        <w:sz w:val="20"/>
+      </w:rPr>
+    </w:lvl>
+  </w:abstractNum>
+  <w:abstractNum w:abstractNumId="1" w15:restartNumberingAfterBreak="0">
+    <w:nsid w:val="0F8042D4"/>
+    <w:multiLevelType w:val="multilevel"/>
+    <w:tmpl w:val="E2E04BDE"/>
+    <w:lvl w:ilvl="0">
+      <w:start w:val="1"/>
+      <w:numFmt w:val="bullet"/>
+      <w:lvlText w:val=""/>
+      <w:lvlJc w:val="left"/>
+      <w:pPr>
+        <w:tabs>
+          <w:tab w:val="num" w:pos="720"/>
+        </w:tabs>
+        <w:ind w:left="720" w:hanging="360"/>
+      </w:pPr>
+      <w:rPr>
+        <w:rFonts w:ascii="Symbol" w:hAnsi="Symbol" w:hint="default"/>
+        <w:sz w:val="20"/>
+      </w:rPr>
+    </w:lvl>
+    <w:lvl w:ilvl="1" w:tentative="1">
+      <w:start w:val="1"/>
+      <w:numFmt w:val="bullet"/>
+      <w:lvlText w:val=""/>
+      <w:lvlJc w:val="left"/>
+      <w:pPr>
+        <w:tabs>
+          <w:tab w:val="num" w:pos="1440"/>
+        </w:tabs>
+        <w:ind w:left="1440" w:hanging="360"/>
+      </w:pPr>
+      <w:rPr>
+        <w:rFonts w:ascii="Symbol" w:hAnsi="Symbol" w:hint="default"/>
+        <w:sz w:val="20"/>
+      </w:rPr>
+    </w:lvl>
+    <w:lvl w:ilvl="2" w:tentative="1">
+      <w:start w:val="1"/>
+      <w:numFmt w:val="bullet"/>
+      <w:lvlText w:val=""/>
+      <w:lvlJc w:val="left"/>
+      <w:pPr>
+        <w:tabs>
+          <w:tab w:val="num" w:pos="2160"/>
+        </w:tabs>
+        <w:ind w:left="2160" w:hanging="360"/>
+      </w:pPr>
+      <w:rPr>
+        <w:rFonts w:ascii="Symbol" w:hAnsi="Symbol" w:hint="default"/>
+        <w:sz w:val="20"/>
+      </w:rPr>
+    </w:lvl>
+    <w:lvl w:ilvl="3" w:tentative="1">
+      <w:start w:val="1"/>
+      <w:numFmt w:val="bullet"/>
+      <w:lvlText w:val=""/>
+      <w:lvlJc w:val="left"/>
+      <w:pPr>
+        <w:tabs>
+          <w:tab w:val="num" w:pos="2880"/>
+        </w:tabs>
+        <w:ind w:left="2880" w:hanging="360"/>
+      </w:pPr>
+      <w:rPr>
+        <w:rFonts w:ascii="Symbol" w:hAnsi="Symbol" w:hint="default"/>
+        <w:sz w:val="20"/>
+      </w:rPr>
+    </w:lvl>
+    <w:lvl w:ilvl="4" w:tentative="1">
+      <w:start w:val="1"/>
+      <w:numFmt w:val="bullet"/>
+      <w:lvlText w:val=""/>
+      <w:lvlJc w:val="left"/>
+      <w:pPr>
+        <w:tabs>
+          <w:tab w:val="num" w:pos="3600"/>
+        </w:tabs>
+        <w:ind w:left="3600" w:hanging="360"/>
+      </w:pPr>
+      <w:rPr>
+        <w:rFonts w:ascii="Symbol" w:hAnsi="Symbol" w:hint="default"/>
+        <w:sz w:val="20"/>
+      </w:rPr>
+    </w:lvl>
+    <w:lvl w:ilvl="5" w:tentative="1">
+      <w:start w:val="1"/>
+      <w:numFmt w:val="bullet"/>
+      <w:lvlText w:val=""/>
+      <w:lvlJc w:val="left"/>
+      <w:pPr>
+        <w:tabs>
+          <w:tab w:val="num" w:pos="4320"/>
+        </w:tabs>
+        <w:ind w:left="4320" w:hanging="360"/>
+      </w:pPr>
+      <w:rPr>
+        <w:rFonts w:ascii="Symbol" w:hAnsi="Symbol" w:hint="default"/>
+        <w:sz w:val="20"/>
+      </w:rPr>
+    </w:lvl>
+    <w:lvl w:ilvl="6" w:tentative="1">
+      <w:start w:val="1"/>
+      <w:numFmt w:val="bullet"/>
+      <w:lvlText w:val=""/>
+      <w:lvlJc w:val="left"/>
+      <w:pPr>
+        <w:tabs>
+          <w:tab w:val="num" w:pos="5040"/>
+        </w:tabs>
+        <w:ind w:left="5040" w:hanging="360"/>
+      </w:pPr>
+      <w:rPr>
+        <w:rFonts w:ascii="Symbol" w:hAnsi="Symbol" w:hint="default"/>
+        <w:sz w:val="20"/>
+      </w:rPr>
+    </w:lvl>
+    <w:lvl w:ilvl="7" w:tentative="1">
+      <w:start w:val="1"/>
+      <w:numFmt w:val="bullet"/>
+      <w:lvlText w:val=""/>
+      <w:lvlJc w:val="left"/>
+      <w:pPr>
+        <w:tabs>
+          <w:tab w:val="num" w:pos="5760"/>
+        </w:tabs>
+        <w:ind w:left="5760" w:hanging="360"/>
+      </w:pPr>
+      <w:rPr>
+        <w:rFonts w:ascii="Symbol" w:hAnsi="Symbol" w:hint="default"/>
+        <w:sz w:val="20"/>
+      </w:rPr>
+    </w:lvl>
+    <w:lvl w:ilvl="8" w:tentative="1">
+      <w:start w:val="1"/>
+      <w:numFmt w:val="bullet"/>
+      <w:lvlText w:val=""/>
+      <w:lvlJc w:val="left"/>
+      <w:pPr>
+        <w:tabs>
+          <w:tab w:val="num" w:pos="6480"/>
+        </w:tabs>
+        <w:ind w:left="6480" w:hanging="360"/>
+      </w:pPr>
+      <w:rPr>
+        <w:rFonts w:ascii="Symbol" w:hAnsi="Symbol" w:hint="default"/>
+        <w:sz w:val="20"/>
+      </w:rPr>
+    </w:lvl>
+  </w:abstractNum>
+  <w:abstractNum w:abstractNumId="2" w15:restartNumberingAfterBreak="0">
+    <w:nsid w:val="11BB616E"/>
+    <w:multiLevelType w:val="multilevel"/>
+    <w:tmpl w:val="F5382B06"/>
+    <w:lvl w:ilvl="0">
+      <w:start w:val="1"/>
+      <w:numFmt w:val="bullet"/>
+      <w:lvlText w:val=""/>
+      <w:lvlJc w:val="left"/>
+      <w:pPr>
+        <w:tabs>
+          <w:tab w:val="num" w:pos="720"/>
+        </w:tabs>
+        <w:ind w:left="720" w:hanging="360"/>
+      </w:pPr>
+      <w:rPr>
+        <w:rFonts w:ascii="Symbol" w:hAnsi="Symbol" w:hint="default"/>
+        <w:sz w:val="20"/>
+      </w:rPr>
+    </w:lvl>
+    <w:lvl w:ilvl="1">
+      <w:start w:val="1"/>
+      <w:numFmt w:val="bullet"/>
+      <w:lvlText w:val=""/>
+      <w:lvlJc w:val="left"/>
+      <w:pPr>
+        <w:tabs>
+          <w:tab w:val="num" w:pos="1440"/>
+        </w:tabs>
+        <w:ind w:left="1440" w:hanging="360"/>
+      </w:pPr>
+      <w:rPr>
+        <w:rFonts w:ascii="Symbol" w:hAnsi="Symbol" w:hint="default"/>
+        <w:sz w:val="20"/>
+      </w:rPr>
+    </w:lvl>
+    <w:lvl w:ilvl="2" w:tentative="1">
+      <w:start w:val="1"/>
+      <w:numFmt w:val="bullet"/>
+      <w:lvlText w:val=""/>
+      <w:lvlJc w:val="left"/>
+      <w:pPr>
+        <w:tabs>
+          <w:tab w:val="num" w:pos="2160"/>
+        </w:tabs>
+        <w:ind w:left="2160" w:hanging="360"/>
+      </w:pPr>
+      <w:rPr>
+        <w:rFonts w:ascii="Symbol" w:hAnsi="Symbol" w:hint="default"/>
+        <w:sz w:val="20"/>
+      </w:rPr>
+    </w:lvl>
+    <w:lvl w:ilvl="3" w:tentative="1">
+      <w:start w:val="1"/>
+      <w:numFmt w:val="bullet"/>
+      <w:lvlText w:val=""/>
+      <w:lvlJc w:val="left"/>
+      <w:pPr>
+        <w:tabs>
+          <w:tab w:val="num" w:pos="2880"/>
+        </w:tabs>
+        <w:ind w:left="2880" w:hanging="360"/>
+      </w:pPr>
+      <w:rPr>
+        <w:rFonts w:ascii="Symbol" w:hAnsi="Symbol" w:hint="default"/>
+        <w:sz w:val="20"/>
+      </w:rPr>
+    </w:lvl>
+    <w:lvl w:ilvl="4" w:tentative="1">
+      <w:start w:val="1"/>
+      <w:numFmt w:val="bullet"/>
+      <w:lvlText w:val=""/>
+      <w:lvlJc w:val="left"/>
+      <w:pPr>
+        <w:tabs>
+          <w:tab w:val="num" w:pos="3600"/>
+        </w:tabs>
+        <w:ind w:left="3600" w:hanging="360"/>
+      </w:pPr>
+      <w:rPr>
+        <w:rFonts w:ascii="Symbol" w:hAnsi="Symbol" w:hint="default"/>
+        <w:sz w:val="20"/>
+      </w:rPr>
+    </w:lvl>
+    <w:lvl w:ilvl="5" w:tentative="1">
+      <w:start w:val="1"/>
+      <w:numFmt w:val="bullet"/>
+      <w:lvlText w:val=""/>
+      <w:lvlJc w:val="left"/>
+      <w:pPr>
+        <w:tabs>
+          <w:tab w:val="num" w:pos="4320"/>
+        </w:tabs>
+        <w:ind w:left="4320" w:hanging="360"/>
+      </w:pPr>
+      <w:rPr>
+        <w:rFonts w:ascii="Symbol" w:hAnsi="Symbol" w:hint="default"/>
+        <w:sz w:val="20"/>
+      </w:rPr>
+    </w:lvl>
+    <w:lvl w:ilvl="6" w:tentative="1">
+      <w:start w:val="1"/>
+      <w:numFmt w:val="bullet"/>
+      <w:lvlText w:val=""/>
+      <w:lvlJc w:val="left"/>
+      <w:pPr>
+        <w:tabs>
+          <w:tab w:val="num" w:pos="5040"/>
+        </w:tabs>
+        <w:ind w:left="5040" w:hanging="360"/>
+      </w:pPr>
+      <w:rPr>
+        <w:rFonts w:ascii="Symbol" w:hAnsi="Symbol" w:hint="default"/>
+        <w:sz w:val="20"/>
+      </w:rPr>
+    </w:lvl>
+    <w:lvl w:ilvl="7" w:tentative="1">
+      <w:start w:val="1"/>
+      <w:numFmt w:val="bullet"/>
+      <w:lvlText w:val=""/>
+      <w:lvlJc w:val="left"/>
+      <w:pPr>
+        <w:tabs>
+          <w:tab w:val="num" w:pos="5760"/>
+        </w:tabs>
+        <w:ind w:left="5760" w:hanging="360"/>
+      </w:pPr>
+      <w:rPr>
+        <w:rFonts w:ascii="Symbol" w:hAnsi="Symbol" w:hint="default"/>
+        <w:sz w:val="20"/>
+      </w:rPr>
+    </w:lvl>
+    <w:lvl w:ilvl="8" w:tentative="1">
+      <w:start w:val="1"/>
+      <w:numFmt w:val="bullet"/>
+      <w:lvlText w:val=""/>
+      <w:lvlJc w:val="left"/>
+      <w:pPr>
+        <w:tabs>
+          <w:tab w:val="num" w:pos="6480"/>
+        </w:tabs>
+        <w:ind w:left="6480" w:hanging="360"/>
+      </w:pPr>
+      <w:rPr>
+        <w:rFonts w:ascii="Symbol" w:hAnsi="Symbol" w:hint="default"/>
+        <w:sz w:val="20"/>
+      </w:rPr>
+    </w:lvl>
+  </w:abstractNum>
+  <w:abstractNum w:abstractNumId="3" w15:restartNumberingAfterBreak="0">
+    <w:nsid w:val="1F5C3873"/>
+    <w:multiLevelType w:val="multilevel"/>
+    <w:tmpl w:val="C2780566"/>
+    <w:lvl w:ilvl="0">
+      <w:start w:val="1"/>
+      <w:numFmt w:val="bullet"/>
+      <w:lvlText w:val=""/>
+      <w:lvlJc w:val="left"/>
+      <w:pPr>
+        <w:tabs>
+          <w:tab w:val="num" w:pos="720"/>
+        </w:tabs>
+        <w:ind w:left="720" w:hanging="360"/>
+      </w:pPr>
+      <w:rPr>
+        <w:rFonts w:ascii="Symbol" w:hAnsi="Symbol" w:hint="default"/>
+        <w:sz w:val="20"/>
+      </w:rPr>
+    </w:lvl>
+    <w:lvl w:ilvl="1" w:tentative="1">
+      <w:start w:val="1"/>
+      <w:numFmt w:val="bullet"/>
+      <w:lvlText w:val=""/>
+      <w:lvlJc w:val="left"/>
+      <w:pPr>
+        <w:tabs>
+          <w:tab w:val="num" w:pos="1440"/>
+        </w:tabs>
+        <w:ind w:left="1440" w:hanging="360"/>
+      </w:pPr>
+      <w:rPr>
+        <w:rFonts w:ascii="Symbol" w:hAnsi="Symbol" w:hint="default"/>
+        <w:sz w:val="20"/>
+      </w:rPr>
+    </w:lvl>
+    <w:lvl w:ilvl="2" w:tentative="1">
+      <w:start w:val="1"/>
+      <w:numFmt w:val="bullet"/>
+      <w:lvlText w:val=""/>
+      <w:lvlJc w:val="left"/>
+      <w:pPr>
+        <w:tabs>
+          <w:tab w:val="num" w:pos="2160"/>
+        </w:tabs>
+        <w:ind w:left="2160" w:hanging="360"/>
+      </w:pPr>
+      <w:rPr>
+        <w:rFonts w:ascii="Symbol" w:hAnsi="Symbol" w:hint="default"/>
+        <w:sz w:val="20"/>
+      </w:rPr>
+    </w:lvl>
+    <w:lvl w:ilvl="3" w:tentative="1">
+      <w:start w:val="1"/>
+      <w:numFmt w:val="bullet"/>
+      <w:lvlText w:val=""/>
+      <w:lvlJc w:val="left"/>
+      <w:pPr>
+        <w:tabs>
+          <w:tab w:val="num" w:pos="2880"/>
+        </w:tabs>
+        <w:ind w:left="2880" w:hanging="360"/>
+      </w:pPr>
+      <w:rPr>
+        <w:rFonts w:ascii="Symbol" w:hAnsi="Symbol" w:hint="default"/>
+        <w:sz w:val="20"/>
+      </w:rPr>
+    </w:lvl>
+    <w:lvl w:ilvl="4" w:tentative="1">
+      <w:start w:val="1"/>
+      <w:numFmt w:val="bullet"/>
+      <w:lvlText w:val=""/>
+      <w:lvlJc w:val="left"/>
+      <w:pPr>
+        <w:tabs>
+          <w:tab w:val="num" w:pos="3600"/>
+        </w:tabs>
+        <w:ind w:left="3600" w:hanging="360"/>
+      </w:pPr>
+      <w:rPr>
+        <w:rFonts w:ascii="Symbol" w:hAnsi="Symbol" w:hint="default"/>
+        <w:sz w:val="20"/>
+      </w:rPr>
+    </w:lvl>
+    <w:lvl w:ilvl="5" w:tentative="1">
+      <w:start w:val="1"/>
+      <w:numFmt w:val="bullet"/>
+      <w:lvlText w:val=""/>
+      <w:lvlJc w:val="left"/>
+      <w:pPr>
+        <w:tabs>
+          <w:tab w:val="num" w:pos="4320"/>
+        </w:tabs>
+        <w:ind w:left="4320" w:hanging="360"/>
+      </w:pPr>
+      <w:rPr>
+        <w:rFonts w:ascii="Symbol" w:hAnsi="Symbol" w:hint="default"/>
+        <w:sz w:val="20"/>
+      </w:rPr>
+    </w:lvl>
+    <w:lvl w:ilvl="6" w:tentative="1">
+      <w:start w:val="1"/>
+      <w:numFmt w:val="bullet"/>
+      <w:lvlText w:val=""/>
+      <w:lvlJc w:val="left"/>
+      <w:pPr>
+        <w:tabs>
+          <w:tab w:val="num" w:pos="5040"/>
+        </w:tabs>
+        <w:ind w:left="5040" w:hanging="360"/>
+      </w:pPr>
+      <w:rPr>
+        <w:rFonts w:ascii="Symbol" w:hAnsi="Symbol" w:hint="default"/>
+        <w:sz w:val="20"/>
+      </w:rPr>
+    </w:lvl>
+    <w:lvl w:ilvl="7" w:tentative="1">
+      <w:start w:val="1"/>
+      <w:numFmt w:val="bullet"/>
+      <w:lvlText w:val=""/>
+      <w:lvlJc w:val="left"/>
+      <w:pPr>
+        <w:tabs>
+          <w:tab w:val="num" w:pos="5760"/>
+        </w:tabs>
+        <w:ind w:left="5760" w:hanging="360"/>
+      </w:pPr>
+      <w:rPr>
+        <w:rFonts w:ascii="Symbol" w:hAnsi="Symbol" w:hint="default"/>
+        <w:sz w:val="20"/>
+      </w:rPr>
+    </w:lvl>
+    <w:lvl w:ilvl="8" w:tentative="1">
+      <w:start w:val="1"/>
+      <w:numFmt w:val="bullet"/>
+      <w:lvlText w:val=""/>
+      <w:lvlJc w:val="left"/>
+      <w:pPr>
+        <w:tabs>
+          <w:tab w:val="num" w:pos="6480"/>
+        </w:tabs>
+        <w:ind w:left="6480" w:hanging="360"/>
+      </w:pPr>
+      <w:rPr>
+        <w:rFonts w:ascii="Symbol" w:hAnsi="Symbol" w:hint="default"/>
+        <w:sz w:val="20"/>
+      </w:rPr>
+    </w:lvl>
+  </w:abstractNum>
+  <w:abstractNum w:abstractNumId="4" w15:restartNumberingAfterBreak="0">
+    <w:nsid w:val="2E32766E"/>
+    <w:multiLevelType w:val="multilevel"/>
+    <w:tmpl w:val="32CC1EFE"/>
+    <w:lvl w:ilvl="0">
+      <w:start w:val="1"/>
+      <w:numFmt w:val="bullet"/>
+      <w:lvlText w:val=""/>
+      <w:lvlJc w:val="left"/>
+      <w:pPr>
+        <w:tabs>
+          <w:tab w:val="num" w:pos="720"/>
+        </w:tabs>
+        <w:ind w:left="720" w:hanging="360"/>
+      </w:pPr>
+      <w:rPr>
+        <w:rFonts w:ascii="Symbol" w:hAnsi="Symbol" w:hint="default"/>
+        <w:sz w:val="20"/>
+      </w:rPr>
+    </w:lvl>
+    <w:lvl w:ilvl="1" w:tentative="1">
+      <w:start w:val="1"/>
+      <w:numFmt w:val="bullet"/>
+      <w:lvlText w:val=""/>
+      <w:lvlJc w:val="left"/>
+      <w:pPr>
+        <w:tabs>
+          <w:tab w:val="num" w:pos="1440"/>
+        </w:tabs>
+        <w:ind w:left="1440" w:hanging="360"/>
+      </w:pPr>
+      <w:rPr>
+        <w:rFonts w:ascii="Symbol" w:hAnsi="Symbol" w:hint="default"/>
+        <w:sz w:val="20"/>
+      </w:rPr>
+    </w:lvl>
+    <w:lvl w:ilvl="2" w:tentative="1">
+      <w:start w:val="1"/>
+      <w:numFmt w:val="bullet"/>
+      <w:lvlText w:val=""/>
+      <w:lvlJc w:val="left"/>
+      <w:pPr>
+        <w:tabs>
+          <w:tab w:val="num" w:pos="2160"/>
+        </w:tabs>
+        <w:ind w:left="2160" w:hanging="360"/>
+      </w:pPr>
+      <w:rPr>
+        <w:rFonts w:ascii="Symbol" w:hAnsi="Symbol" w:hint="default"/>
+        <w:sz w:val="20"/>
+      </w:rPr>
+    </w:lvl>
+    <w:lvl w:ilvl="3" w:tentative="1">
+      <w:start w:val="1"/>
+      <w:numFmt w:val="bullet"/>
+      <w:lvlText w:val=""/>
+      <w:lvlJc w:val="left"/>
+      <w:pPr>
+        <w:tabs>
+          <w:tab w:val="num" w:pos="2880"/>
+        </w:tabs>
+        <w:ind w:left="2880" w:hanging="360"/>
+      </w:pPr>
+      <w:rPr>
+        <w:rFonts w:ascii="Symbol" w:hAnsi="Symbol" w:hint="default"/>
+        <w:sz w:val="20"/>
+      </w:rPr>
+    </w:lvl>
+    <w:lvl w:ilvl="4" w:tentative="1">
+      <w:start w:val="1"/>
+      <w:numFmt w:val="bullet"/>
+      <w:lvlText w:val=""/>
+      <w:lvlJc w:val="left"/>
+      <w:pPr>
+        <w:tabs>
+          <w:tab w:val="num" w:pos="3600"/>
+        </w:tabs>
+        <w:ind w:left="3600" w:hanging="360"/>
+      </w:pPr>
+      <w:rPr>
+        <w:rFonts w:ascii="Symbol" w:hAnsi="Symbol" w:hint="default"/>
+        <w:sz w:val="20"/>
+      </w:rPr>
+    </w:lvl>
+    <w:lvl w:ilvl="5" w:tentative="1">
+      <w:start w:val="1"/>
+      <w:numFmt w:val="bullet"/>
+      <w:lvlText w:val=""/>
+      <w:lvlJc w:val="left"/>
+      <w:pPr>
+        <w:tabs>
+          <w:tab w:val="num" w:pos="4320"/>
+        </w:tabs>
+        <w:ind w:left="4320" w:hanging="360"/>
+      </w:pPr>
+      <w:rPr>
+        <w:rFonts w:ascii="Symbol" w:hAnsi="Symbol" w:hint="default"/>
+        <w:sz w:val="20"/>
+      </w:rPr>
+    </w:lvl>
+    <w:lvl w:ilvl="6" w:tentative="1">
+      <w:start w:val="1"/>
+      <w:numFmt w:val="bullet"/>
+      <w:lvlText w:val=""/>
+      <w:lvlJc w:val="left"/>
+      <w:pPr>
+        <w:tabs>
+          <w:tab w:val="num" w:pos="5040"/>
+        </w:tabs>
+        <w:ind w:left="5040" w:hanging="360"/>
+      </w:pPr>
+      <w:rPr>
+        <w:rFonts w:ascii="Symbol" w:hAnsi="Symbol" w:hint="default"/>
+        <w:sz w:val="20"/>
+      </w:rPr>
+    </w:lvl>
+    <w:lvl w:ilvl="7" w:tentative="1">
+      <w:start w:val="1"/>
+      <w:numFmt w:val="bullet"/>
+      <w:lvlText w:val=""/>
+      <w:lvlJc w:val="left"/>
+      <w:pPr>
+        <w:tabs>
+          <w:tab w:val="num" w:pos="5760"/>
+        </w:tabs>
+        <w:ind w:left="5760" w:hanging="360"/>
+      </w:pPr>
+      <w:rPr>
+        <w:rFonts w:ascii="Symbol" w:hAnsi="Symbol" w:hint="default"/>
+        <w:sz w:val="20"/>
+      </w:rPr>
+    </w:lvl>
+    <w:lvl w:ilvl="8" w:tentative="1">
+      <w:start w:val="1"/>
+      <w:numFmt w:val="bullet"/>
+      <w:lvlText w:val=""/>
+      <w:lvlJc w:val="left"/>
+      <w:pPr>
+        <w:tabs>
+          <w:tab w:val="num" w:pos="6480"/>
+        </w:tabs>
+        <w:ind w:left="6480" w:hanging="360"/>
+      </w:pPr>
+      <w:rPr>
+        <w:rFonts w:ascii="Symbol" w:hAnsi="Symbol" w:hint="default"/>
+        <w:sz w:val="20"/>
+      </w:rPr>
+    </w:lvl>
+  </w:abstractNum>
+  <w:abstractNum w:abstractNumId="5" w15:restartNumberingAfterBreak="0">
+    <w:nsid w:val="3E7B4789"/>
+    <w:multiLevelType w:val="multilevel"/>
+    <w:tmpl w:val="1BCA76B8"/>
+    <w:lvl w:ilvl="0">
+      <w:start w:val="1"/>
+      <w:numFmt w:val="bullet"/>
+      <w:lvlText w:val=""/>
+      <w:lvlJc w:val="left"/>
+      <w:pPr>
+        <w:tabs>
+          <w:tab w:val="num" w:pos="720"/>
+        </w:tabs>
+        <w:ind w:left="720" w:hanging="360"/>
+      </w:pPr>
+      <w:rPr>
+        <w:rFonts w:ascii="Symbol" w:hAnsi="Symbol" w:hint="default"/>
+        <w:sz w:val="20"/>
+      </w:rPr>
+    </w:lvl>
+    <w:lvl w:ilvl="1">
+      <w:start w:val="1"/>
+      <w:numFmt w:val="bullet"/>
+      <w:lvlText w:val=""/>
+      <w:lvlJc w:val="left"/>
+      <w:pPr>
+        <w:tabs>
+          <w:tab w:val="num" w:pos="1440"/>
+        </w:tabs>
+        <w:ind w:left="1440" w:hanging="360"/>
+      </w:pPr>
+      <w:rPr>
+        <w:rFonts w:ascii="Symbol" w:hAnsi="Symbol" w:hint="default"/>
+        <w:sz w:val="20"/>
+      </w:rPr>
+    </w:lvl>
+    <w:lvl w:ilvl="2" w:tentative="1">
+      <w:start w:val="1"/>
+      <w:numFmt w:val="bullet"/>
+      <w:lvlText w:val=""/>
+      <w:lvlJc w:val="left"/>
+      <w:pPr>
+        <w:tabs>
+          <w:tab w:val="num" w:pos="2160"/>
+        </w:tabs>
+        <w:ind w:left="2160" w:hanging="360"/>
+      </w:pPr>
+      <w:rPr>
+        <w:rFonts w:ascii="Symbol" w:hAnsi="Symbol" w:hint="default"/>
+        <w:sz w:val="20"/>
+      </w:rPr>
+    </w:lvl>
+    <w:lvl w:ilvl="3" w:tentative="1">
+      <w:start w:val="1"/>
+      <w:numFmt w:val="bullet"/>
+      <w:lvlText w:val=""/>
+      <w:lvlJc w:val="left"/>
+      <w:pPr>
+        <w:tabs>
+          <w:tab w:val="num" w:pos="2880"/>
+        </w:tabs>
+        <w:ind w:left="2880" w:hanging="360"/>
+      </w:pPr>
+      <w:rPr>
+        <w:rFonts w:ascii="Symbol" w:hAnsi="Symbol" w:hint="default"/>
+        <w:sz w:val="20"/>
+      </w:rPr>
+    </w:lvl>
+    <w:lvl w:ilvl="4" w:tentative="1">
+      <w:start w:val="1"/>
+      <w:numFmt w:val="bullet"/>
+      <w:lvlText w:val=""/>
+      <w:lvlJc w:val="left"/>
+      <w:pPr>
+        <w:tabs>
+          <w:tab w:val="num" w:pos="3600"/>
+        </w:tabs>
+        <w:ind w:left="3600" w:hanging="360"/>
+      </w:pPr>
+      <w:rPr>
+        <w:rFonts w:ascii="Symbol" w:hAnsi="Symbol" w:hint="default"/>
+        <w:sz w:val="20"/>
+      </w:rPr>
+    </w:lvl>
+    <w:lvl w:ilvl="5" w:tentative="1">
+      <w:start w:val="1"/>
+      <w:numFmt w:val="bullet"/>
+      <w:lvlText w:val=""/>
+      <w:lvlJc w:val="left"/>
+      <w:pPr>
+        <w:tabs>
+          <w:tab w:val="num" w:pos="4320"/>
+        </w:tabs>
+        <w:ind w:left="4320" w:hanging="360"/>
+      </w:pPr>
+      <w:rPr>
+        <w:rFonts w:ascii="Symbol" w:hAnsi="Symbol" w:hint="default"/>
+        <w:sz w:val="20"/>
+      </w:rPr>
+    </w:lvl>
+    <w:lvl w:ilvl="6" w:tentative="1">
+      <w:start w:val="1"/>
+      <w:numFmt w:val="bullet"/>
+      <w:lvlText w:val=""/>
+      <w:lvlJc w:val="left"/>
+      <w:pPr>
+        <w:tabs>
+          <w:tab w:val="num" w:pos="5040"/>
+        </w:tabs>
+        <w:ind w:left="5040" w:hanging="360"/>
+      </w:pPr>
+      <w:rPr>
+        <w:rFonts w:ascii="Symbol" w:hAnsi="Symbol" w:hint="default"/>
+        <w:sz w:val="20"/>
+      </w:rPr>
+    </w:lvl>
+    <w:lvl w:ilvl="7" w:tentative="1">
+      <w:start w:val="1"/>
+      <w:numFmt w:val="bullet"/>
+      <w:lvlText w:val=""/>
+      <w:lvlJc w:val="left"/>
+      <w:pPr>
+        <w:tabs>
+          <w:tab w:val="num" w:pos="5760"/>
+        </w:tabs>
+        <w:ind w:left="5760" w:hanging="360"/>
+      </w:pPr>
+      <w:rPr>
+        <w:rFonts w:ascii="Symbol" w:hAnsi="Symbol" w:hint="default"/>
+        <w:sz w:val="20"/>
+      </w:rPr>
+    </w:lvl>
+    <w:lvl w:ilvl="8" w:tentative="1">
+      <w:start w:val="1"/>
+      <w:numFmt w:val="bullet"/>
+      <w:lvlText w:val=""/>
+      <w:lvlJc w:val="left"/>
+      <w:pPr>
+        <w:tabs>
+          <w:tab w:val="num" w:pos="6480"/>
+        </w:tabs>
+        <w:ind w:left="6480" w:hanging="360"/>
+      </w:pPr>
+      <w:rPr>
+        <w:rFonts w:ascii="Symbol" w:hAnsi="Symbol" w:hint="default"/>
+        <w:sz w:val="20"/>
+      </w:rPr>
+    </w:lvl>
+  </w:abstractNum>
+  <w:abstractNum w:abstractNumId="6" w15:restartNumberingAfterBreak="0">
+    <w:nsid w:val="3FF71A86"/>
+    <w:multiLevelType w:val="multilevel"/>
+    <w:tmpl w:val="9C2E299A"/>
+    <w:lvl w:ilvl="0">
+      <w:start w:val="1"/>
+      <w:numFmt w:val="bullet"/>
+      <w:lvlText w:val=""/>
+      <w:lvlJc w:val="left"/>
+      <w:pPr>
+        <w:tabs>
+          <w:tab w:val="num" w:pos="720"/>
+        </w:tabs>
+        <w:ind w:left="720" w:hanging="360"/>
+      </w:pPr>
+      <w:rPr>
+        <w:rFonts w:ascii="Symbol" w:hAnsi="Symbol" w:hint="default"/>
+        <w:sz w:val="20"/>
+      </w:rPr>
+    </w:lvl>
+    <w:lvl w:ilvl="1" w:tentative="1">
+      <w:start w:val="1"/>
+      <w:numFmt w:val="bullet"/>
+      <w:lvlText w:val=""/>
+      <w:lvlJc w:val="left"/>
+      <w:pPr>
+        <w:tabs>
+          <w:tab w:val="num" w:pos="1440"/>
+        </w:tabs>
+        <w:ind w:left="1440" w:hanging="360"/>
+      </w:pPr>
+      <w:rPr>
+        <w:rFonts w:ascii="Symbol" w:hAnsi="Symbol" w:hint="default"/>
+        <w:sz w:val="20"/>
+      </w:rPr>
+    </w:lvl>
+    <w:lvl w:ilvl="2" w:tentative="1">
+      <w:start w:val="1"/>
+      <w:numFmt w:val="bullet"/>
+      <w:lvlText w:val=""/>
+      <w:lvlJc w:val="left"/>
+      <w:pPr>
+        <w:tabs>
+          <w:tab w:val="num" w:pos="2160"/>
+        </w:tabs>
+        <w:ind w:left="2160" w:hanging="360"/>
+      </w:pPr>
+      <w:rPr>
+        <w:rFonts w:ascii="Symbol" w:hAnsi="Symbol" w:hint="default"/>
+        <w:sz w:val="20"/>
+      </w:rPr>
+    </w:lvl>
+    <w:lvl w:ilvl="3" w:tentative="1">
+      <w:start w:val="1"/>
+      <w:numFmt w:val="bullet"/>
+      <w:lvlText w:val=""/>
+      <w:lvlJc w:val="left"/>
+      <w:pPr>
+        <w:tabs>
+          <w:tab w:val="num" w:pos="2880"/>
+        </w:tabs>
+        <w:ind w:left="2880" w:hanging="360"/>
+      </w:pPr>
+      <w:rPr>
+        <w:rFonts w:ascii="Symbol" w:hAnsi="Symbol" w:hint="default"/>
+        <w:sz w:val="20"/>
+      </w:rPr>
+    </w:lvl>
+    <w:lvl w:ilvl="4" w:tentative="1">
+      <w:start w:val="1"/>
+      <w:numFmt w:val="bullet"/>
+      <w:lvlText w:val=""/>
+      <w:lvlJc w:val="left"/>
+      <w:pPr>
+        <w:tabs>
+          <w:tab w:val="num" w:pos="3600"/>
+        </w:tabs>
+        <w:ind w:left="3600" w:hanging="360"/>
+      </w:pPr>
+      <w:rPr>
+        <w:rFonts w:ascii="Symbol" w:hAnsi="Symbol" w:hint="default"/>
+        <w:sz w:val="20"/>
+      </w:rPr>
+    </w:lvl>
+    <w:lvl w:ilvl="5" w:tentative="1">
+      <w:start w:val="1"/>
+      <w:numFmt w:val="bullet"/>
+      <w:lvlText w:val=""/>
+      <w:lvlJc w:val="left"/>
+      <w:pPr>
+        <w:tabs>
+          <w:tab w:val="num" w:pos="4320"/>
+        </w:tabs>
+        <w:ind w:left="4320" w:hanging="360"/>
+      </w:pPr>
+      <w:rPr>
+        <w:rFonts w:ascii="Symbol" w:hAnsi="Symbol" w:hint="default"/>
+        <w:sz w:val="20"/>
+      </w:rPr>
+    </w:lvl>
+    <w:lvl w:ilvl="6" w:tentative="1">
+      <w:start w:val="1"/>
+      <w:numFmt w:val="bullet"/>
+      <w:lvlText w:val=""/>
+      <w:lvlJc w:val="left"/>
+      <w:pPr>
+        <w:tabs>
+          <w:tab w:val="num" w:pos="5040"/>
+        </w:tabs>
+        <w:ind w:left="5040" w:hanging="360"/>
+      </w:pPr>
+      <w:rPr>
+        <w:rFonts w:ascii="Symbol" w:hAnsi="Symbol" w:hint="default"/>
+        <w:sz w:val="20"/>
+      </w:rPr>
+    </w:lvl>
+    <w:lvl w:ilvl="7" w:tentative="1">
+      <w:start w:val="1"/>
+      <w:numFmt w:val="bullet"/>
+      <w:lvlText w:val=""/>
+      <w:lvlJc w:val="left"/>
+      <w:pPr>
+        <w:tabs>
+          <w:tab w:val="num" w:pos="5760"/>
+        </w:tabs>
+        <w:ind w:left="5760" w:hanging="360"/>
+      </w:pPr>
+      <w:rPr>
+        <w:rFonts w:ascii="Symbol" w:hAnsi="Symbol" w:hint="default"/>
+        <w:sz w:val="20"/>
+      </w:rPr>
+    </w:lvl>
+    <w:lvl w:ilvl="8" w:tentative="1">
+      <w:start w:val="1"/>
+      <w:numFmt w:val="bullet"/>
+      <w:lvlText w:val=""/>
+      <w:lvlJc w:val="left"/>
+      <w:pPr>
+        <w:tabs>
+          <w:tab w:val="num" w:pos="6480"/>
+        </w:tabs>
+        <w:ind w:left="6480" w:hanging="360"/>
+      </w:pPr>
+      <w:rPr>
+        <w:rFonts w:ascii="Symbol" w:hAnsi="Symbol" w:hint="default"/>
+        <w:sz w:val="20"/>
+      </w:rPr>
+    </w:lvl>
+  </w:abstractNum>
+  <w:abstractNum w:abstractNumId="7" w15:restartNumberingAfterBreak="0">
     <w:nsid w:val="407B75A2"/>
     <w:multiLevelType w:val="hybridMultilevel"/>
     <w:tmpl w:val="24F413F4"/>
@@ -1572,8 +3170,1187 @@
       </w:rPr>
     </w:lvl>
   </w:abstractNum>
+  <w:abstractNum w:abstractNumId="8" w15:restartNumberingAfterBreak="0">
+    <w:nsid w:val="444559A0"/>
+    <w:multiLevelType w:val="multilevel"/>
+    <w:tmpl w:val="3228B71C"/>
+    <w:lvl w:ilvl="0">
+      <w:start w:val="1"/>
+      <w:numFmt w:val="bullet"/>
+      <w:lvlText w:val=""/>
+      <w:lvlJc w:val="left"/>
+      <w:pPr>
+        <w:tabs>
+          <w:tab w:val="num" w:pos="720"/>
+        </w:tabs>
+        <w:ind w:left="720" w:hanging="360"/>
+      </w:pPr>
+      <w:rPr>
+        <w:rFonts w:ascii="Symbol" w:hAnsi="Symbol" w:hint="default"/>
+        <w:sz w:val="20"/>
+      </w:rPr>
+    </w:lvl>
+    <w:lvl w:ilvl="1">
+      <w:start w:val="1"/>
+      <w:numFmt w:val="decimal"/>
+      <w:lvlText w:val="%2."/>
+      <w:lvlJc w:val="left"/>
+      <w:pPr>
+        <w:tabs>
+          <w:tab w:val="num" w:pos="1440"/>
+        </w:tabs>
+        <w:ind w:left="1440" w:hanging="360"/>
+      </w:pPr>
+    </w:lvl>
+    <w:lvl w:ilvl="2" w:tentative="1">
+      <w:start w:val="1"/>
+      <w:numFmt w:val="bullet"/>
+      <w:lvlText w:val=""/>
+      <w:lvlJc w:val="left"/>
+      <w:pPr>
+        <w:tabs>
+          <w:tab w:val="num" w:pos="2160"/>
+        </w:tabs>
+        <w:ind w:left="2160" w:hanging="360"/>
+      </w:pPr>
+      <w:rPr>
+        <w:rFonts w:ascii="Symbol" w:hAnsi="Symbol" w:hint="default"/>
+        <w:sz w:val="20"/>
+      </w:rPr>
+    </w:lvl>
+    <w:lvl w:ilvl="3" w:tentative="1">
+      <w:start w:val="1"/>
+      <w:numFmt w:val="bullet"/>
+      <w:lvlText w:val=""/>
+      <w:lvlJc w:val="left"/>
+      <w:pPr>
+        <w:tabs>
+          <w:tab w:val="num" w:pos="2880"/>
+        </w:tabs>
+        <w:ind w:left="2880" w:hanging="360"/>
+      </w:pPr>
+      <w:rPr>
+        <w:rFonts w:ascii="Symbol" w:hAnsi="Symbol" w:hint="default"/>
+        <w:sz w:val="20"/>
+      </w:rPr>
+    </w:lvl>
+    <w:lvl w:ilvl="4" w:tentative="1">
+      <w:start w:val="1"/>
+      <w:numFmt w:val="bullet"/>
+      <w:lvlText w:val=""/>
+      <w:lvlJc w:val="left"/>
+      <w:pPr>
+        <w:tabs>
+          <w:tab w:val="num" w:pos="3600"/>
+        </w:tabs>
+        <w:ind w:left="3600" w:hanging="360"/>
+      </w:pPr>
+      <w:rPr>
+        <w:rFonts w:ascii="Symbol" w:hAnsi="Symbol" w:hint="default"/>
+        <w:sz w:val="20"/>
+      </w:rPr>
+    </w:lvl>
+    <w:lvl w:ilvl="5" w:tentative="1">
+      <w:start w:val="1"/>
+      <w:numFmt w:val="bullet"/>
+      <w:lvlText w:val=""/>
+      <w:lvlJc w:val="left"/>
+      <w:pPr>
+        <w:tabs>
+          <w:tab w:val="num" w:pos="4320"/>
+        </w:tabs>
+        <w:ind w:left="4320" w:hanging="360"/>
+      </w:pPr>
+      <w:rPr>
+        <w:rFonts w:ascii="Symbol" w:hAnsi="Symbol" w:hint="default"/>
+        <w:sz w:val="20"/>
+      </w:rPr>
+    </w:lvl>
+    <w:lvl w:ilvl="6" w:tentative="1">
+      <w:start w:val="1"/>
+      <w:numFmt w:val="bullet"/>
+      <w:lvlText w:val=""/>
+      <w:lvlJc w:val="left"/>
+      <w:pPr>
+        <w:tabs>
+          <w:tab w:val="num" w:pos="5040"/>
+        </w:tabs>
+        <w:ind w:left="5040" w:hanging="360"/>
+      </w:pPr>
+      <w:rPr>
+        <w:rFonts w:ascii="Symbol" w:hAnsi="Symbol" w:hint="default"/>
+        <w:sz w:val="20"/>
+      </w:rPr>
+    </w:lvl>
+    <w:lvl w:ilvl="7" w:tentative="1">
+      <w:start w:val="1"/>
+      <w:numFmt w:val="bullet"/>
+      <w:lvlText w:val=""/>
+      <w:lvlJc w:val="left"/>
+      <w:pPr>
+        <w:tabs>
+          <w:tab w:val="num" w:pos="5760"/>
+        </w:tabs>
+        <w:ind w:left="5760" w:hanging="360"/>
+      </w:pPr>
+      <w:rPr>
+        <w:rFonts w:ascii="Symbol" w:hAnsi="Symbol" w:hint="default"/>
+        <w:sz w:val="20"/>
+      </w:rPr>
+    </w:lvl>
+    <w:lvl w:ilvl="8" w:tentative="1">
+      <w:start w:val="1"/>
+      <w:numFmt w:val="bullet"/>
+      <w:lvlText w:val=""/>
+      <w:lvlJc w:val="left"/>
+      <w:pPr>
+        <w:tabs>
+          <w:tab w:val="num" w:pos="6480"/>
+        </w:tabs>
+        <w:ind w:left="6480" w:hanging="360"/>
+      </w:pPr>
+      <w:rPr>
+        <w:rFonts w:ascii="Symbol" w:hAnsi="Symbol" w:hint="default"/>
+        <w:sz w:val="20"/>
+      </w:rPr>
+    </w:lvl>
+  </w:abstractNum>
+  <w:abstractNum w:abstractNumId="9" w15:restartNumberingAfterBreak="0">
+    <w:nsid w:val="451C7356"/>
+    <w:multiLevelType w:val="multilevel"/>
+    <w:tmpl w:val="F0D025FE"/>
+    <w:lvl w:ilvl="0">
+      <w:start w:val="1"/>
+      <w:numFmt w:val="bullet"/>
+      <w:lvlText w:val=""/>
+      <w:lvlJc w:val="left"/>
+      <w:pPr>
+        <w:tabs>
+          <w:tab w:val="num" w:pos="720"/>
+        </w:tabs>
+        <w:ind w:left="720" w:hanging="360"/>
+      </w:pPr>
+      <w:rPr>
+        <w:rFonts w:ascii="Symbol" w:hAnsi="Symbol" w:hint="default"/>
+        <w:sz w:val="20"/>
+      </w:rPr>
+    </w:lvl>
+    <w:lvl w:ilvl="1">
+      <w:start w:val="1"/>
+      <w:numFmt w:val="bullet"/>
+      <w:lvlText w:val=""/>
+      <w:lvlJc w:val="left"/>
+      <w:pPr>
+        <w:tabs>
+          <w:tab w:val="num" w:pos="1440"/>
+        </w:tabs>
+        <w:ind w:left="1440" w:hanging="360"/>
+      </w:pPr>
+      <w:rPr>
+        <w:rFonts w:ascii="Symbol" w:hAnsi="Symbol" w:hint="default"/>
+        <w:sz w:val="20"/>
+      </w:rPr>
+    </w:lvl>
+    <w:lvl w:ilvl="2" w:tentative="1">
+      <w:start w:val="1"/>
+      <w:numFmt w:val="bullet"/>
+      <w:lvlText w:val=""/>
+      <w:lvlJc w:val="left"/>
+      <w:pPr>
+        <w:tabs>
+          <w:tab w:val="num" w:pos="2160"/>
+        </w:tabs>
+        <w:ind w:left="2160" w:hanging="360"/>
+      </w:pPr>
+      <w:rPr>
+        <w:rFonts w:ascii="Symbol" w:hAnsi="Symbol" w:hint="default"/>
+        <w:sz w:val="20"/>
+      </w:rPr>
+    </w:lvl>
+    <w:lvl w:ilvl="3" w:tentative="1">
+      <w:start w:val="1"/>
+      <w:numFmt w:val="bullet"/>
+      <w:lvlText w:val=""/>
+      <w:lvlJc w:val="left"/>
+      <w:pPr>
+        <w:tabs>
+          <w:tab w:val="num" w:pos="2880"/>
+        </w:tabs>
+        <w:ind w:left="2880" w:hanging="360"/>
+      </w:pPr>
+      <w:rPr>
+        <w:rFonts w:ascii="Symbol" w:hAnsi="Symbol" w:hint="default"/>
+        <w:sz w:val="20"/>
+      </w:rPr>
+    </w:lvl>
+    <w:lvl w:ilvl="4" w:tentative="1">
+      <w:start w:val="1"/>
+      <w:numFmt w:val="bullet"/>
+      <w:lvlText w:val=""/>
+      <w:lvlJc w:val="left"/>
+      <w:pPr>
+        <w:tabs>
+          <w:tab w:val="num" w:pos="3600"/>
+        </w:tabs>
+        <w:ind w:left="3600" w:hanging="360"/>
+      </w:pPr>
+      <w:rPr>
+        <w:rFonts w:ascii="Symbol" w:hAnsi="Symbol" w:hint="default"/>
+        <w:sz w:val="20"/>
+      </w:rPr>
+    </w:lvl>
+    <w:lvl w:ilvl="5" w:tentative="1">
+      <w:start w:val="1"/>
+      <w:numFmt w:val="bullet"/>
+      <w:lvlText w:val=""/>
+      <w:lvlJc w:val="left"/>
+      <w:pPr>
+        <w:tabs>
+          <w:tab w:val="num" w:pos="4320"/>
+        </w:tabs>
+        <w:ind w:left="4320" w:hanging="360"/>
+      </w:pPr>
+      <w:rPr>
+        <w:rFonts w:ascii="Symbol" w:hAnsi="Symbol" w:hint="default"/>
+        <w:sz w:val="20"/>
+      </w:rPr>
+    </w:lvl>
+    <w:lvl w:ilvl="6" w:tentative="1">
+      <w:start w:val="1"/>
+      <w:numFmt w:val="bullet"/>
+      <w:lvlText w:val=""/>
+      <w:lvlJc w:val="left"/>
+      <w:pPr>
+        <w:tabs>
+          <w:tab w:val="num" w:pos="5040"/>
+        </w:tabs>
+        <w:ind w:left="5040" w:hanging="360"/>
+      </w:pPr>
+      <w:rPr>
+        <w:rFonts w:ascii="Symbol" w:hAnsi="Symbol" w:hint="default"/>
+        <w:sz w:val="20"/>
+      </w:rPr>
+    </w:lvl>
+    <w:lvl w:ilvl="7" w:tentative="1">
+      <w:start w:val="1"/>
+      <w:numFmt w:val="bullet"/>
+      <w:lvlText w:val=""/>
+      <w:lvlJc w:val="left"/>
+      <w:pPr>
+        <w:tabs>
+          <w:tab w:val="num" w:pos="5760"/>
+        </w:tabs>
+        <w:ind w:left="5760" w:hanging="360"/>
+      </w:pPr>
+      <w:rPr>
+        <w:rFonts w:ascii="Symbol" w:hAnsi="Symbol" w:hint="default"/>
+        <w:sz w:val="20"/>
+      </w:rPr>
+    </w:lvl>
+    <w:lvl w:ilvl="8" w:tentative="1">
+      <w:start w:val="1"/>
+      <w:numFmt w:val="bullet"/>
+      <w:lvlText w:val=""/>
+      <w:lvlJc w:val="left"/>
+      <w:pPr>
+        <w:tabs>
+          <w:tab w:val="num" w:pos="6480"/>
+        </w:tabs>
+        <w:ind w:left="6480" w:hanging="360"/>
+      </w:pPr>
+      <w:rPr>
+        <w:rFonts w:ascii="Symbol" w:hAnsi="Symbol" w:hint="default"/>
+        <w:sz w:val="20"/>
+      </w:rPr>
+    </w:lvl>
+  </w:abstractNum>
+  <w:abstractNum w:abstractNumId="10" w15:restartNumberingAfterBreak="0">
+    <w:nsid w:val="482E61C7"/>
+    <w:multiLevelType w:val="multilevel"/>
+    <w:tmpl w:val="98822AE6"/>
+    <w:lvl w:ilvl="0">
+      <w:start w:val="1"/>
+      <w:numFmt w:val="bullet"/>
+      <w:lvlText w:val=""/>
+      <w:lvlJc w:val="left"/>
+      <w:pPr>
+        <w:tabs>
+          <w:tab w:val="num" w:pos="720"/>
+        </w:tabs>
+        <w:ind w:left="720" w:hanging="360"/>
+      </w:pPr>
+      <w:rPr>
+        <w:rFonts w:ascii="Symbol" w:hAnsi="Symbol" w:hint="default"/>
+        <w:sz w:val="20"/>
+      </w:rPr>
+    </w:lvl>
+    <w:lvl w:ilvl="1" w:tentative="1">
+      <w:start w:val="1"/>
+      <w:numFmt w:val="bullet"/>
+      <w:lvlText w:val=""/>
+      <w:lvlJc w:val="left"/>
+      <w:pPr>
+        <w:tabs>
+          <w:tab w:val="num" w:pos="1440"/>
+        </w:tabs>
+        <w:ind w:left="1440" w:hanging="360"/>
+      </w:pPr>
+      <w:rPr>
+        <w:rFonts w:ascii="Symbol" w:hAnsi="Symbol" w:hint="default"/>
+        <w:sz w:val="20"/>
+      </w:rPr>
+    </w:lvl>
+    <w:lvl w:ilvl="2" w:tentative="1">
+      <w:start w:val="1"/>
+      <w:numFmt w:val="bullet"/>
+      <w:lvlText w:val=""/>
+      <w:lvlJc w:val="left"/>
+      <w:pPr>
+        <w:tabs>
+          <w:tab w:val="num" w:pos="2160"/>
+        </w:tabs>
+        <w:ind w:left="2160" w:hanging="360"/>
+      </w:pPr>
+      <w:rPr>
+        <w:rFonts w:ascii="Symbol" w:hAnsi="Symbol" w:hint="default"/>
+        <w:sz w:val="20"/>
+      </w:rPr>
+    </w:lvl>
+    <w:lvl w:ilvl="3" w:tentative="1">
+      <w:start w:val="1"/>
+      <w:numFmt w:val="bullet"/>
+      <w:lvlText w:val=""/>
+      <w:lvlJc w:val="left"/>
+      <w:pPr>
+        <w:tabs>
+          <w:tab w:val="num" w:pos="2880"/>
+        </w:tabs>
+        <w:ind w:left="2880" w:hanging="360"/>
+      </w:pPr>
+      <w:rPr>
+        <w:rFonts w:ascii="Symbol" w:hAnsi="Symbol" w:hint="default"/>
+        <w:sz w:val="20"/>
+      </w:rPr>
+    </w:lvl>
+    <w:lvl w:ilvl="4" w:tentative="1">
+      <w:start w:val="1"/>
+      <w:numFmt w:val="bullet"/>
+      <w:lvlText w:val=""/>
+      <w:lvlJc w:val="left"/>
+      <w:pPr>
+        <w:tabs>
+          <w:tab w:val="num" w:pos="3600"/>
+        </w:tabs>
+        <w:ind w:left="3600" w:hanging="360"/>
+      </w:pPr>
+      <w:rPr>
+        <w:rFonts w:ascii="Symbol" w:hAnsi="Symbol" w:hint="default"/>
+        <w:sz w:val="20"/>
+      </w:rPr>
+    </w:lvl>
+    <w:lvl w:ilvl="5" w:tentative="1">
+      <w:start w:val="1"/>
+      <w:numFmt w:val="bullet"/>
+      <w:lvlText w:val=""/>
+      <w:lvlJc w:val="left"/>
+      <w:pPr>
+        <w:tabs>
+          <w:tab w:val="num" w:pos="4320"/>
+        </w:tabs>
+        <w:ind w:left="4320" w:hanging="360"/>
+      </w:pPr>
+      <w:rPr>
+        <w:rFonts w:ascii="Symbol" w:hAnsi="Symbol" w:hint="default"/>
+        <w:sz w:val="20"/>
+      </w:rPr>
+    </w:lvl>
+    <w:lvl w:ilvl="6" w:tentative="1">
+      <w:start w:val="1"/>
+      <w:numFmt w:val="bullet"/>
+      <w:lvlText w:val=""/>
+      <w:lvlJc w:val="left"/>
+      <w:pPr>
+        <w:tabs>
+          <w:tab w:val="num" w:pos="5040"/>
+        </w:tabs>
+        <w:ind w:left="5040" w:hanging="360"/>
+      </w:pPr>
+      <w:rPr>
+        <w:rFonts w:ascii="Symbol" w:hAnsi="Symbol" w:hint="default"/>
+        <w:sz w:val="20"/>
+      </w:rPr>
+    </w:lvl>
+    <w:lvl w:ilvl="7" w:tentative="1">
+      <w:start w:val="1"/>
+      <w:numFmt w:val="bullet"/>
+      <w:lvlText w:val=""/>
+      <w:lvlJc w:val="left"/>
+      <w:pPr>
+        <w:tabs>
+          <w:tab w:val="num" w:pos="5760"/>
+        </w:tabs>
+        <w:ind w:left="5760" w:hanging="360"/>
+      </w:pPr>
+      <w:rPr>
+        <w:rFonts w:ascii="Symbol" w:hAnsi="Symbol" w:hint="default"/>
+        <w:sz w:val="20"/>
+      </w:rPr>
+    </w:lvl>
+    <w:lvl w:ilvl="8" w:tentative="1">
+      <w:start w:val="1"/>
+      <w:numFmt w:val="bullet"/>
+      <w:lvlText w:val=""/>
+      <w:lvlJc w:val="left"/>
+      <w:pPr>
+        <w:tabs>
+          <w:tab w:val="num" w:pos="6480"/>
+        </w:tabs>
+        <w:ind w:left="6480" w:hanging="360"/>
+      </w:pPr>
+      <w:rPr>
+        <w:rFonts w:ascii="Symbol" w:hAnsi="Symbol" w:hint="default"/>
+        <w:sz w:val="20"/>
+      </w:rPr>
+    </w:lvl>
+  </w:abstractNum>
+  <w:abstractNum w:abstractNumId="11" w15:restartNumberingAfterBreak="0">
+    <w:nsid w:val="4C6F0424"/>
+    <w:multiLevelType w:val="multilevel"/>
+    <w:tmpl w:val="00C8378A"/>
+    <w:lvl w:ilvl="0">
+      <w:start w:val="1"/>
+      <w:numFmt w:val="bullet"/>
+      <w:lvlText w:val=""/>
+      <w:lvlJc w:val="left"/>
+      <w:pPr>
+        <w:tabs>
+          <w:tab w:val="num" w:pos="720"/>
+        </w:tabs>
+        <w:ind w:left="720" w:hanging="360"/>
+      </w:pPr>
+      <w:rPr>
+        <w:rFonts w:ascii="Symbol" w:hAnsi="Symbol" w:hint="default"/>
+        <w:sz w:val="20"/>
+      </w:rPr>
+    </w:lvl>
+    <w:lvl w:ilvl="1" w:tentative="1">
+      <w:start w:val="1"/>
+      <w:numFmt w:val="bullet"/>
+      <w:lvlText w:val=""/>
+      <w:lvlJc w:val="left"/>
+      <w:pPr>
+        <w:tabs>
+          <w:tab w:val="num" w:pos="1440"/>
+        </w:tabs>
+        <w:ind w:left="1440" w:hanging="360"/>
+      </w:pPr>
+      <w:rPr>
+        <w:rFonts w:ascii="Symbol" w:hAnsi="Symbol" w:hint="default"/>
+        <w:sz w:val="20"/>
+      </w:rPr>
+    </w:lvl>
+    <w:lvl w:ilvl="2" w:tentative="1">
+      <w:start w:val="1"/>
+      <w:numFmt w:val="bullet"/>
+      <w:lvlText w:val=""/>
+      <w:lvlJc w:val="left"/>
+      <w:pPr>
+        <w:tabs>
+          <w:tab w:val="num" w:pos="2160"/>
+        </w:tabs>
+        <w:ind w:left="2160" w:hanging="360"/>
+      </w:pPr>
+      <w:rPr>
+        <w:rFonts w:ascii="Symbol" w:hAnsi="Symbol" w:hint="default"/>
+        <w:sz w:val="20"/>
+      </w:rPr>
+    </w:lvl>
+    <w:lvl w:ilvl="3" w:tentative="1">
+      <w:start w:val="1"/>
+      <w:numFmt w:val="bullet"/>
+      <w:lvlText w:val=""/>
+      <w:lvlJc w:val="left"/>
+      <w:pPr>
+        <w:tabs>
+          <w:tab w:val="num" w:pos="2880"/>
+        </w:tabs>
+        <w:ind w:left="2880" w:hanging="360"/>
+      </w:pPr>
+      <w:rPr>
+        <w:rFonts w:ascii="Symbol" w:hAnsi="Symbol" w:hint="default"/>
+        <w:sz w:val="20"/>
+      </w:rPr>
+    </w:lvl>
+    <w:lvl w:ilvl="4" w:tentative="1">
+      <w:start w:val="1"/>
+      <w:numFmt w:val="bullet"/>
+      <w:lvlText w:val=""/>
+      <w:lvlJc w:val="left"/>
+      <w:pPr>
+        <w:tabs>
+          <w:tab w:val="num" w:pos="3600"/>
+        </w:tabs>
+        <w:ind w:left="3600" w:hanging="360"/>
+      </w:pPr>
+      <w:rPr>
+        <w:rFonts w:ascii="Symbol" w:hAnsi="Symbol" w:hint="default"/>
+        <w:sz w:val="20"/>
+      </w:rPr>
+    </w:lvl>
+    <w:lvl w:ilvl="5" w:tentative="1">
+      <w:start w:val="1"/>
+      <w:numFmt w:val="bullet"/>
+      <w:lvlText w:val=""/>
+      <w:lvlJc w:val="left"/>
+      <w:pPr>
+        <w:tabs>
+          <w:tab w:val="num" w:pos="4320"/>
+        </w:tabs>
+        <w:ind w:left="4320" w:hanging="360"/>
+      </w:pPr>
+      <w:rPr>
+        <w:rFonts w:ascii="Symbol" w:hAnsi="Symbol" w:hint="default"/>
+        <w:sz w:val="20"/>
+      </w:rPr>
+    </w:lvl>
+    <w:lvl w:ilvl="6" w:tentative="1">
+      <w:start w:val="1"/>
+      <w:numFmt w:val="bullet"/>
+      <w:lvlText w:val=""/>
+      <w:lvlJc w:val="left"/>
+      <w:pPr>
+        <w:tabs>
+          <w:tab w:val="num" w:pos="5040"/>
+        </w:tabs>
+        <w:ind w:left="5040" w:hanging="360"/>
+      </w:pPr>
+      <w:rPr>
+        <w:rFonts w:ascii="Symbol" w:hAnsi="Symbol" w:hint="default"/>
+        <w:sz w:val="20"/>
+      </w:rPr>
+    </w:lvl>
+    <w:lvl w:ilvl="7" w:tentative="1">
+      <w:start w:val="1"/>
+      <w:numFmt w:val="bullet"/>
+      <w:lvlText w:val=""/>
+      <w:lvlJc w:val="left"/>
+      <w:pPr>
+        <w:tabs>
+          <w:tab w:val="num" w:pos="5760"/>
+        </w:tabs>
+        <w:ind w:left="5760" w:hanging="360"/>
+      </w:pPr>
+      <w:rPr>
+        <w:rFonts w:ascii="Symbol" w:hAnsi="Symbol" w:hint="default"/>
+        <w:sz w:val="20"/>
+      </w:rPr>
+    </w:lvl>
+    <w:lvl w:ilvl="8" w:tentative="1">
+      <w:start w:val="1"/>
+      <w:numFmt w:val="bullet"/>
+      <w:lvlText w:val=""/>
+      <w:lvlJc w:val="left"/>
+      <w:pPr>
+        <w:tabs>
+          <w:tab w:val="num" w:pos="6480"/>
+        </w:tabs>
+        <w:ind w:left="6480" w:hanging="360"/>
+      </w:pPr>
+      <w:rPr>
+        <w:rFonts w:ascii="Symbol" w:hAnsi="Symbol" w:hint="default"/>
+        <w:sz w:val="20"/>
+      </w:rPr>
+    </w:lvl>
+  </w:abstractNum>
+  <w:abstractNum w:abstractNumId="12" w15:restartNumberingAfterBreak="0">
+    <w:nsid w:val="67C71464"/>
+    <w:multiLevelType w:val="multilevel"/>
+    <w:tmpl w:val="C94C20CC"/>
+    <w:lvl w:ilvl="0">
+      <w:start w:val="1"/>
+      <w:numFmt w:val="bullet"/>
+      <w:lvlText w:val=""/>
+      <w:lvlJc w:val="left"/>
+      <w:pPr>
+        <w:tabs>
+          <w:tab w:val="num" w:pos="720"/>
+        </w:tabs>
+        <w:ind w:left="720" w:hanging="360"/>
+      </w:pPr>
+      <w:rPr>
+        <w:rFonts w:ascii="Symbol" w:hAnsi="Symbol" w:hint="default"/>
+        <w:sz w:val="20"/>
+      </w:rPr>
+    </w:lvl>
+    <w:lvl w:ilvl="1">
+      <w:start w:val="1"/>
+      <w:numFmt w:val="bullet"/>
+      <w:lvlText w:val=""/>
+      <w:lvlJc w:val="left"/>
+      <w:pPr>
+        <w:tabs>
+          <w:tab w:val="num" w:pos="1440"/>
+        </w:tabs>
+        <w:ind w:left="1440" w:hanging="360"/>
+      </w:pPr>
+      <w:rPr>
+        <w:rFonts w:ascii="Symbol" w:hAnsi="Symbol" w:hint="default"/>
+        <w:sz w:val="20"/>
+      </w:rPr>
+    </w:lvl>
+    <w:lvl w:ilvl="2" w:tentative="1">
+      <w:start w:val="1"/>
+      <w:numFmt w:val="bullet"/>
+      <w:lvlText w:val=""/>
+      <w:lvlJc w:val="left"/>
+      <w:pPr>
+        <w:tabs>
+          <w:tab w:val="num" w:pos="2160"/>
+        </w:tabs>
+        <w:ind w:left="2160" w:hanging="360"/>
+      </w:pPr>
+      <w:rPr>
+        <w:rFonts w:ascii="Symbol" w:hAnsi="Symbol" w:hint="default"/>
+        <w:sz w:val="20"/>
+      </w:rPr>
+    </w:lvl>
+    <w:lvl w:ilvl="3" w:tentative="1">
+      <w:start w:val="1"/>
+      <w:numFmt w:val="bullet"/>
+      <w:lvlText w:val=""/>
+      <w:lvlJc w:val="left"/>
+      <w:pPr>
+        <w:tabs>
+          <w:tab w:val="num" w:pos="2880"/>
+        </w:tabs>
+        <w:ind w:left="2880" w:hanging="360"/>
+      </w:pPr>
+      <w:rPr>
+        <w:rFonts w:ascii="Symbol" w:hAnsi="Symbol" w:hint="default"/>
+        <w:sz w:val="20"/>
+      </w:rPr>
+    </w:lvl>
+    <w:lvl w:ilvl="4" w:tentative="1">
+      <w:start w:val="1"/>
+      <w:numFmt w:val="bullet"/>
+      <w:lvlText w:val=""/>
+      <w:lvlJc w:val="left"/>
+      <w:pPr>
+        <w:tabs>
+          <w:tab w:val="num" w:pos="3600"/>
+        </w:tabs>
+        <w:ind w:left="3600" w:hanging="360"/>
+      </w:pPr>
+      <w:rPr>
+        <w:rFonts w:ascii="Symbol" w:hAnsi="Symbol" w:hint="default"/>
+        <w:sz w:val="20"/>
+      </w:rPr>
+    </w:lvl>
+    <w:lvl w:ilvl="5" w:tentative="1">
+      <w:start w:val="1"/>
+      <w:numFmt w:val="bullet"/>
+      <w:lvlText w:val=""/>
+      <w:lvlJc w:val="left"/>
+      <w:pPr>
+        <w:tabs>
+          <w:tab w:val="num" w:pos="4320"/>
+        </w:tabs>
+        <w:ind w:left="4320" w:hanging="360"/>
+      </w:pPr>
+      <w:rPr>
+        <w:rFonts w:ascii="Symbol" w:hAnsi="Symbol" w:hint="default"/>
+        <w:sz w:val="20"/>
+      </w:rPr>
+    </w:lvl>
+    <w:lvl w:ilvl="6" w:tentative="1">
+      <w:start w:val="1"/>
+      <w:numFmt w:val="bullet"/>
+      <w:lvlText w:val=""/>
+      <w:lvlJc w:val="left"/>
+      <w:pPr>
+        <w:tabs>
+          <w:tab w:val="num" w:pos="5040"/>
+        </w:tabs>
+        <w:ind w:left="5040" w:hanging="360"/>
+      </w:pPr>
+      <w:rPr>
+        <w:rFonts w:ascii="Symbol" w:hAnsi="Symbol" w:hint="default"/>
+        <w:sz w:val="20"/>
+      </w:rPr>
+    </w:lvl>
+    <w:lvl w:ilvl="7" w:tentative="1">
+      <w:start w:val="1"/>
+      <w:numFmt w:val="bullet"/>
+      <w:lvlText w:val=""/>
+      <w:lvlJc w:val="left"/>
+      <w:pPr>
+        <w:tabs>
+          <w:tab w:val="num" w:pos="5760"/>
+        </w:tabs>
+        <w:ind w:left="5760" w:hanging="360"/>
+      </w:pPr>
+      <w:rPr>
+        <w:rFonts w:ascii="Symbol" w:hAnsi="Symbol" w:hint="default"/>
+        <w:sz w:val="20"/>
+      </w:rPr>
+    </w:lvl>
+    <w:lvl w:ilvl="8" w:tentative="1">
+      <w:start w:val="1"/>
+      <w:numFmt w:val="bullet"/>
+      <w:lvlText w:val=""/>
+      <w:lvlJc w:val="left"/>
+      <w:pPr>
+        <w:tabs>
+          <w:tab w:val="num" w:pos="6480"/>
+        </w:tabs>
+        <w:ind w:left="6480" w:hanging="360"/>
+      </w:pPr>
+      <w:rPr>
+        <w:rFonts w:ascii="Symbol" w:hAnsi="Symbol" w:hint="default"/>
+        <w:sz w:val="20"/>
+      </w:rPr>
+    </w:lvl>
+  </w:abstractNum>
+  <w:abstractNum w:abstractNumId="13" w15:restartNumberingAfterBreak="0">
+    <w:nsid w:val="79383267"/>
+    <w:multiLevelType w:val="multilevel"/>
+    <w:tmpl w:val="C19AE712"/>
+    <w:lvl w:ilvl="0">
+      <w:start w:val="1"/>
+      <w:numFmt w:val="bullet"/>
+      <w:lvlText w:val=""/>
+      <w:lvlJc w:val="left"/>
+      <w:pPr>
+        <w:tabs>
+          <w:tab w:val="num" w:pos="720"/>
+        </w:tabs>
+        <w:ind w:left="720" w:hanging="360"/>
+      </w:pPr>
+      <w:rPr>
+        <w:rFonts w:ascii="Symbol" w:hAnsi="Symbol" w:hint="default"/>
+        <w:sz w:val="20"/>
+      </w:rPr>
+    </w:lvl>
+    <w:lvl w:ilvl="1">
+      <w:start w:val="1"/>
+      <w:numFmt w:val="bullet"/>
+      <w:lvlText w:val=""/>
+      <w:lvlJc w:val="left"/>
+      <w:pPr>
+        <w:tabs>
+          <w:tab w:val="num" w:pos="1440"/>
+        </w:tabs>
+        <w:ind w:left="1440" w:hanging="360"/>
+      </w:pPr>
+      <w:rPr>
+        <w:rFonts w:ascii="Symbol" w:hAnsi="Symbol" w:hint="default"/>
+        <w:sz w:val="20"/>
+      </w:rPr>
+    </w:lvl>
+    <w:lvl w:ilvl="2">
+      <w:start w:val="1"/>
+      <w:numFmt w:val="bullet"/>
+      <w:lvlText w:val=""/>
+      <w:lvlJc w:val="left"/>
+      <w:pPr>
+        <w:tabs>
+          <w:tab w:val="num" w:pos="2160"/>
+        </w:tabs>
+        <w:ind w:left="2160" w:hanging="360"/>
+      </w:pPr>
+      <w:rPr>
+        <w:rFonts w:ascii="Symbol" w:hAnsi="Symbol" w:hint="default"/>
+        <w:sz w:val="20"/>
+      </w:rPr>
+    </w:lvl>
+    <w:lvl w:ilvl="3" w:tentative="1">
+      <w:start w:val="1"/>
+      <w:numFmt w:val="bullet"/>
+      <w:lvlText w:val=""/>
+      <w:lvlJc w:val="left"/>
+      <w:pPr>
+        <w:tabs>
+          <w:tab w:val="num" w:pos="2880"/>
+        </w:tabs>
+        <w:ind w:left="2880" w:hanging="360"/>
+      </w:pPr>
+      <w:rPr>
+        <w:rFonts w:ascii="Symbol" w:hAnsi="Symbol" w:hint="default"/>
+        <w:sz w:val="20"/>
+      </w:rPr>
+    </w:lvl>
+    <w:lvl w:ilvl="4" w:tentative="1">
+      <w:start w:val="1"/>
+      <w:numFmt w:val="bullet"/>
+      <w:lvlText w:val=""/>
+      <w:lvlJc w:val="left"/>
+      <w:pPr>
+        <w:tabs>
+          <w:tab w:val="num" w:pos="3600"/>
+        </w:tabs>
+        <w:ind w:left="3600" w:hanging="360"/>
+      </w:pPr>
+      <w:rPr>
+        <w:rFonts w:ascii="Symbol" w:hAnsi="Symbol" w:hint="default"/>
+        <w:sz w:val="20"/>
+      </w:rPr>
+    </w:lvl>
+    <w:lvl w:ilvl="5" w:tentative="1">
+      <w:start w:val="1"/>
+      <w:numFmt w:val="bullet"/>
+      <w:lvlText w:val=""/>
+      <w:lvlJc w:val="left"/>
+      <w:pPr>
+        <w:tabs>
+          <w:tab w:val="num" w:pos="4320"/>
+        </w:tabs>
+        <w:ind w:left="4320" w:hanging="360"/>
+      </w:pPr>
+      <w:rPr>
+        <w:rFonts w:ascii="Symbol" w:hAnsi="Symbol" w:hint="default"/>
+        <w:sz w:val="20"/>
+      </w:rPr>
+    </w:lvl>
+    <w:lvl w:ilvl="6" w:tentative="1">
+      <w:start w:val="1"/>
+      <w:numFmt w:val="bullet"/>
+      <w:lvlText w:val=""/>
+      <w:lvlJc w:val="left"/>
+      <w:pPr>
+        <w:tabs>
+          <w:tab w:val="num" w:pos="5040"/>
+        </w:tabs>
+        <w:ind w:left="5040" w:hanging="360"/>
+      </w:pPr>
+      <w:rPr>
+        <w:rFonts w:ascii="Symbol" w:hAnsi="Symbol" w:hint="default"/>
+        <w:sz w:val="20"/>
+      </w:rPr>
+    </w:lvl>
+    <w:lvl w:ilvl="7" w:tentative="1">
+      <w:start w:val="1"/>
+      <w:numFmt w:val="bullet"/>
+      <w:lvlText w:val=""/>
+      <w:lvlJc w:val="left"/>
+      <w:pPr>
+        <w:tabs>
+          <w:tab w:val="num" w:pos="5760"/>
+        </w:tabs>
+        <w:ind w:left="5760" w:hanging="360"/>
+      </w:pPr>
+      <w:rPr>
+        <w:rFonts w:ascii="Symbol" w:hAnsi="Symbol" w:hint="default"/>
+        <w:sz w:val="20"/>
+      </w:rPr>
+    </w:lvl>
+    <w:lvl w:ilvl="8" w:tentative="1">
+      <w:start w:val="1"/>
+      <w:numFmt w:val="bullet"/>
+      <w:lvlText w:val=""/>
+      <w:lvlJc w:val="left"/>
+      <w:pPr>
+        <w:tabs>
+          <w:tab w:val="num" w:pos="6480"/>
+        </w:tabs>
+        <w:ind w:left="6480" w:hanging="360"/>
+      </w:pPr>
+      <w:rPr>
+        <w:rFonts w:ascii="Symbol" w:hAnsi="Symbol" w:hint="default"/>
+        <w:sz w:val="20"/>
+      </w:rPr>
+    </w:lvl>
+  </w:abstractNum>
+  <w:abstractNum w:abstractNumId="14" w15:restartNumberingAfterBreak="0">
+    <w:nsid w:val="7F1D597B"/>
+    <w:multiLevelType w:val="multilevel"/>
+    <w:tmpl w:val="3230D044"/>
+    <w:lvl w:ilvl="0">
+      <w:start w:val="1"/>
+      <w:numFmt w:val="bullet"/>
+      <w:lvlText w:val=""/>
+      <w:lvlJc w:val="left"/>
+      <w:pPr>
+        <w:tabs>
+          <w:tab w:val="num" w:pos="720"/>
+        </w:tabs>
+        <w:ind w:left="720" w:hanging="360"/>
+      </w:pPr>
+      <w:rPr>
+        <w:rFonts w:ascii="Symbol" w:hAnsi="Symbol" w:hint="default"/>
+        <w:sz w:val="20"/>
+      </w:rPr>
+    </w:lvl>
+    <w:lvl w:ilvl="1">
+      <w:start w:val="1"/>
+      <w:numFmt w:val="bullet"/>
+      <w:lvlText w:val=""/>
+      <w:lvlJc w:val="left"/>
+      <w:pPr>
+        <w:tabs>
+          <w:tab w:val="num" w:pos="1440"/>
+        </w:tabs>
+        <w:ind w:left="1440" w:hanging="360"/>
+      </w:pPr>
+      <w:rPr>
+        <w:rFonts w:ascii="Symbol" w:hAnsi="Symbol" w:hint="default"/>
+        <w:sz w:val="20"/>
+      </w:rPr>
+    </w:lvl>
+    <w:lvl w:ilvl="2" w:tentative="1">
+      <w:start w:val="1"/>
+      <w:numFmt w:val="bullet"/>
+      <w:lvlText w:val=""/>
+      <w:lvlJc w:val="left"/>
+      <w:pPr>
+        <w:tabs>
+          <w:tab w:val="num" w:pos="2160"/>
+        </w:tabs>
+        <w:ind w:left="2160" w:hanging="360"/>
+      </w:pPr>
+      <w:rPr>
+        <w:rFonts w:ascii="Symbol" w:hAnsi="Symbol" w:hint="default"/>
+        <w:sz w:val="20"/>
+      </w:rPr>
+    </w:lvl>
+    <w:lvl w:ilvl="3" w:tentative="1">
+      <w:start w:val="1"/>
+      <w:numFmt w:val="bullet"/>
+      <w:lvlText w:val=""/>
+      <w:lvlJc w:val="left"/>
+      <w:pPr>
+        <w:tabs>
+          <w:tab w:val="num" w:pos="2880"/>
+        </w:tabs>
+        <w:ind w:left="2880" w:hanging="360"/>
+      </w:pPr>
+      <w:rPr>
+        <w:rFonts w:ascii="Symbol" w:hAnsi="Symbol" w:hint="default"/>
+        <w:sz w:val="20"/>
+      </w:rPr>
+    </w:lvl>
+    <w:lvl w:ilvl="4" w:tentative="1">
+      <w:start w:val="1"/>
+      <w:numFmt w:val="bullet"/>
+      <w:lvlText w:val=""/>
+      <w:lvlJc w:val="left"/>
+      <w:pPr>
+        <w:tabs>
+          <w:tab w:val="num" w:pos="3600"/>
+        </w:tabs>
+        <w:ind w:left="3600" w:hanging="360"/>
+      </w:pPr>
+      <w:rPr>
+        <w:rFonts w:ascii="Symbol" w:hAnsi="Symbol" w:hint="default"/>
+        <w:sz w:val="20"/>
+      </w:rPr>
+    </w:lvl>
+    <w:lvl w:ilvl="5" w:tentative="1">
+      <w:start w:val="1"/>
+      <w:numFmt w:val="bullet"/>
+      <w:lvlText w:val=""/>
+      <w:lvlJc w:val="left"/>
+      <w:pPr>
+        <w:tabs>
+          <w:tab w:val="num" w:pos="4320"/>
+        </w:tabs>
+        <w:ind w:left="4320" w:hanging="360"/>
+      </w:pPr>
+      <w:rPr>
+        <w:rFonts w:ascii="Symbol" w:hAnsi="Symbol" w:hint="default"/>
+        <w:sz w:val="20"/>
+      </w:rPr>
+    </w:lvl>
+    <w:lvl w:ilvl="6" w:tentative="1">
+      <w:start w:val="1"/>
+      <w:numFmt w:val="bullet"/>
+      <w:lvlText w:val=""/>
+      <w:lvlJc w:val="left"/>
+      <w:pPr>
+        <w:tabs>
+          <w:tab w:val="num" w:pos="5040"/>
+        </w:tabs>
+        <w:ind w:left="5040" w:hanging="360"/>
+      </w:pPr>
+      <w:rPr>
+        <w:rFonts w:ascii="Symbol" w:hAnsi="Symbol" w:hint="default"/>
+        <w:sz w:val="20"/>
+      </w:rPr>
+    </w:lvl>
+    <w:lvl w:ilvl="7" w:tentative="1">
+      <w:start w:val="1"/>
+      <w:numFmt w:val="bullet"/>
+      <w:lvlText w:val=""/>
+      <w:lvlJc w:val="left"/>
+      <w:pPr>
+        <w:tabs>
+          <w:tab w:val="num" w:pos="5760"/>
+        </w:tabs>
+        <w:ind w:left="5760" w:hanging="360"/>
+      </w:pPr>
+      <w:rPr>
+        <w:rFonts w:ascii="Symbol" w:hAnsi="Symbol" w:hint="default"/>
+        <w:sz w:val="20"/>
+      </w:rPr>
+    </w:lvl>
+    <w:lvl w:ilvl="8" w:tentative="1">
+      <w:start w:val="1"/>
+      <w:numFmt w:val="bullet"/>
+      <w:lvlText w:val=""/>
+      <w:lvlJc w:val="left"/>
+      <w:pPr>
+        <w:tabs>
+          <w:tab w:val="num" w:pos="6480"/>
+        </w:tabs>
+        <w:ind w:left="6480" w:hanging="360"/>
+      </w:pPr>
+      <w:rPr>
+        <w:rFonts w:ascii="Symbol" w:hAnsi="Symbol" w:hint="default"/>
+        <w:sz w:val="20"/>
+      </w:rPr>
+    </w:lvl>
+  </w:abstractNum>
   <w:num w:numId="1" w16cid:durableId="1135371909">
+    <w:abstractNumId w:val="7"/>
+  </w:num>
+  <w:num w:numId="2" w16cid:durableId="536551005">
+    <w:abstractNumId w:val="13"/>
+  </w:num>
+  <w:num w:numId="3" w16cid:durableId="1859464266">
+    <w:abstractNumId w:val="2"/>
+  </w:num>
+  <w:num w:numId="4" w16cid:durableId="1781296435">
+    <w:abstractNumId w:val="9"/>
+  </w:num>
+  <w:num w:numId="5" w16cid:durableId="1300721092">
+    <w:abstractNumId w:val="3"/>
+  </w:num>
+  <w:num w:numId="6" w16cid:durableId="2124155738">
+    <w:abstractNumId w:val="11"/>
+  </w:num>
+  <w:num w:numId="7" w16cid:durableId="989599988">
+    <w:abstractNumId w:val="4"/>
+  </w:num>
+  <w:num w:numId="8" w16cid:durableId="1277714356">
     <w:abstractNumId w:val="0"/>
+  </w:num>
+  <w:num w:numId="9" w16cid:durableId="279604511">
+    <w:abstractNumId w:val="10"/>
+  </w:num>
+  <w:num w:numId="10" w16cid:durableId="458111114">
+    <w:abstractNumId w:val="14"/>
+  </w:num>
+  <w:num w:numId="11" w16cid:durableId="547647456">
+    <w:abstractNumId w:val="6"/>
+  </w:num>
+  <w:num w:numId="12" w16cid:durableId="118649770">
+    <w:abstractNumId w:val="5"/>
+  </w:num>
+  <w:num w:numId="13" w16cid:durableId="2017993870">
+    <w:abstractNumId w:val="1"/>
+  </w:num>
+  <w:num w:numId="14" w16cid:durableId="1533498572">
+    <w:abstractNumId w:val="12"/>
+  </w:num>
+  <w:num w:numId="15" w16cid:durableId="625698485">
+    <w:abstractNumId w:val="8"/>
+  </w:num>
+  <w:num w:numId="16" w16cid:durableId="1198816703">
+    <w:abstractNumId w:val="8"/>
+    <w:lvlOverride w:ilvl="1">
+      <w:lvl w:ilvl="1">
+        <w:numFmt w:val="bullet"/>
+        <w:lvlText w:val=""/>
+        <w:lvlJc w:val="left"/>
+        <w:pPr>
+          <w:tabs>
+            <w:tab w:val="num" w:pos="1440"/>
+          </w:tabs>
+          <w:ind w:left="1440" w:hanging="360"/>
+        </w:pPr>
+        <w:rPr>
+          <w:rFonts w:ascii="Symbol" w:hAnsi="Symbol" w:hint="default"/>
+          <w:sz w:val="20"/>
+        </w:rPr>
+      </w:lvl>
+    </w:lvlOverride>
+  </w:num>
+  <w:num w:numId="17" w16cid:durableId="21325884">
+    <w:abstractNumId w:val="8"/>
+    <w:lvlOverride w:ilvl="1">
+      <w:startOverride w:val="2"/>
+    </w:lvlOverride>
+  </w:num>
+  <w:num w:numId="18" w16cid:durableId="1692417289">
+    <w:abstractNumId w:val="8"/>
+    <w:lvlOverride w:ilvl="1">
+      <w:lvl w:ilvl="1">
+        <w:numFmt w:val="bullet"/>
+        <w:lvlText w:val=""/>
+        <w:lvlJc w:val="left"/>
+        <w:pPr>
+          <w:tabs>
+            <w:tab w:val="num" w:pos="1440"/>
+          </w:tabs>
+          <w:ind w:left="1440" w:hanging="360"/>
+        </w:pPr>
+        <w:rPr>
+          <w:rFonts w:ascii="Symbol" w:hAnsi="Symbol" w:hint="default"/>
+          <w:sz w:val="20"/>
+        </w:rPr>
+      </w:lvl>
+    </w:lvlOverride>
+  </w:num>
+  <w:num w:numId="19" w16cid:durableId="322129660">
+    <w:abstractNumId w:val="8"/>
+    <w:lvlOverride w:ilvl="1">
+      <w:startOverride w:val="3"/>
+    </w:lvlOverride>
+  </w:num>
+  <w:num w:numId="20" w16cid:durableId="1169635147">
+    <w:abstractNumId w:val="8"/>
+    <w:lvlOverride w:ilvl="1">
+      <w:lvl w:ilvl="1">
+        <w:numFmt w:val="bullet"/>
+        <w:lvlText w:val=""/>
+        <w:lvlJc w:val="left"/>
+        <w:pPr>
+          <w:tabs>
+            <w:tab w:val="num" w:pos="1440"/>
+          </w:tabs>
+          <w:ind w:left="1440" w:hanging="360"/>
+        </w:pPr>
+        <w:rPr>
+          <w:rFonts w:ascii="Symbol" w:hAnsi="Symbol" w:hint="default"/>
+          <w:sz w:val="20"/>
+        </w:rPr>
+      </w:lvl>
+    </w:lvlOverride>
+  </w:num>
+  <w:num w:numId="21" w16cid:durableId="787118285">
+    <w:abstractNumId w:val="8"/>
+    <w:lvlOverride w:ilvl="1">
+      <w:startOverride w:val="4"/>
+    </w:lvlOverride>
+  </w:num>
+  <w:num w:numId="22" w16cid:durableId="1162771871">
+    <w:abstractNumId w:val="8"/>
+    <w:lvlOverride w:ilvl="1">
+      <w:lvl w:ilvl="1">
+        <w:numFmt w:val="bullet"/>
+        <w:lvlText w:val=""/>
+        <w:lvlJc w:val="left"/>
+        <w:pPr>
+          <w:tabs>
+            <w:tab w:val="num" w:pos="1440"/>
+          </w:tabs>
+          <w:ind w:left="1440" w:hanging="360"/>
+        </w:pPr>
+        <w:rPr>
+          <w:rFonts w:ascii="Symbol" w:hAnsi="Symbol" w:hint="default"/>
+          <w:sz w:val="20"/>
+        </w:rPr>
+      </w:lvl>
+    </w:lvlOverride>
   </w:num>
 </w:numbering>
 </file>
@@ -2093,7 +4870,6 @@
   <w:style w:type="character" w:default="1" w:styleId="a0">
     <w:name w:val="Default Paragraph Font"/>
     <w:uiPriority w:val="1"/>
-    <w:semiHidden/>
     <w:unhideWhenUsed/>
   </w:style>
   <w:style w:type="table" w:default="1" w:styleId="a1">
